--- a/01-security-policy-pack/01-security-policy-pack.docx
+++ b/01-security-policy-pack/01-security-policy-pack.docx
@@ -29,6 +29,7 @@
         <w:tblStyle w:val="Table"/>
         <w:tblLook w:firstRow="1" w:lastRow="0" w:firstColumn="0" w:lastColumn="0" w:noHBand="0" w:noVBand="0" w:val="0020"/>
         <w:jc w:val="start"/>
+        <w:tblLayout w:type="fixed"/>
         <w:tblBorders>
           <w:top w:val="single" w:sz="4" w:color="C9D3E0"/>
           <w:left w:val="single" w:sz="4" w:color="C9D3E0"/>
@@ -43,11 +44,11 @@
           <w:left w:w="80" w:type="dxa"/>
           <w:right w:w="80" w:type="dxa"/>
         </w:tblCellMar>
-        <w:tblW w:w="5000" w:type="pct"/>
+        <w:tblW w:w="9751" w:type="dxa"/>
       </w:tblPr>
       <w:tblGrid>
-        <w:gridCol w:w="3960"/>
-        <w:gridCol w:w="3960"/>
+        <w:gridCol w:w="4373"/>
+        <w:gridCol w:w="5377"/>
       </w:tblGrid>
       <w:tr>
         <w:trPr>
@@ -57,6 +58,7 @@
         </w:trPr>
         <w:tc>
           <w:tcPr>
+            <w:tcW w:type="dxa" w:w="4374"/>
             <w:shd w:val="clear" w:color="auto" w:fill="13315C"/>
           </w:tcPr>
           <w:p>
@@ -77,6 +79,7 @@
         </w:tc>
         <w:tc>
           <w:tcPr>
+            <w:tcW w:type="dxa" w:w="5377"/>
             <w:shd w:val="clear" w:color="auto" w:fill="13315C"/>
           </w:tcPr>
           <w:p>
@@ -101,7 +104,9 @@
           <w:cantSplit/>
         </w:trPr>
         <w:tc>
-          <w:tcPr/>
+          <w:tcPr>
+            <w:tcW w:type="dxa" w:w="4374"/>
+          </w:tcPr>
           <w:p>
             <w:pPr>
               <w:pStyle w:val="Compact"/>
@@ -117,7 +122,9 @@
           </w:p>
         </w:tc>
         <w:tc>
-          <w:tcPr/>
+          <w:tcPr>
+            <w:tcW w:type="dxa" w:w="5377"/>
+          </w:tcPr>
           <w:p>
             <w:pPr>
               <w:pStyle w:val="Compact"/>
@@ -139,6 +146,7 @@
         </w:trPr>
         <w:tc>
           <w:tcPr>
+            <w:tcW w:type="dxa" w:w="4374"/>
             <w:shd w:val="clear" w:color="auto" w:fill="F3F6FA"/>
           </w:tcPr>
           <w:p>
@@ -157,6 +165,7 @@
         </w:tc>
         <w:tc>
           <w:tcPr>
+            <w:tcW w:type="dxa" w:w="5377"/>
             <w:shd w:val="clear" w:color="auto" w:fill="F3F6FA"/>
           </w:tcPr>
           <w:p>
@@ -179,7 +188,9 @@
           <w:cantSplit/>
         </w:trPr>
         <w:tc>
-          <w:tcPr/>
+          <w:tcPr>
+            <w:tcW w:type="dxa" w:w="4374"/>
+          </w:tcPr>
           <w:p>
             <w:pPr>
               <w:pStyle w:val="Compact"/>
@@ -195,7 +206,9 @@
           </w:p>
         </w:tc>
         <w:tc>
-          <w:tcPr/>
+          <w:tcPr>
+            <w:tcW w:type="dxa" w:w="5377"/>
+          </w:tcPr>
           <w:p>
             <w:pPr>
               <w:pStyle w:val="Compact"/>
@@ -217,6 +230,7 @@
         </w:trPr>
         <w:tc>
           <w:tcPr>
+            <w:tcW w:type="dxa" w:w="4374"/>
             <w:shd w:val="clear" w:color="auto" w:fill="F3F6FA"/>
           </w:tcPr>
           <w:p>
@@ -235,6 +249,7 @@
         </w:tc>
         <w:tc>
           <w:tcPr>
+            <w:tcW w:type="dxa" w:w="5377"/>
             <w:shd w:val="clear" w:color="auto" w:fill="F3F6FA"/>
           </w:tcPr>
           <w:p>
@@ -257,7 +272,9 @@
           <w:cantSplit/>
         </w:trPr>
         <w:tc>
-          <w:tcPr/>
+          <w:tcPr>
+            <w:tcW w:type="dxa" w:w="4374"/>
+          </w:tcPr>
           <w:p>
             <w:pPr>
               <w:pStyle w:val="Compact"/>
@@ -273,7 +290,9 @@
           </w:p>
         </w:tc>
         <w:tc>
-          <w:tcPr/>
+          <w:tcPr>
+            <w:tcW w:type="dxa" w:w="5377"/>
+          </w:tcPr>
           <w:p>
             <w:pPr>
               <w:pStyle w:val="Compact"/>
@@ -295,6 +314,7 @@
         </w:trPr>
         <w:tc>
           <w:tcPr>
+            <w:tcW w:type="dxa" w:w="4374"/>
             <w:shd w:val="clear" w:color="auto" w:fill="F3F6FA"/>
           </w:tcPr>
           <w:p>
@@ -313,6 +333,7 @@
         </w:tc>
         <w:tc>
           <w:tcPr>
+            <w:tcW w:type="dxa" w:w="5377"/>
             <w:shd w:val="clear" w:color="auto" w:fill="F3F6FA"/>
           </w:tcPr>
           <w:p>
@@ -335,7 +356,9 @@
           <w:cantSplit/>
         </w:trPr>
         <w:tc>
-          <w:tcPr/>
+          <w:tcPr>
+            <w:tcW w:type="dxa" w:w="4374"/>
+          </w:tcPr>
           <w:p>
             <w:pPr>
               <w:pStyle w:val="Compact"/>
@@ -351,7 +374,9 @@
           </w:p>
         </w:tc>
         <w:tc>
-          <w:tcPr/>
+          <w:tcPr>
+            <w:tcW w:type="dxa" w:w="5377"/>
+          </w:tcPr>
           <w:p>
             <w:pPr>
               <w:pStyle w:val="Compact"/>
@@ -373,6 +398,7 @@
         </w:trPr>
         <w:tc>
           <w:tcPr>
+            <w:tcW w:type="dxa" w:w="4374"/>
             <w:shd w:val="clear" w:color="auto" w:fill="F3F6FA"/>
           </w:tcPr>
           <w:p>
@@ -391,6 +417,7 @@
         </w:tc>
         <w:tc>
           <w:tcPr>
+            <w:tcW w:type="dxa" w:w="5377"/>
             <w:shd w:val="clear" w:color="auto" w:fill="F3F6FA"/>
           </w:tcPr>
           <w:p>
@@ -468,6 +495,7 @@
         <w:tblStyle w:val="Table"/>
         <w:tblLook w:firstRow="1" w:lastRow="0" w:firstColumn="0" w:lastColumn="0" w:noHBand="0" w:noVBand="0" w:val="0020"/>
         <w:jc w:val="start"/>
+        <w:tblLayout w:type="fixed"/>
         <w:tblBorders>
           <w:top w:val="single" w:sz="4" w:color="C9D3E0"/>
           <w:left w:val="single" w:sz="4" w:color="C9D3E0"/>
@@ -482,11 +510,11 @@
           <w:left w:w="80" w:type="dxa"/>
           <w:right w:w="80" w:type="dxa"/>
         </w:tblCellMar>
-        <w:tblW w:w="5000" w:type="pct"/>
+        <w:tblW w:w="9751" w:type="dxa"/>
       </w:tblPr>
       <w:tblGrid>
-        <w:gridCol w:w="3960"/>
-        <w:gridCol w:w="3960"/>
+        <w:gridCol w:w="2472"/>
+        <w:gridCol w:w="7278"/>
       </w:tblGrid>
       <w:tr>
         <w:trPr>
@@ -496,6 +524,7 @@
         </w:trPr>
         <w:tc>
           <w:tcPr>
+            <w:tcW w:type="dxa" w:w="2472"/>
             <w:shd w:val="clear" w:color="auto" w:fill="13315C"/>
           </w:tcPr>
           <w:p>
@@ -516,6 +545,7 @@
         </w:tc>
         <w:tc>
           <w:tcPr>
+            <w:tcW w:type="dxa" w:w="7279"/>
             <w:shd w:val="clear" w:color="auto" w:fill="13315C"/>
           </w:tcPr>
           <w:p>
@@ -540,7 +570,9 @@
           <w:cantSplit/>
         </w:trPr>
         <w:tc>
-          <w:tcPr/>
+          <w:tcPr>
+            <w:tcW w:type="dxa" w:w="2472"/>
+          </w:tcPr>
           <w:p>
             <w:pPr>
               <w:pStyle w:val="Compact"/>
@@ -556,7 +588,9 @@
           </w:p>
         </w:tc>
         <w:tc>
-          <w:tcPr/>
+          <w:tcPr>
+            <w:tcW w:type="dxa" w:w="7279"/>
+          </w:tcPr>
           <w:p>
             <w:pPr>
               <w:pStyle w:val="Compact"/>
@@ -578,6 +612,7 @@
         </w:trPr>
         <w:tc>
           <w:tcPr>
+            <w:tcW w:type="dxa" w:w="2472"/>
             <w:shd w:val="clear" w:color="auto" w:fill="F3F6FA"/>
           </w:tcPr>
           <w:p>
@@ -596,6 +631,7 @@
         </w:tc>
         <w:tc>
           <w:tcPr>
+            <w:tcW w:type="dxa" w:w="7279"/>
             <w:shd w:val="clear" w:color="auto" w:fill="F3F6FA"/>
           </w:tcPr>
           <w:p>
@@ -618,7 +654,9 @@
           <w:cantSplit/>
         </w:trPr>
         <w:tc>
-          <w:tcPr/>
+          <w:tcPr>
+            <w:tcW w:type="dxa" w:w="2472"/>
+          </w:tcPr>
           <w:p>
             <w:pPr>
               <w:pStyle w:val="Compact"/>
@@ -634,7 +672,9 @@
           </w:p>
         </w:tc>
         <w:tc>
-          <w:tcPr/>
+          <w:tcPr>
+            <w:tcW w:type="dxa" w:w="7279"/>
+          </w:tcPr>
           <w:p>
             <w:pPr>
               <w:pStyle w:val="Compact"/>
@@ -656,6 +696,7 @@
         </w:trPr>
         <w:tc>
           <w:tcPr>
+            <w:tcW w:type="dxa" w:w="2472"/>
             <w:shd w:val="clear" w:color="auto" w:fill="F3F6FA"/>
           </w:tcPr>
           <w:p>
@@ -674,6 +715,7 @@
         </w:tc>
         <w:tc>
           <w:tcPr>
+            <w:tcW w:type="dxa" w:w="7279"/>
             <w:shd w:val="clear" w:color="auto" w:fill="F3F6FA"/>
           </w:tcPr>
           <w:p>
@@ -696,7 +738,9 @@
           <w:cantSplit/>
         </w:trPr>
         <w:tc>
-          <w:tcPr/>
+          <w:tcPr>
+            <w:tcW w:type="dxa" w:w="2472"/>
+          </w:tcPr>
           <w:p>
             <w:pPr>
               <w:pStyle w:val="Compact"/>
@@ -712,7 +756,9 @@
           </w:p>
         </w:tc>
         <w:tc>
-          <w:tcPr/>
+          <w:tcPr>
+            <w:tcW w:type="dxa" w:w="7279"/>
+          </w:tcPr>
           <w:p>
             <w:pPr>
               <w:pStyle w:val="Compact"/>
@@ -734,6 +780,7 @@
         </w:trPr>
         <w:tc>
           <w:tcPr>
+            <w:tcW w:type="dxa" w:w="2472"/>
             <w:shd w:val="clear" w:color="auto" w:fill="F3F6FA"/>
           </w:tcPr>
           <w:p>
@@ -752,6 +799,7 @@
         </w:tc>
         <w:tc>
           <w:tcPr>
+            <w:tcW w:type="dxa" w:w="7279"/>
             <w:shd w:val="clear" w:color="auto" w:fill="F3F6FA"/>
           </w:tcPr>
           <w:p>
@@ -774,7 +822,9 @@
           <w:cantSplit/>
         </w:trPr>
         <w:tc>
-          <w:tcPr/>
+          <w:tcPr>
+            <w:tcW w:type="dxa" w:w="2472"/>
+          </w:tcPr>
           <w:p>
             <w:pPr>
               <w:pStyle w:val="Compact"/>
@@ -790,7 +840,9 @@
           </w:p>
         </w:tc>
         <w:tc>
-          <w:tcPr/>
+          <w:tcPr>
+            <w:tcW w:type="dxa" w:w="7279"/>
+          </w:tcPr>
           <w:p>
             <w:pPr>
               <w:pStyle w:val="Compact"/>
@@ -812,6 +864,7 @@
         </w:trPr>
         <w:tc>
           <w:tcPr>
+            <w:tcW w:type="dxa" w:w="2472"/>
             <w:shd w:val="clear" w:color="auto" w:fill="F3F6FA"/>
           </w:tcPr>
           <w:p>
@@ -830,6 +883,7 @@
         </w:tc>
         <w:tc>
           <w:tcPr>
+            <w:tcW w:type="dxa" w:w="7279"/>
             <w:shd w:val="clear" w:color="auto" w:fill="F3F6FA"/>
           </w:tcPr>
           <w:p>
@@ -852,7 +906,9 @@
           <w:cantSplit/>
         </w:trPr>
         <w:tc>
-          <w:tcPr/>
+          <w:tcPr>
+            <w:tcW w:type="dxa" w:w="2472"/>
+          </w:tcPr>
           <w:p>
             <w:pPr>
               <w:pStyle w:val="Compact"/>
@@ -868,7 +924,9 @@
           </w:p>
         </w:tc>
         <w:tc>
-          <w:tcPr/>
+          <w:tcPr>
+            <w:tcW w:type="dxa" w:w="7279"/>
+          </w:tcPr>
           <w:p>
             <w:pPr>
               <w:pStyle w:val="Compact"/>
@@ -890,6 +948,7 @@
         </w:trPr>
         <w:tc>
           <w:tcPr>
+            <w:tcW w:type="dxa" w:w="2472"/>
             <w:shd w:val="clear" w:color="auto" w:fill="F3F6FA"/>
           </w:tcPr>
           <w:p>
@@ -908,6 +967,7 @@
         </w:tc>
         <w:tc>
           <w:tcPr>
+            <w:tcW w:type="dxa" w:w="7279"/>
             <w:shd w:val="clear" w:color="auto" w:fill="F3F6FA"/>
           </w:tcPr>
           <w:p>
@@ -1063,6 +1123,7 @@
         <w:tblStyle w:val="Table"/>
         <w:tblLook w:firstRow="1" w:lastRow="0" w:firstColumn="0" w:lastColumn="0" w:noHBand="0" w:noVBand="0" w:val="0020"/>
         <w:jc w:val="start"/>
+        <w:tblLayout w:type="fixed"/>
         <w:tblBorders>
           <w:top w:val="single" w:sz="4" w:color="C9D3E0"/>
           <w:left w:val="single" w:sz="4" w:color="C9D3E0"/>
@@ -1077,14 +1138,14 @@
           <w:left w:w="80" w:type="dxa"/>
           <w:right w:w="80" w:type="dxa"/>
         </w:tblCellMar>
-        <w:tblW w:w="5000" w:type="pct"/>
+        <w:tblW w:w="9751" w:type="dxa"/>
       </w:tblPr>
       <w:tblGrid>
-        <w:gridCol w:w="1584"/>
-        <w:gridCol w:w="1584"/>
-        <w:gridCol w:w="1584"/>
-        <w:gridCol w:w="1584"/>
-        <w:gridCol w:w="1584"/>
+        <w:gridCol w:w="1038"/>
+        <w:gridCol w:w="2279"/>
+        <w:gridCol w:w="1133"/>
+        <w:gridCol w:w="1385"/>
+        <w:gridCol w:w="3914"/>
       </w:tblGrid>
       <w:tr>
         <w:trPr>
@@ -1094,6 +1155,7 @@
         </w:trPr>
         <w:tc>
           <w:tcPr>
+            <w:tcW w:type="dxa" w:w="1039"/>
             <w:shd w:val="clear" w:color="auto" w:fill="13315C"/>
           </w:tcPr>
           <w:p>
@@ -1114,6 +1176,7 @@
         </w:tc>
         <w:tc>
           <w:tcPr>
+            <w:tcW w:type="dxa" w:w="2280"/>
             <w:shd w:val="clear" w:color="auto" w:fill="13315C"/>
           </w:tcPr>
           <w:p>
@@ -1134,6 +1197,7 @@
         </w:tc>
         <w:tc>
           <w:tcPr>
+            <w:tcW w:type="dxa" w:w="1133"/>
             <w:shd w:val="clear" w:color="auto" w:fill="13315C"/>
           </w:tcPr>
           <w:p>
@@ -1154,6 +1218,7 @@
         </w:tc>
         <w:tc>
           <w:tcPr>
+            <w:tcW w:type="dxa" w:w="1385"/>
             <w:shd w:val="clear" w:color="auto" w:fill="13315C"/>
           </w:tcPr>
           <w:p>
@@ -1174,6 +1239,7 @@
         </w:tc>
         <w:tc>
           <w:tcPr>
+            <w:tcW w:type="dxa" w:w="3914"/>
             <w:shd w:val="clear" w:color="auto" w:fill="13315C"/>
           </w:tcPr>
           <w:p>
@@ -1198,7 +1264,9 @@
           <w:cantSplit/>
         </w:trPr>
         <w:tc>
-          <w:tcPr/>
+          <w:tcPr>
+            <w:tcW w:type="dxa" w:w="1039"/>
+          </w:tcPr>
           <w:p>
             <w:pPr>
               <w:pStyle w:val="Compact"/>
@@ -1214,7 +1282,9 @@
           </w:p>
         </w:tc>
         <w:tc>
-          <w:tcPr/>
+          <w:tcPr>
+            <w:tcW w:type="dxa" w:w="2280"/>
+          </w:tcPr>
           <w:p>
             <w:pPr>
               <w:pStyle w:val="Compact"/>
@@ -1230,7 +1300,9 @@
           </w:p>
         </w:tc>
         <w:tc>
-          <w:tcPr/>
+          <w:tcPr>
+            <w:tcW w:type="dxa" w:w="1133"/>
+          </w:tcPr>
           <w:p>
             <w:pPr>
               <w:pStyle w:val="Compact"/>
@@ -1246,7 +1318,9 @@
           </w:p>
         </w:tc>
         <w:tc>
-          <w:tcPr/>
+          <w:tcPr>
+            <w:tcW w:type="dxa" w:w="1385"/>
+          </w:tcPr>
           <w:p>
             <w:pPr>
               <w:pStyle w:val="Compact"/>
@@ -1262,7 +1336,9 @@
           </w:p>
         </w:tc>
         <w:tc>
-          <w:tcPr/>
+          <w:tcPr>
+            <w:tcW w:type="dxa" w:w="3914"/>
+          </w:tcPr>
           <w:p>
             <w:pPr>
               <w:pStyle w:val="Compact"/>
@@ -1284,6 +1360,7 @@
         </w:trPr>
         <w:tc>
           <w:tcPr>
+            <w:tcW w:type="dxa" w:w="1039"/>
             <w:shd w:val="clear" w:color="auto" w:fill="F3F6FA"/>
           </w:tcPr>
           <w:p>
@@ -1302,6 +1379,7 @@
         </w:tc>
         <w:tc>
           <w:tcPr>
+            <w:tcW w:type="dxa" w:w="2280"/>
             <w:shd w:val="clear" w:color="auto" w:fill="F3F6FA"/>
           </w:tcPr>
           <w:p>
@@ -1320,6 +1398,7 @@
         </w:tc>
         <w:tc>
           <w:tcPr>
+            <w:tcW w:type="dxa" w:w="1133"/>
             <w:shd w:val="clear" w:color="auto" w:fill="F3F6FA"/>
           </w:tcPr>
           <w:p>
@@ -1338,6 +1417,7 @@
         </w:tc>
         <w:tc>
           <w:tcPr>
+            <w:tcW w:type="dxa" w:w="1385"/>
             <w:shd w:val="clear" w:color="auto" w:fill="F3F6FA"/>
           </w:tcPr>
           <w:p>
@@ -1356,6 +1436,7 @@
         </w:tc>
         <w:tc>
           <w:tcPr>
+            <w:tcW w:type="dxa" w:w="3914"/>
             <w:shd w:val="clear" w:color="auto" w:fill="F3F6FA"/>
           </w:tcPr>
           <w:p>
@@ -1378,7 +1459,9 @@
           <w:cantSplit/>
         </w:trPr>
         <w:tc>
-          <w:tcPr/>
+          <w:tcPr>
+            <w:tcW w:type="dxa" w:w="1039"/>
+          </w:tcPr>
           <w:p>
             <w:pPr>
               <w:pStyle w:val="Compact"/>
@@ -1394,7 +1477,9 @@
           </w:p>
         </w:tc>
         <w:tc>
-          <w:tcPr/>
+          <w:tcPr>
+            <w:tcW w:type="dxa" w:w="2280"/>
+          </w:tcPr>
           <w:p>
             <w:pPr>
               <w:pStyle w:val="Compact"/>
@@ -1410,7 +1495,9 @@
           </w:p>
         </w:tc>
         <w:tc>
-          <w:tcPr/>
+          <w:tcPr>
+            <w:tcW w:type="dxa" w:w="1133"/>
+          </w:tcPr>
           <w:p>
             <w:pPr>
               <w:pStyle w:val="Compact"/>
@@ -1426,7 +1513,9 @@
           </w:p>
         </w:tc>
         <w:tc>
-          <w:tcPr/>
+          <w:tcPr>
+            <w:tcW w:type="dxa" w:w="1385"/>
+          </w:tcPr>
           <w:p>
             <w:pPr>
               <w:pStyle w:val="Compact"/>
@@ -1442,7 +1531,9 @@
           </w:p>
         </w:tc>
         <w:tc>
-          <w:tcPr/>
+          <w:tcPr>
+            <w:tcW w:type="dxa" w:w="3914"/>
+          </w:tcPr>
           <w:p>
             <w:pPr>
               <w:pStyle w:val="Compact"/>
@@ -1464,6 +1555,7 @@
         </w:trPr>
         <w:tc>
           <w:tcPr>
+            <w:tcW w:type="dxa" w:w="1039"/>
             <w:shd w:val="clear" w:color="auto" w:fill="F3F6FA"/>
           </w:tcPr>
           <w:p>
@@ -1482,6 +1574,7 @@
         </w:tc>
         <w:tc>
           <w:tcPr>
+            <w:tcW w:type="dxa" w:w="2280"/>
             <w:shd w:val="clear" w:color="auto" w:fill="F3F6FA"/>
           </w:tcPr>
           <w:p>
@@ -1500,6 +1593,7 @@
         </w:tc>
         <w:tc>
           <w:tcPr>
+            <w:tcW w:type="dxa" w:w="1133"/>
             <w:shd w:val="clear" w:color="auto" w:fill="F3F6FA"/>
           </w:tcPr>
           <w:p>
@@ -1518,6 +1612,7 @@
         </w:tc>
         <w:tc>
           <w:tcPr>
+            <w:tcW w:type="dxa" w:w="1385"/>
             <w:shd w:val="clear" w:color="auto" w:fill="F3F6FA"/>
           </w:tcPr>
           <w:p>
@@ -1536,6 +1631,7 @@
         </w:tc>
         <w:tc>
           <w:tcPr>
+            <w:tcW w:type="dxa" w:w="3914"/>
             <w:shd w:val="clear" w:color="auto" w:fill="F3F6FA"/>
           </w:tcPr>
           <w:p>
@@ -1603,6 +1699,7 @@
         <w:tblStyle w:val="Table"/>
         <w:tblLook w:firstRow="1" w:lastRow="0" w:firstColumn="0" w:lastColumn="0" w:noHBand="0" w:noVBand="0" w:val="0020"/>
         <w:jc w:val="start"/>
+        <w:tblLayout w:type="fixed"/>
         <w:tblBorders>
           <w:top w:val="single" w:sz="4" w:color="C9D3E0"/>
           <w:left w:val="single" w:sz="4" w:color="C9D3E0"/>
@@ -1617,18 +1714,18 @@
           <w:left w:w="80" w:type="dxa"/>
           <w:right w:w="80" w:type="dxa"/>
         </w:tblCellMar>
-        <w:tblW w:w="5000" w:type="pct"/>
+        <w:tblW w:w="9751" w:type="dxa"/>
       </w:tblPr>
       <w:tblGrid>
-        <w:gridCol w:w="880"/>
-        <w:gridCol w:w="880"/>
-        <w:gridCol w:w="880"/>
-        <w:gridCol w:w="880"/>
-        <w:gridCol w:w="880"/>
-        <w:gridCol w:w="880"/>
-        <w:gridCol w:w="880"/>
-        <w:gridCol w:w="880"/>
-        <w:gridCol w:w="880"/>
+        <w:gridCol w:w="932"/>
+        <w:gridCol w:w="2282"/>
+        <w:gridCol w:w="727"/>
+        <w:gridCol w:w="1450"/>
+        <w:gridCol w:w="831"/>
+        <w:gridCol w:w="847"/>
+        <w:gridCol w:w="935"/>
+        <w:gridCol w:w="847"/>
+        <w:gridCol w:w="896"/>
       </w:tblGrid>
       <w:tr>
         <w:trPr>
@@ -1638,6 +1735,7 @@
         </w:trPr>
         <w:tc>
           <w:tcPr>
+            <w:tcW w:type="dxa" w:w="932"/>
             <w:shd w:val="clear" w:color="auto" w:fill="13315C"/>
           </w:tcPr>
           <w:p>
@@ -1658,6 +1756,7 @@
         </w:tc>
         <w:tc>
           <w:tcPr>
+            <w:tcW w:type="dxa" w:w="2282"/>
             <w:shd w:val="clear" w:color="auto" w:fill="13315C"/>
           </w:tcPr>
           <w:p>
@@ -1678,6 +1777,7 @@
         </w:tc>
         <w:tc>
           <w:tcPr>
+            <w:tcW w:type="dxa" w:w="728"/>
             <w:shd w:val="clear" w:color="auto" w:fill="13315C"/>
           </w:tcPr>
           <w:p>
@@ -1698,6 +1798,7 @@
         </w:tc>
         <w:tc>
           <w:tcPr>
+            <w:tcW w:type="dxa" w:w="1450"/>
             <w:shd w:val="clear" w:color="auto" w:fill="13315C"/>
           </w:tcPr>
           <w:p>
@@ -1718,6 +1819,7 @@
         </w:tc>
         <w:tc>
           <w:tcPr>
+            <w:tcW w:type="dxa" w:w="832"/>
             <w:shd w:val="clear" w:color="auto" w:fill="13315C"/>
           </w:tcPr>
           <w:p>
@@ -1738,6 +1840,7 @@
         </w:tc>
         <w:tc>
           <w:tcPr>
+            <w:tcW w:type="dxa" w:w="847"/>
             <w:shd w:val="clear" w:color="auto" w:fill="13315C"/>
           </w:tcPr>
           <w:p>
@@ -1758,6 +1861,7 @@
         </w:tc>
         <w:tc>
           <w:tcPr>
+            <w:tcW w:type="dxa" w:w="936"/>
             <w:shd w:val="clear" w:color="auto" w:fill="13315C"/>
           </w:tcPr>
           <w:p>
@@ -1778,6 +1882,7 @@
         </w:tc>
         <w:tc>
           <w:tcPr>
+            <w:tcW w:type="dxa" w:w="847"/>
             <w:shd w:val="clear" w:color="auto" w:fill="13315C"/>
           </w:tcPr>
           <w:p>
@@ -1798,6 +1903,7 @@
         </w:tc>
         <w:tc>
           <w:tcPr>
+            <w:tcW w:type="dxa" w:w="897"/>
             <w:shd w:val="clear" w:color="auto" w:fill="13315C"/>
           </w:tcPr>
           <w:p>
@@ -1822,7 +1928,9 @@
           <w:cantSplit/>
         </w:trPr>
         <w:tc>
-          <w:tcPr/>
+          <w:tcPr>
+            <w:tcW w:type="dxa" w:w="932"/>
+          </w:tcPr>
           <w:p>
             <w:pPr>
               <w:pStyle w:val="Compact"/>
@@ -1838,7 +1946,9 @@
           </w:p>
         </w:tc>
         <w:tc>
-          <w:tcPr/>
+          <w:tcPr>
+            <w:tcW w:type="dxa" w:w="2282"/>
+          </w:tcPr>
           <w:p>
             <w:pPr>
               <w:pStyle w:val="Compact"/>
@@ -1854,7 +1964,9 @@
           </w:p>
         </w:tc>
         <w:tc>
-          <w:tcPr/>
+          <w:tcPr>
+            <w:tcW w:type="dxa" w:w="728"/>
+          </w:tcPr>
           <w:p>
             <w:pPr>
               <w:pStyle w:val="Compact"/>
@@ -1870,7 +1982,9 @@
           </w:p>
         </w:tc>
         <w:tc>
-          <w:tcPr/>
+          <w:tcPr>
+            <w:tcW w:type="dxa" w:w="1450"/>
+          </w:tcPr>
           <w:p>
             <w:pPr>
               <w:pStyle w:val="Compact"/>
@@ -1886,7 +2000,9 @@
           </w:p>
         </w:tc>
         <w:tc>
-          <w:tcPr/>
+          <w:tcPr>
+            <w:tcW w:type="dxa" w:w="832"/>
+          </w:tcPr>
           <w:p>
             <w:pPr>
               <w:pStyle w:val="Compact"/>
@@ -1902,7 +2018,9 @@
           </w:p>
         </w:tc>
         <w:tc>
-          <w:tcPr/>
+          <w:tcPr>
+            <w:tcW w:type="dxa" w:w="847"/>
+          </w:tcPr>
           <w:p>
             <w:pPr>
               <w:pStyle w:val="Compact"/>
@@ -1918,7 +2036,9 @@
           </w:p>
         </w:tc>
         <w:tc>
-          <w:tcPr/>
+          <w:tcPr>
+            <w:tcW w:type="dxa" w:w="936"/>
+          </w:tcPr>
           <w:p>
             <w:pPr>
               <w:pStyle w:val="Compact"/>
@@ -1934,7 +2054,9 @@
           </w:p>
         </w:tc>
         <w:tc>
-          <w:tcPr/>
+          <w:tcPr>
+            <w:tcW w:type="dxa" w:w="847"/>
+          </w:tcPr>
           <w:p>
             <w:pPr>
               <w:pStyle w:val="Compact"/>
@@ -1950,7 +2072,9 @@
           </w:p>
         </w:tc>
         <w:tc>
-          <w:tcPr/>
+          <w:tcPr>
+            <w:tcW w:type="dxa" w:w="897"/>
+          </w:tcPr>
           <w:p>
             <w:pPr>
               <w:pStyle w:val="Compact"/>
@@ -1972,6 +2096,7 @@
         </w:trPr>
         <w:tc>
           <w:tcPr>
+            <w:tcW w:type="dxa" w:w="932"/>
             <w:shd w:val="clear" w:color="auto" w:fill="F3F6FA"/>
           </w:tcPr>
           <w:p>
@@ -1990,6 +2115,7 @@
         </w:tc>
         <w:tc>
           <w:tcPr>
+            <w:tcW w:type="dxa" w:w="2282"/>
             <w:shd w:val="clear" w:color="auto" w:fill="F3F6FA"/>
           </w:tcPr>
           <w:p>
@@ -2008,6 +2134,7 @@
         </w:tc>
         <w:tc>
           <w:tcPr>
+            <w:tcW w:type="dxa" w:w="728"/>
             <w:shd w:val="clear" w:color="auto" w:fill="F3F6FA"/>
           </w:tcPr>
           <w:p>
@@ -2026,6 +2153,7 @@
         </w:tc>
         <w:tc>
           <w:tcPr>
+            <w:tcW w:type="dxa" w:w="1450"/>
             <w:shd w:val="clear" w:color="auto" w:fill="F3F6FA"/>
           </w:tcPr>
           <w:p>
@@ -2044,6 +2172,7 @@
         </w:tc>
         <w:tc>
           <w:tcPr>
+            <w:tcW w:type="dxa" w:w="832"/>
             <w:shd w:val="clear" w:color="auto" w:fill="F3F6FA"/>
           </w:tcPr>
           <w:p>
@@ -2062,6 +2191,7 @@
         </w:tc>
         <w:tc>
           <w:tcPr>
+            <w:tcW w:type="dxa" w:w="847"/>
             <w:shd w:val="clear" w:color="auto" w:fill="F3F6FA"/>
           </w:tcPr>
           <w:p>
@@ -2080,6 +2210,7 @@
         </w:tc>
         <w:tc>
           <w:tcPr>
+            <w:tcW w:type="dxa" w:w="936"/>
             <w:shd w:val="clear" w:color="auto" w:fill="F3F6FA"/>
           </w:tcPr>
           <w:p>
@@ -2098,6 +2229,7 @@
         </w:tc>
         <w:tc>
           <w:tcPr>
+            <w:tcW w:type="dxa" w:w="847"/>
             <w:shd w:val="clear" w:color="auto" w:fill="F3F6FA"/>
           </w:tcPr>
           <w:p>
@@ -2116,6 +2248,7 @@
         </w:tc>
         <w:tc>
           <w:tcPr>
+            <w:tcW w:type="dxa" w:w="897"/>
             <w:shd w:val="clear" w:color="auto" w:fill="F3F6FA"/>
           </w:tcPr>
           <w:p>
@@ -2138,7 +2271,9 @@
           <w:cantSplit/>
         </w:trPr>
         <w:tc>
-          <w:tcPr/>
+          <w:tcPr>
+            <w:tcW w:type="dxa" w:w="932"/>
+          </w:tcPr>
           <w:p>
             <w:pPr>
               <w:pStyle w:val="Compact"/>
@@ -2154,7 +2289,9 @@
           </w:p>
         </w:tc>
         <w:tc>
-          <w:tcPr/>
+          <w:tcPr>
+            <w:tcW w:type="dxa" w:w="2282"/>
+          </w:tcPr>
           <w:p>
             <w:pPr>
               <w:pStyle w:val="Compact"/>
@@ -2170,7 +2307,9 @@
           </w:p>
         </w:tc>
         <w:tc>
-          <w:tcPr/>
+          <w:tcPr>
+            <w:tcW w:type="dxa" w:w="728"/>
+          </w:tcPr>
           <w:p>
             <w:pPr>
               <w:pStyle w:val="Compact"/>
@@ -2186,7 +2325,9 @@
           </w:p>
         </w:tc>
         <w:tc>
-          <w:tcPr/>
+          <w:tcPr>
+            <w:tcW w:type="dxa" w:w="1450"/>
+          </w:tcPr>
           <w:p>
             <w:pPr>
               <w:pStyle w:val="Compact"/>
@@ -2202,7 +2343,9 @@
           </w:p>
         </w:tc>
         <w:tc>
-          <w:tcPr/>
+          <w:tcPr>
+            <w:tcW w:type="dxa" w:w="832"/>
+          </w:tcPr>
           <w:p>
             <w:pPr>
               <w:pStyle w:val="Compact"/>
@@ -2218,7 +2361,9 @@
           </w:p>
         </w:tc>
         <w:tc>
-          <w:tcPr/>
+          <w:tcPr>
+            <w:tcW w:type="dxa" w:w="847"/>
+          </w:tcPr>
           <w:p>
             <w:pPr>
               <w:pStyle w:val="Compact"/>
@@ -2234,7 +2379,9 @@
           </w:p>
         </w:tc>
         <w:tc>
-          <w:tcPr/>
+          <w:tcPr>
+            <w:tcW w:type="dxa" w:w="936"/>
+          </w:tcPr>
           <w:p>
             <w:pPr>
               <w:pStyle w:val="Compact"/>
@@ -2250,7 +2397,9 @@
           </w:p>
         </w:tc>
         <w:tc>
-          <w:tcPr/>
+          <w:tcPr>
+            <w:tcW w:type="dxa" w:w="847"/>
+          </w:tcPr>
           <w:p>
             <w:pPr>
               <w:pStyle w:val="Compact"/>
@@ -2266,7 +2415,9 @@
           </w:p>
         </w:tc>
         <w:tc>
-          <w:tcPr/>
+          <w:tcPr>
+            <w:tcW w:type="dxa" w:w="897"/>
+          </w:tcPr>
           <w:p>
             <w:pPr>
               <w:pStyle w:val="Compact"/>
@@ -2288,6 +2439,7 @@
         </w:trPr>
         <w:tc>
           <w:tcPr>
+            <w:tcW w:type="dxa" w:w="932"/>
             <w:shd w:val="clear" w:color="auto" w:fill="F3F6FA"/>
           </w:tcPr>
           <w:p>
@@ -2306,6 +2458,7 @@
         </w:tc>
         <w:tc>
           <w:tcPr>
+            <w:tcW w:type="dxa" w:w="2282"/>
             <w:shd w:val="clear" w:color="auto" w:fill="F3F6FA"/>
           </w:tcPr>
           <w:p>
@@ -2324,6 +2477,7 @@
         </w:tc>
         <w:tc>
           <w:tcPr>
+            <w:tcW w:type="dxa" w:w="728"/>
             <w:shd w:val="clear" w:color="auto" w:fill="F3F6FA"/>
           </w:tcPr>
           <w:p>
@@ -2342,6 +2496,7 @@
         </w:tc>
         <w:tc>
           <w:tcPr>
+            <w:tcW w:type="dxa" w:w="1450"/>
             <w:shd w:val="clear" w:color="auto" w:fill="F3F6FA"/>
           </w:tcPr>
           <w:p>
@@ -2360,6 +2515,7 @@
         </w:tc>
         <w:tc>
           <w:tcPr>
+            <w:tcW w:type="dxa" w:w="832"/>
             <w:shd w:val="clear" w:color="auto" w:fill="F3F6FA"/>
           </w:tcPr>
           <w:p>
@@ -2378,6 +2534,7 @@
         </w:tc>
         <w:tc>
           <w:tcPr>
+            <w:tcW w:type="dxa" w:w="847"/>
             <w:shd w:val="clear" w:color="auto" w:fill="F3F6FA"/>
           </w:tcPr>
           <w:p>
@@ -2396,6 +2553,7 @@
         </w:tc>
         <w:tc>
           <w:tcPr>
+            <w:tcW w:type="dxa" w:w="936"/>
             <w:shd w:val="clear" w:color="auto" w:fill="F3F6FA"/>
           </w:tcPr>
           <w:p>
@@ -2414,6 +2572,7 @@
         </w:tc>
         <w:tc>
           <w:tcPr>
+            <w:tcW w:type="dxa" w:w="847"/>
             <w:shd w:val="clear" w:color="auto" w:fill="F3F6FA"/>
           </w:tcPr>
           <w:p>
@@ -2432,6 +2591,7 @@
         </w:tc>
         <w:tc>
           <w:tcPr>
+            <w:tcW w:type="dxa" w:w="897"/>
             <w:shd w:val="clear" w:color="auto" w:fill="F3F6FA"/>
           </w:tcPr>
           <w:p>
@@ -2454,7 +2614,9 @@
           <w:cantSplit/>
         </w:trPr>
         <w:tc>
-          <w:tcPr/>
+          <w:tcPr>
+            <w:tcW w:type="dxa" w:w="932"/>
+          </w:tcPr>
           <w:p>
             <w:pPr>
               <w:pStyle w:val="Compact"/>
@@ -2470,7 +2632,9 @@
           </w:p>
         </w:tc>
         <w:tc>
-          <w:tcPr/>
+          <w:tcPr>
+            <w:tcW w:type="dxa" w:w="2282"/>
+          </w:tcPr>
           <w:p>
             <w:pPr>
               <w:pStyle w:val="Compact"/>
@@ -2486,7 +2650,9 @@
           </w:p>
         </w:tc>
         <w:tc>
-          <w:tcPr/>
+          <w:tcPr>
+            <w:tcW w:type="dxa" w:w="728"/>
+          </w:tcPr>
           <w:p>
             <w:pPr>
               <w:pStyle w:val="Compact"/>
@@ -2502,7 +2668,9 @@
           </w:p>
         </w:tc>
         <w:tc>
-          <w:tcPr/>
+          <w:tcPr>
+            <w:tcW w:type="dxa" w:w="1450"/>
+          </w:tcPr>
           <w:p>
             <w:pPr>
               <w:pStyle w:val="Compact"/>
@@ -2518,7 +2686,9 @@
           </w:p>
         </w:tc>
         <w:tc>
-          <w:tcPr/>
+          <w:tcPr>
+            <w:tcW w:type="dxa" w:w="832"/>
+          </w:tcPr>
           <w:p>
             <w:pPr>
               <w:pStyle w:val="Compact"/>
@@ -2534,7 +2704,9 @@
           </w:p>
         </w:tc>
         <w:tc>
-          <w:tcPr/>
+          <w:tcPr>
+            <w:tcW w:type="dxa" w:w="847"/>
+          </w:tcPr>
           <w:p>
             <w:pPr>
               <w:pStyle w:val="Compact"/>
@@ -2550,7 +2722,9 @@
           </w:p>
         </w:tc>
         <w:tc>
-          <w:tcPr/>
+          <w:tcPr>
+            <w:tcW w:type="dxa" w:w="936"/>
+          </w:tcPr>
           <w:p>
             <w:pPr>
               <w:pStyle w:val="Compact"/>
@@ -2566,7 +2740,9 @@
           </w:p>
         </w:tc>
         <w:tc>
-          <w:tcPr/>
+          <w:tcPr>
+            <w:tcW w:type="dxa" w:w="847"/>
+          </w:tcPr>
           <w:p>
             <w:pPr>
               <w:pStyle w:val="Compact"/>
@@ -2582,7 +2758,9 @@
           </w:p>
         </w:tc>
         <w:tc>
-          <w:tcPr/>
+          <w:tcPr>
+            <w:tcW w:type="dxa" w:w="897"/>
+          </w:tcPr>
           <w:p>
             <w:pPr>
               <w:pStyle w:val="Compact"/>
@@ -2614,6 +2792,7 @@
         <w:tblStyle w:val="Table"/>
         <w:tblLook w:firstRow="1" w:lastRow="0" w:firstColumn="0" w:lastColumn="0" w:noHBand="0" w:noVBand="0" w:val="0020"/>
         <w:jc w:val="start"/>
+        <w:tblLayout w:type="fixed"/>
         <w:tblBorders>
           <w:top w:val="single" w:sz="4" w:color="C9D3E0"/>
           <w:left w:val="single" w:sz="4" w:color="C9D3E0"/>
@@ -2628,12 +2807,12 @@
           <w:left w:w="80" w:type="dxa"/>
           <w:right w:w="80" w:type="dxa"/>
         </w:tblCellMar>
-        <w:tblW w:w="5000" w:type="pct"/>
+        <w:tblW w:w="9751" w:type="dxa"/>
       </w:tblPr>
       <w:tblGrid>
-        <w:gridCol w:w="2640"/>
-        <w:gridCol w:w="2640"/>
-        <w:gridCol w:w="2640"/>
+        <w:gridCol w:w="2404"/>
+        <w:gridCol w:w="1896"/>
+        <w:gridCol w:w="5450"/>
       </w:tblGrid>
       <w:tr>
         <w:trPr>
@@ -2643,6 +2822,7 @@
         </w:trPr>
         <w:tc>
           <w:tcPr>
+            <w:tcW w:type="dxa" w:w="2404"/>
             <w:shd w:val="clear" w:color="auto" w:fill="13315C"/>
           </w:tcPr>
           <w:p>
@@ -2663,6 +2843,7 @@
         </w:tc>
         <w:tc>
           <w:tcPr>
+            <w:tcW w:type="dxa" w:w="1896"/>
             <w:shd w:val="clear" w:color="auto" w:fill="13315C"/>
           </w:tcPr>
           <w:p>
@@ -2683,6 +2864,7 @@
         </w:tc>
         <w:tc>
           <w:tcPr>
+            <w:tcW w:type="dxa" w:w="5450"/>
             <w:shd w:val="clear" w:color="auto" w:fill="13315C"/>
           </w:tcPr>
           <w:p>
@@ -2707,7 +2889,9 @@
           <w:cantSplit/>
         </w:trPr>
         <w:tc>
-          <w:tcPr/>
+          <w:tcPr>
+            <w:tcW w:type="dxa" w:w="2404"/>
+          </w:tcPr>
           <w:p>
             <w:pPr>
               <w:pStyle w:val="Compact"/>
@@ -2723,7 +2907,9 @@
           </w:p>
         </w:tc>
         <w:tc>
-          <w:tcPr/>
+          <w:tcPr>
+            <w:tcW w:type="dxa" w:w="1896"/>
+          </w:tcPr>
           <w:p>
             <w:pPr>
               <w:pStyle w:val="Compact"/>
@@ -2739,7 +2925,9 @@
           </w:p>
         </w:tc>
         <w:tc>
-          <w:tcPr/>
+          <w:tcPr>
+            <w:tcW w:type="dxa" w:w="5450"/>
+          </w:tcPr>
           <w:p>
             <w:pPr>
               <w:pStyle w:val="Compact"/>
@@ -2761,6 +2949,7 @@
         </w:trPr>
         <w:tc>
           <w:tcPr>
+            <w:tcW w:type="dxa" w:w="2404"/>
             <w:shd w:val="clear" w:color="auto" w:fill="F3F6FA"/>
           </w:tcPr>
           <w:p>
@@ -2779,6 +2968,7 @@
         </w:tc>
         <w:tc>
           <w:tcPr>
+            <w:tcW w:type="dxa" w:w="1896"/>
             <w:shd w:val="clear" w:color="auto" w:fill="F3F6FA"/>
           </w:tcPr>
           <w:p>
@@ -2797,6 +2987,7 @@
         </w:tc>
         <w:tc>
           <w:tcPr>
+            <w:tcW w:type="dxa" w:w="5450"/>
             <w:shd w:val="clear" w:color="auto" w:fill="F3F6FA"/>
           </w:tcPr>
           <w:p>
@@ -2819,7 +3010,9 @@
           <w:cantSplit/>
         </w:trPr>
         <w:tc>
-          <w:tcPr/>
+          <w:tcPr>
+            <w:tcW w:type="dxa" w:w="2404"/>
+          </w:tcPr>
           <w:p>
             <w:pPr>
               <w:pStyle w:val="Compact"/>
@@ -2835,7 +3028,9 @@
           </w:p>
         </w:tc>
         <w:tc>
-          <w:tcPr/>
+          <w:tcPr>
+            <w:tcW w:type="dxa" w:w="1896"/>
+          </w:tcPr>
           <w:p>
             <w:pPr>
               <w:pStyle w:val="Compact"/>
@@ -2851,7 +3046,9 @@
           </w:p>
         </w:tc>
         <w:tc>
-          <w:tcPr/>
+          <w:tcPr>
+            <w:tcW w:type="dxa" w:w="5450"/>
+          </w:tcPr>
           <w:p>
             <w:pPr>
               <w:pStyle w:val="Compact"/>
@@ -2873,6 +3070,7 @@
         </w:trPr>
         <w:tc>
           <w:tcPr>
+            <w:tcW w:type="dxa" w:w="2404"/>
             <w:shd w:val="clear" w:color="auto" w:fill="F3F6FA"/>
           </w:tcPr>
           <w:p>
@@ -2891,6 +3089,7 @@
         </w:tc>
         <w:tc>
           <w:tcPr>
+            <w:tcW w:type="dxa" w:w="1896"/>
             <w:shd w:val="clear" w:color="auto" w:fill="F3F6FA"/>
           </w:tcPr>
           <w:p>
@@ -2909,6 +3108,7 @@
         </w:tc>
         <w:tc>
           <w:tcPr>
+            <w:tcW w:type="dxa" w:w="5450"/>
             <w:shd w:val="clear" w:color="auto" w:fill="F3F6FA"/>
           </w:tcPr>
           <w:p>
@@ -2931,7 +3131,9 @@
           <w:cantSplit/>
         </w:trPr>
         <w:tc>
-          <w:tcPr/>
+          <w:tcPr>
+            <w:tcW w:type="dxa" w:w="2404"/>
+          </w:tcPr>
           <w:p>
             <w:pPr>
               <w:pStyle w:val="Compact"/>
@@ -2947,7 +3149,9 @@
           </w:p>
         </w:tc>
         <w:tc>
-          <w:tcPr/>
+          <w:tcPr>
+            <w:tcW w:type="dxa" w:w="1896"/>
+          </w:tcPr>
           <w:p>
             <w:pPr>
               <w:pStyle w:val="Compact"/>
@@ -2963,7 +3167,9 @@
           </w:p>
         </w:tc>
         <w:tc>
-          <w:tcPr/>
+          <w:tcPr>
+            <w:tcW w:type="dxa" w:w="5450"/>
+          </w:tcPr>
           <w:p>
             <w:pPr>
               <w:pStyle w:val="Compact"/>
@@ -2985,6 +3191,7 @@
         </w:trPr>
         <w:tc>
           <w:tcPr>
+            <w:tcW w:type="dxa" w:w="2404"/>
             <w:shd w:val="clear" w:color="auto" w:fill="F3F6FA"/>
           </w:tcPr>
           <w:p>
@@ -3003,6 +3210,7 @@
         </w:tc>
         <w:tc>
           <w:tcPr>
+            <w:tcW w:type="dxa" w:w="1896"/>
             <w:shd w:val="clear" w:color="auto" w:fill="F3F6FA"/>
           </w:tcPr>
           <w:p>
@@ -3021,6 +3229,7 @@
         </w:tc>
         <w:tc>
           <w:tcPr>
+            <w:tcW w:type="dxa" w:w="5450"/>
             <w:shd w:val="clear" w:color="auto" w:fill="F3F6FA"/>
           </w:tcPr>
           <w:p>
@@ -3070,6 +3279,7 @@
         <w:tblStyle w:val="Table"/>
         <w:tblLook w:firstRow="1" w:lastRow="0" w:firstColumn="0" w:lastColumn="0" w:noHBand="0" w:noVBand="0" w:val="0020"/>
         <w:jc w:val="start"/>
+        <w:tblLayout w:type="fixed"/>
         <w:tblBorders>
           <w:top w:val="single" w:sz="4" w:color="C9D3E0"/>
           <w:left w:val="single" w:sz="4" w:color="C9D3E0"/>
@@ -3084,11 +3294,11 @@
           <w:left w:w="80" w:type="dxa"/>
           <w:right w:w="80" w:type="dxa"/>
         </w:tblCellMar>
-        <w:tblW w:w="5000" w:type="pct"/>
+        <w:tblW w:w="9751" w:type="dxa"/>
       </w:tblPr>
       <w:tblGrid>
-        <w:gridCol w:w="3960"/>
-        <w:gridCol w:w="3960"/>
+        <w:gridCol w:w="2764"/>
+        <w:gridCol w:w="6986"/>
       </w:tblGrid>
       <w:tr>
         <w:trPr>
@@ -3098,6 +3308,7 @@
         </w:trPr>
         <w:tc>
           <w:tcPr>
+            <w:tcW w:type="dxa" w:w="2764"/>
             <w:shd w:val="clear" w:color="auto" w:fill="13315C"/>
           </w:tcPr>
           <w:p>
@@ -3118,6 +3329,7 @@
         </w:tc>
         <w:tc>
           <w:tcPr>
+            <w:tcW w:type="dxa" w:w="6987"/>
             <w:shd w:val="clear" w:color="auto" w:fill="13315C"/>
           </w:tcPr>
           <w:p>
@@ -3142,7 +3354,9 @@
           <w:cantSplit/>
         </w:trPr>
         <w:tc>
-          <w:tcPr/>
+          <w:tcPr>
+            <w:tcW w:type="dxa" w:w="2764"/>
+          </w:tcPr>
           <w:p>
             <w:pPr>
               <w:pStyle w:val="Compact"/>
@@ -3158,7 +3372,9 @@
           </w:p>
         </w:tc>
         <w:tc>
-          <w:tcPr/>
+          <w:tcPr>
+            <w:tcW w:type="dxa" w:w="6987"/>
+          </w:tcPr>
           <w:p>
             <w:pPr>
               <w:pStyle w:val="Compact"/>
@@ -3180,6 +3396,7 @@
         </w:trPr>
         <w:tc>
           <w:tcPr>
+            <w:tcW w:type="dxa" w:w="2764"/>
             <w:shd w:val="clear" w:color="auto" w:fill="F3F6FA"/>
           </w:tcPr>
           <w:p>
@@ -3198,6 +3415,7 @@
         </w:tc>
         <w:tc>
           <w:tcPr>
+            <w:tcW w:type="dxa" w:w="6987"/>
             <w:shd w:val="clear" w:color="auto" w:fill="F3F6FA"/>
           </w:tcPr>
           <w:p>
@@ -3220,7 +3438,9 @@
           <w:cantSplit/>
         </w:trPr>
         <w:tc>
-          <w:tcPr/>
+          <w:tcPr>
+            <w:tcW w:type="dxa" w:w="2764"/>
+          </w:tcPr>
           <w:p>
             <w:pPr>
               <w:pStyle w:val="Compact"/>
@@ -3236,7 +3456,9 @@
           </w:p>
         </w:tc>
         <w:tc>
-          <w:tcPr/>
+          <w:tcPr>
+            <w:tcW w:type="dxa" w:w="6987"/>
+          </w:tcPr>
           <w:p>
             <w:pPr>
               <w:pStyle w:val="Compact"/>
@@ -3258,6 +3480,7 @@
         </w:trPr>
         <w:tc>
           <w:tcPr>
+            <w:tcW w:type="dxa" w:w="2764"/>
             <w:shd w:val="clear" w:color="auto" w:fill="F3F6FA"/>
           </w:tcPr>
           <w:p>
@@ -3276,6 +3499,7 @@
         </w:tc>
         <w:tc>
           <w:tcPr>
+            <w:tcW w:type="dxa" w:w="6987"/>
             <w:shd w:val="clear" w:color="auto" w:fill="F3F6FA"/>
           </w:tcPr>
           <w:p>
@@ -3298,7 +3522,9 @@
           <w:cantSplit/>
         </w:trPr>
         <w:tc>
-          <w:tcPr/>
+          <w:tcPr>
+            <w:tcW w:type="dxa" w:w="2764"/>
+          </w:tcPr>
           <w:p>
             <w:pPr>
               <w:pStyle w:val="Compact"/>
@@ -3314,7 +3540,9 @@
           </w:p>
         </w:tc>
         <w:tc>
-          <w:tcPr/>
+          <w:tcPr>
+            <w:tcW w:type="dxa" w:w="6987"/>
+          </w:tcPr>
           <w:p>
             <w:pPr>
               <w:pStyle w:val="Compact"/>
@@ -3336,6 +3564,7 @@
         </w:trPr>
         <w:tc>
           <w:tcPr>
+            <w:tcW w:type="dxa" w:w="2764"/>
             <w:shd w:val="clear" w:color="auto" w:fill="F3F6FA"/>
           </w:tcPr>
           <w:p>
@@ -3354,6 +3583,7 @@
         </w:tc>
         <w:tc>
           <w:tcPr>
+            <w:tcW w:type="dxa" w:w="6987"/>
             <w:shd w:val="clear" w:color="auto" w:fill="F3F6FA"/>
           </w:tcPr>
           <w:p>
@@ -3376,7 +3606,9 @@
           <w:cantSplit/>
         </w:trPr>
         <w:tc>
-          <w:tcPr/>
+          <w:tcPr>
+            <w:tcW w:type="dxa" w:w="2764"/>
+          </w:tcPr>
           <w:p>
             <w:pPr>
               <w:pStyle w:val="Compact"/>
@@ -3392,7 +3624,9 @@
           </w:p>
         </w:tc>
         <w:tc>
-          <w:tcPr/>
+          <w:tcPr>
+            <w:tcW w:type="dxa" w:w="6987"/>
+          </w:tcPr>
           <w:p>
             <w:pPr>
               <w:pStyle w:val="Compact"/>
@@ -3414,6 +3648,7 @@
         </w:trPr>
         <w:tc>
           <w:tcPr>
+            <w:tcW w:type="dxa" w:w="2764"/>
             <w:shd w:val="clear" w:color="auto" w:fill="F3F6FA"/>
           </w:tcPr>
           <w:p>
@@ -3432,6 +3667,7 @@
         </w:tc>
         <w:tc>
           <w:tcPr>
+            <w:tcW w:type="dxa" w:w="6987"/>
             <w:shd w:val="clear" w:color="auto" w:fill="F3F6FA"/>
           </w:tcPr>
           <w:p>
@@ -3454,7 +3690,9 @@
           <w:cantSplit/>
         </w:trPr>
         <w:tc>
-          <w:tcPr/>
+          <w:tcPr>
+            <w:tcW w:type="dxa" w:w="2764"/>
+          </w:tcPr>
           <w:p>
             <w:pPr>
               <w:pStyle w:val="Compact"/>
@@ -3470,7 +3708,9 @@
           </w:p>
         </w:tc>
         <w:tc>
-          <w:tcPr/>
+          <w:tcPr>
+            <w:tcW w:type="dxa" w:w="6987"/>
+          </w:tcPr>
           <w:p>
             <w:pPr>
               <w:pStyle w:val="Compact"/>
@@ -3492,6 +3732,7 @@
         </w:trPr>
         <w:tc>
           <w:tcPr>
+            <w:tcW w:type="dxa" w:w="2764"/>
             <w:shd w:val="clear" w:color="auto" w:fill="F3F6FA"/>
           </w:tcPr>
           <w:p>
@@ -3510,6 +3751,7 @@
         </w:tc>
         <w:tc>
           <w:tcPr>
+            <w:tcW w:type="dxa" w:w="6987"/>
             <w:shd w:val="clear" w:color="auto" w:fill="F3F6FA"/>
           </w:tcPr>
           <w:p>
@@ -3542,6 +3784,7 @@
         <w:tblStyle w:val="Table"/>
         <w:tblLook w:firstRow="1" w:lastRow="0" w:firstColumn="0" w:lastColumn="0" w:noHBand="0" w:noVBand="0" w:val="0020"/>
         <w:jc w:val="start"/>
+        <w:tblLayout w:type="fixed"/>
         <w:tblBorders>
           <w:top w:val="single" w:sz="4" w:color="C9D3E0"/>
           <w:left w:val="single" w:sz="4" w:color="C9D3E0"/>
@@ -3556,14 +3799,14 @@
           <w:left w:w="80" w:type="dxa"/>
           <w:right w:w="80" w:type="dxa"/>
         </w:tblCellMar>
-        <w:tblW w:w="5000" w:type="pct"/>
+        <w:tblW w:w="9751" w:type="dxa"/>
       </w:tblPr>
       <w:tblGrid>
-        <w:gridCol w:w="1584"/>
-        <w:gridCol w:w="1584"/>
-        <w:gridCol w:w="1584"/>
-        <w:gridCol w:w="1584"/>
-        <w:gridCol w:w="1584"/>
+        <w:gridCol w:w="1888"/>
+        <w:gridCol w:w="2198"/>
+        <w:gridCol w:w="1618"/>
+        <w:gridCol w:w="1888"/>
+        <w:gridCol w:w="2158"/>
       </w:tblGrid>
       <w:tr>
         <w:trPr>
@@ -3573,6 +3816,7 @@
         </w:trPr>
         <w:tc>
           <w:tcPr>
+            <w:tcW w:type="dxa" w:w="1888"/>
             <w:shd w:val="clear" w:color="auto" w:fill="13315C"/>
           </w:tcPr>
           <w:p>
@@ -3593,6 +3837,7 @@
         </w:tc>
         <w:tc>
           <w:tcPr>
+            <w:tcW w:type="dxa" w:w="2198"/>
             <w:shd w:val="clear" w:color="auto" w:fill="13315C"/>
           </w:tcPr>
           <w:p>
@@ -3613,6 +3858,7 @@
         </w:tc>
         <w:tc>
           <w:tcPr>
+            <w:tcW w:type="dxa" w:w="1619"/>
             <w:shd w:val="clear" w:color="auto" w:fill="13315C"/>
           </w:tcPr>
           <w:p>
@@ -3633,6 +3879,7 @@
         </w:tc>
         <w:tc>
           <w:tcPr>
+            <w:tcW w:type="dxa" w:w="1888"/>
             <w:shd w:val="clear" w:color="auto" w:fill="13315C"/>
           </w:tcPr>
           <w:p>
@@ -3653,6 +3900,7 @@
         </w:tc>
         <w:tc>
           <w:tcPr>
+            <w:tcW w:type="dxa" w:w="2158"/>
             <w:shd w:val="clear" w:color="auto" w:fill="13315C"/>
           </w:tcPr>
           <w:p>
@@ -3677,7 +3925,9 @@
           <w:cantSplit/>
         </w:trPr>
         <w:tc>
-          <w:tcPr/>
+          <w:tcPr>
+            <w:tcW w:type="dxa" w:w="1888"/>
+          </w:tcPr>
           <w:p>
             <w:pPr>
               <w:pStyle w:val="Compact"/>
@@ -3693,7 +3943,9 @@
           </w:p>
         </w:tc>
         <w:tc>
-          <w:tcPr/>
+          <w:tcPr>
+            <w:tcW w:type="dxa" w:w="2198"/>
+          </w:tcPr>
           <w:p>
             <w:pPr>
               <w:pStyle w:val="Compact"/>
@@ -3709,7 +3961,9 @@
           </w:p>
         </w:tc>
         <w:tc>
-          <w:tcPr/>
+          <w:tcPr>
+            <w:tcW w:type="dxa" w:w="1619"/>
+          </w:tcPr>
           <w:p>
             <w:pPr>
               <w:pStyle w:val="Compact"/>
@@ -3725,7 +3979,9 @@
           </w:p>
         </w:tc>
         <w:tc>
-          <w:tcPr/>
+          <w:tcPr>
+            <w:tcW w:type="dxa" w:w="1888"/>
+          </w:tcPr>
           <w:p>
             <w:pPr>
               <w:pStyle w:val="Compact"/>
@@ -3741,7 +3997,9 @@
           </w:p>
         </w:tc>
         <w:tc>
-          <w:tcPr/>
+          <w:tcPr>
+            <w:tcW w:type="dxa" w:w="2158"/>
+          </w:tcPr>
           <w:p>
             <w:pPr>
               <w:pStyle w:val="Compact"/>
@@ -3913,6 +4171,7 @@
         <w:tblStyle w:val="Table"/>
         <w:tblLook w:firstRow="1" w:lastRow="0" w:firstColumn="0" w:lastColumn="0" w:noHBand="0" w:noVBand="0" w:val="0020"/>
         <w:jc w:val="start"/>
+        <w:tblLayout w:type="fixed"/>
         <w:tblBorders>
           <w:top w:val="single" w:sz="4" w:color="C9D3E0"/>
           <w:left w:val="single" w:sz="4" w:color="C9D3E0"/>
@@ -3927,11 +4186,11 @@
           <w:left w:w="80" w:type="dxa"/>
           <w:right w:w="80" w:type="dxa"/>
         </w:tblCellMar>
-        <w:tblW w:w="5000" w:type="pct"/>
+        <w:tblW w:w="9751" w:type="dxa"/>
       </w:tblPr>
       <w:tblGrid>
-        <w:gridCol w:w="3960"/>
-        <w:gridCol w:w="3960"/>
+        <w:gridCol w:w="2909"/>
+        <w:gridCol w:w="6841"/>
       </w:tblGrid>
       <w:tr>
         <w:trPr>
@@ -3941,6 +4200,7 @@
         </w:trPr>
         <w:tc>
           <w:tcPr>
+            <w:tcW w:type="dxa" w:w="2909"/>
             <w:shd w:val="clear" w:color="auto" w:fill="13315C"/>
           </w:tcPr>
           <w:p>
@@ -3961,6 +4221,7 @@
         </w:tc>
         <w:tc>
           <w:tcPr>
+            <w:tcW w:type="dxa" w:w="6842"/>
             <w:shd w:val="clear" w:color="auto" w:fill="13315C"/>
           </w:tcPr>
           <w:p>
@@ -3985,7 +4246,9 @@
           <w:cantSplit/>
         </w:trPr>
         <w:tc>
-          <w:tcPr/>
+          <w:tcPr>
+            <w:tcW w:type="dxa" w:w="2909"/>
+          </w:tcPr>
           <w:p>
             <w:pPr>
               <w:pStyle w:val="Compact"/>
@@ -4001,7 +4264,9 @@
           </w:p>
         </w:tc>
         <w:tc>
-          <w:tcPr/>
+          <w:tcPr>
+            <w:tcW w:type="dxa" w:w="6842"/>
+          </w:tcPr>
           <w:p>
             <w:pPr>
               <w:pStyle w:val="Compact"/>
@@ -4023,6 +4288,7 @@
         </w:trPr>
         <w:tc>
           <w:tcPr>
+            <w:tcW w:type="dxa" w:w="2909"/>
             <w:shd w:val="clear" w:color="auto" w:fill="F3F6FA"/>
           </w:tcPr>
           <w:p>
@@ -4041,6 +4307,7 @@
         </w:tc>
         <w:tc>
           <w:tcPr>
+            <w:tcW w:type="dxa" w:w="6842"/>
             <w:shd w:val="clear" w:color="auto" w:fill="F3F6FA"/>
           </w:tcPr>
           <w:p>
@@ -4063,7 +4330,9 @@
           <w:cantSplit/>
         </w:trPr>
         <w:tc>
-          <w:tcPr/>
+          <w:tcPr>
+            <w:tcW w:type="dxa" w:w="2909"/>
+          </w:tcPr>
           <w:p>
             <w:pPr>
               <w:pStyle w:val="Compact"/>
@@ -4079,7 +4348,9 @@
           </w:p>
         </w:tc>
         <w:tc>
-          <w:tcPr/>
+          <w:tcPr>
+            <w:tcW w:type="dxa" w:w="6842"/>
+          </w:tcPr>
           <w:p>
             <w:pPr>
               <w:pStyle w:val="Compact"/>
@@ -4101,6 +4372,7 @@
         </w:trPr>
         <w:tc>
           <w:tcPr>
+            <w:tcW w:type="dxa" w:w="2909"/>
             <w:shd w:val="clear" w:color="auto" w:fill="F3F6FA"/>
           </w:tcPr>
           <w:p>
@@ -4119,6 +4391,7 @@
         </w:tc>
         <w:tc>
           <w:tcPr>
+            <w:tcW w:type="dxa" w:w="6842"/>
             <w:shd w:val="clear" w:color="auto" w:fill="F3F6FA"/>
           </w:tcPr>
           <w:p>
@@ -4141,7 +4414,9 @@
           <w:cantSplit/>
         </w:trPr>
         <w:tc>
-          <w:tcPr/>
+          <w:tcPr>
+            <w:tcW w:type="dxa" w:w="2909"/>
+          </w:tcPr>
           <w:p>
             <w:pPr>
               <w:pStyle w:val="Compact"/>
@@ -4157,7 +4432,9 @@
           </w:p>
         </w:tc>
         <w:tc>
-          <w:tcPr/>
+          <w:tcPr>
+            <w:tcW w:type="dxa" w:w="6842"/>
+          </w:tcPr>
           <w:p>
             <w:pPr>
               <w:pStyle w:val="Compact"/>
@@ -5572,6 +5849,7 @@
         <w:tblStyle w:val="Table"/>
         <w:tblLook w:firstRow="1" w:lastRow="0" w:firstColumn="0" w:lastColumn="0" w:noHBand="0" w:noVBand="0" w:val="0020"/>
         <w:jc w:val="start"/>
+        <w:tblLayout w:type="fixed"/>
         <w:tblBorders>
           <w:top w:val="single" w:sz="4" w:color="C9D3E0"/>
           <w:left w:val="single" w:sz="4" w:color="C9D3E0"/>
@@ -5586,12 +5864,12 @@
           <w:left w:w="80" w:type="dxa"/>
           <w:right w:w="80" w:type="dxa"/>
         </w:tblCellMar>
-        <w:tblW w:w="5000" w:type="pct"/>
+        <w:tblW w:w="9751" w:type="dxa"/>
       </w:tblPr>
       <w:tblGrid>
-        <w:gridCol w:w="2640"/>
-        <w:gridCol w:w="2640"/>
-        <w:gridCol w:w="2640"/>
+        <w:gridCol w:w="3803"/>
+        <w:gridCol w:w="3117"/>
+        <w:gridCol w:w="2830"/>
       </w:tblGrid>
       <w:tr>
         <w:trPr>
@@ -5601,6 +5879,7 @@
         </w:trPr>
         <w:tc>
           <w:tcPr>
+            <w:tcW w:type="dxa" w:w="3804"/>
             <w:shd w:val="clear" w:color="auto" w:fill="13315C"/>
           </w:tcPr>
           <w:p>
@@ -5621,6 +5900,7 @@
         </w:tc>
         <w:tc>
           <w:tcPr>
+            <w:tcW w:type="dxa" w:w="3117"/>
             <w:shd w:val="clear" w:color="auto" w:fill="13315C"/>
           </w:tcPr>
           <w:p>
@@ -5641,6 +5921,7 @@
         </w:tc>
         <w:tc>
           <w:tcPr>
+            <w:tcW w:type="dxa" w:w="2830"/>
             <w:shd w:val="clear" w:color="auto" w:fill="13315C"/>
           </w:tcPr>
           <w:p>
@@ -5665,7 +5946,9 @@
           <w:cantSplit/>
         </w:trPr>
         <w:tc>
-          <w:tcPr/>
+          <w:tcPr>
+            <w:tcW w:type="dxa" w:w="3804"/>
+          </w:tcPr>
           <w:p>
             <w:pPr>
               <w:pStyle w:val="Compact"/>
@@ -5681,7 +5964,9 @@
           </w:p>
         </w:tc>
         <w:tc>
-          <w:tcPr/>
+          <w:tcPr>
+            <w:tcW w:type="dxa" w:w="3117"/>
+          </w:tcPr>
           <w:p>
             <w:pPr>
               <w:pStyle w:val="Compact"/>
@@ -5697,7 +5982,9 @@
           </w:p>
         </w:tc>
         <w:tc>
-          <w:tcPr/>
+          <w:tcPr>
+            <w:tcW w:type="dxa" w:w="2830"/>
+          </w:tcPr>
           <w:p>
             <w:pPr>
               <w:pStyle w:val="Compact"/>
@@ -5719,6 +6006,7 @@
         </w:trPr>
         <w:tc>
           <w:tcPr>
+            <w:tcW w:type="dxa" w:w="3804"/>
             <w:shd w:val="clear" w:color="auto" w:fill="F3F6FA"/>
           </w:tcPr>
           <w:p>
@@ -5737,6 +6025,7 @@
         </w:tc>
         <w:tc>
           <w:tcPr>
+            <w:tcW w:type="dxa" w:w="3117"/>
             <w:shd w:val="clear" w:color="auto" w:fill="F3F6FA"/>
           </w:tcPr>
           <w:p>
@@ -5755,6 +6044,7 @@
         </w:tc>
         <w:tc>
           <w:tcPr>
+            <w:tcW w:type="dxa" w:w="2830"/>
             <w:shd w:val="clear" w:color="auto" w:fill="F3F6FA"/>
           </w:tcPr>
           <w:p>
@@ -5777,7 +6067,9 @@
           <w:cantSplit/>
         </w:trPr>
         <w:tc>
-          <w:tcPr/>
+          <w:tcPr>
+            <w:tcW w:type="dxa" w:w="3804"/>
+          </w:tcPr>
           <w:p>
             <w:pPr>
               <w:pStyle w:val="Compact"/>
@@ -5793,7 +6085,9 @@
           </w:p>
         </w:tc>
         <w:tc>
-          <w:tcPr/>
+          <w:tcPr>
+            <w:tcW w:type="dxa" w:w="3117"/>
+          </w:tcPr>
           <w:p>
             <w:pPr>
               <w:pStyle w:val="Compact"/>
@@ -5809,7 +6103,9 @@
           </w:p>
         </w:tc>
         <w:tc>
-          <w:tcPr/>
+          <w:tcPr>
+            <w:tcW w:type="dxa" w:w="2830"/>
+          </w:tcPr>
           <w:p>
             <w:pPr>
               <w:pStyle w:val="Compact"/>
@@ -5831,6 +6127,7 @@
         </w:trPr>
         <w:tc>
           <w:tcPr>
+            <w:tcW w:type="dxa" w:w="3804"/>
             <w:shd w:val="clear" w:color="auto" w:fill="F3F6FA"/>
           </w:tcPr>
           <w:p>
@@ -5849,6 +6146,7 @@
         </w:tc>
         <w:tc>
           <w:tcPr>
+            <w:tcW w:type="dxa" w:w="3117"/>
             <w:shd w:val="clear" w:color="auto" w:fill="F3F6FA"/>
           </w:tcPr>
           <w:p>
@@ -5867,6 +6165,7 @@
         </w:tc>
         <w:tc>
           <w:tcPr>
+            <w:tcW w:type="dxa" w:w="2830"/>
             <w:shd w:val="clear" w:color="auto" w:fill="F3F6FA"/>
           </w:tcPr>
           <w:p>
@@ -5889,7 +6188,9 @@
           <w:cantSplit/>
         </w:trPr>
         <w:tc>
-          <w:tcPr/>
+          <w:tcPr>
+            <w:tcW w:type="dxa" w:w="3804"/>
+          </w:tcPr>
           <w:p>
             <w:pPr>
               <w:pStyle w:val="Compact"/>
@@ -5905,7 +6206,9 @@
           </w:p>
         </w:tc>
         <w:tc>
-          <w:tcPr/>
+          <w:tcPr>
+            <w:tcW w:type="dxa" w:w="3117"/>
+          </w:tcPr>
           <w:p>
             <w:pPr>
               <w:pStyle w:val="Compact"/>
@@ -5921,7 +6224,9 @@
           </w:p>
         </w:tc>
         <w:tc>
-          <w:tcPr/>
+          <w:tcPr>
+            <w:tcW w:type="dxa" w:w="2830"/>
+          </w:tcPr>
           <w:p>
             <w:pPr>
               <w:pStyle w:val="Compact"/>
@@ -5943,6 +6248,7 @@
         </w:trPr>
         <w:tc>
           <w:tcPr>
+            <w:tcW w:type="dxa" w:w="3804"/>
             <w:shd w:val="clear" w:color="auto" w:fill="F3F6FA"/>
           </w:tcPr>
           <w:p>
@@ -5961,6 +6267,7 @@
         </w:tc>
         <w:tc>
           <w:tcPr>
+            <w:tcW w:type="dxa" w:w="3117"/>
             <w:shd w:val="clear" w:color="auto" w:fill="F3F6FA"/>
           </w:tcPr>
           <w:p>
@@ -5979,6 +6286,7 @@
         </w:tc>
         <w:tc>
           <w:tcPr>
+            <w:tcW w:type="dxa" w:w="2830"/>
             <w:shd w:val="clear" w:color="auto" w:fill="F3F6FA"/>
           </w:tcPr>
           <w:p>
@@ -6001,7 +6309,9 @@
           <w:cantSplit/>
         </w:trPr>
         <w:tc>
-          <w:tcPr/>
+          <w:tcPr>
+            <w:tcW w:type="dxa" w:w="3804"/>
+          </w:tcPr>
           <w:p>
             <w:pPr>
               <w:pStyle w:val="Compact"/>
@@ -6017,7 +6327,9 @@
           </w:p>
         </w:tc>
         <w:tc>
-          <w:tcPr/>
+          <w:tcPr>
+            <w:tcW w:type="dxa" w:w="3117"/>
+          </w:tcPr>
           <w:p>
             <w:pPr>
               <w:pStyle w:val="Compact"/>
@@ -6033,7 +6345,9 @@
           </w:p>
         </w:tc>
         <w:tc>
-          <w:tcPr/>
+          <w:tcPr>
+            <w:tcW w:type="dxa" w:w="2830"/>
+          </w:tcPr>
           <w:p>
             <w:pPr>
               <w:pStyle w:val="Compact"/>
@@ -6055,6 +6369,7 @@
         </w:trPr>
         <w:tc>
           <w:tcPr>
+            <w:tcW w:type="dxa" w:w="3804"/>
             <w:shd w:val="clear" w:color="auto" w:fill="F3F6FA"/>
           </w:tcPr>
           <w:p>
@@ -6073,6 +6388,7 @@
         </w:tc>
         <w:tc>
           <w:tcPr>
+            <w:tcW w:type="dxa" w:w="3117"/>
             <w:shd w:val="clear" w:color="auto" w:fill="F3F6FA"/>
           </w:tcPr>
           <w:p>
@@ -6091,6 +6407,7 @@
         </w:tc>
         <w:tc>
           <w:tcPr>
+            <w:tcW w:type="dxa" w:w="2830"/>
             <w:shd w:val="clear" w:color="auto" w:fill="F3F6FA"/>
           </w:tcPr>
           <w:p>
@@ -6113,7 +6430,9 @@
           <w:cantSplit/>
         </w:trPr>
         <w:tc>
-          <w:tcPr/>
+          <w:tcPr>
+            <w:tcW w:type="dxa" w:w="3804"/>
+          </w:tcPr>
           <w:p>
             <w:pPr>
               <w:pStyle w:val="Compact"/>
@@ -6129,7 +6448,9 @@
           </w:p>
         </w:tc>
         <w:tc>
-          <w:tcPr/>
+          <w:tcPr>
+            <w:tcW w:type="dxa" w:w="3117"/>
+          </w:tcPr>
           <w:p>
             <w:pPr>
               <w:pStyle w:val="Compact"/>
@@ -6145,7 +6466,9 @@
           </w:p>
         </w:tc>
         <w:tc>
-          <w:tcPr/>
+          <w:tcPr>
+            <w:tcW w:type="dxa" w:w="2830"/>
+          </w:tcPr>
           <w:p>
             <w:pPr>
               <w:pStyle w:val="Compact"/>
@@ -6167,6 +6490,7 @@
         </w:trPr>
         <w:tc>
           <w:tcPr>
+            <w:tcW w:type="dxa" w:w="3804"/>
             <w:shd w:val="clear" w:color="auto" w:fill="F3F6FA"/>
           </w:tcPr>
           <w:p>
@@ -6185,6 +6509,7 @@
         </w:tc>
         <w:tc>
           <w:tcPr>
+            <w:tcW w:type="dxa" w:w="3117"/>
             <w:shd w:val="clear" w:color="auto" w:fill="F3F6FA"/>
           </w:tcPr>
           <w:p>
@@ -6203,6 +6528,7 @@
         </w:tc>
         <w:tc>
           <w:tcPr>
+            <w:tcW w:type="dxa" w:w="2830"/>
             <w:shd w:val="clear" w:color="auto" w:fill="F3F6FA"/>
           </w:tcPr>
           <w:p>
@@ -6225,7 +6551,9 @@
           <w:cantSplit/>
         </w:trPr>
         <w:tc>
-          <w:tcPr/>
+          <w:tcPr>
+            <w:tcW w:type="dxa" w:w="3804"/>
+          </w:tcPr>
           <w:p>
             <w:pPr>
               <w:pStyle w:val="Compact"/>
@@ -6241,7 +6569,9 @@
           </w:p>
         </w:tc>
         <w:tc>
-          <w:tcPr/>
+          <w:tcPr>
+            <w:tcW w:type="dxa" w:w="3117"/>
+          </w:tcPr>
           <w:p>
             <w:pPr>
               <w:pStyle w:val="Compact"/>
@@ -6257,7 +6587,9 @@
           </w:p>
         </w:tc>
         <w:tc>
-          <w:tcPr/>
+          <w:tcPr>
+            <w:tcW w:type="dxa" w:w="2830"/>
+          </w:tcPr>
           <w:p>
             <w:pPr>
               <w:pStyle w:val="Compact"/>
@@ -6289,6 +6621,7 @@
         <w:tblStyle w:val="Table"/>
         <w:tblLook w:firstRow="1" w:lastRow="0" w:firstColumn="0" w:lastColumn="0" w:noHBand="0" w:noVBand="0" w:val="0020"/>
         <w:jc w:val="start"/>
+        <w:tblLayout w:type="fixed"/>
         <w:tblBorders>
           <w:top w:val="single" w:sz="4" w:color="C9D3E0"/>
           <w:left w:val="single" w:sz="4" w:color="C9D3E0"/>
@@ -6303,11 +6636,11 @@
           <w:left w:w="80" w:type="dxa"/>
           <w:right w:w="80" w:type="dxa"/>
         </w:tblCellMar>
-        <w:tblW w:w="5000" w:type="pct"/>
+        <w:tblW w:w="9751" w:type="dxa"/>
       </w:tblPr>
       <w:tblGrid>
-        <w:gridCol w:w="3960"/>
-        <w:gridCol w:w="3960"/>
+        <w:gridCol w:w="2016"/>
+        <w:gridCol w:w="7734"/>
       </w:tblGrid>
       <w:tr>
         <w:trPr>
@@ -6317,6 +6650,7 @@
         </w:trPr>
         <w:tc>
           <w:tcPr>
+            <w:tcW w:type="dxa" w:w="2016"/>
             <w:shd w:val="clear" w:color="auto" w:fill="13315C"/>
           </w:tcPr>
           <w:p>
@@ -6337,6 +6671,7 @@
         </w:tc>
         <w:tc>
           <w:tcPr>
+            <w:tcW w:type="dxa" w:w="7735"/>
             <w:shd w:val="clear" w:color="auto" w:fill="13315C"/>
           </w:tcPr>
           <w:p>
@@ -6361,7 +6696,9 @@
           <w:cantSplit/>
         </w:trPr>
         <w:tc>
-          <w:tcPr/>
+          <w:tcPr>
+            <w:tcW w:type="dxa" w:w="2016"/>
+          </w:tcPr>
           <w:p>
             <w:pPr>
               <w:pStyle w:val="Compact"/>
@@ -6377,7 +6714,9 @@
           </w:p>
         </w:tc>
         <w:tc>
-          <w:tcPr/>
+          <w:tcPr>
+            <w:tcW w:type="dxa" w:w="7735"/>
+          </w:tcPr>
           <w:p>
             <w:pPr>
               <w:pStyle w:val="Compact"/>
@@ -6399,6 +6738,7 @@
         </w:trPr>
         <w:tc>
           <w:tcPr>
+            <w:tcW w:type="dxa" w:w="2016"/>
             <w:shd w:val="clear" w:color="auto" w:fill="F3F6FA"/>
           </w:tcPr>
           <w:p>
@@ -6417,6 +6757,7 @@
         </w:tc>
         <w:tc>
           <w:tcPr>
+            <w:tcW w:type="dxa" w:w="7735"/>
             <w:shd w:val="clear" w:color="auto" w:fill="F3F6FA"/>
           </w:tcPr>
           <w:p>
@@ -6439,7 +6780,9 @@
           <w:cantSplit/>
         </w:trPr>
         <w:tc>
-          <w:tcPr/>
+          <w:tcPr>
+            <w:tcW w:type="dxa" w:w="2016"/>
+          </w:tcPr>
           <w:p>
             <w:pPr>
               <w:pStyle w:val="Compact"/>
@@ -6455,7 +6798,9 @@
           </w:p>
         </w:tc>
         <w:tc>
-          <w:tcPr/>
+          <w:tcPr>
+            <w:tcW w:type="dxa" w:w="7735"/>
+          </w:tcPr>
           <w:p>
             <w:pPr>
               <w:pStyle w:val="Compact"/>
@@ -6477,6 +6822,7 @@
         </w:trPr>
         <w:tc>
           <w:tcPr>
+            <w:tcW w:type="dxa" w:w="2016"/>
             <w:shd w:val="clear" w:color="auto" w:fill="F3F6FA"/>
           </w:tcPr>
           <w:p>
@@ -6495,6 +6841,7 @@
         </w:tc>
         <w:tc>
           <w:tcPr>
+            <w:tcW w:type="dxa" w:w="7735"/>
             <w:shd w:val="clear" w:color="auto" w:fill="F3F6FA"/>
           </w:tcPr>
           <w:p>
@@ -6517,7 +6864,9 @@
           <w:cantSplit/>
         </w:trPr>
         <w:tc>
-          <w:tcPr/>
+          <w:tcPr>
+            <w:tcW w:type="dxa" w:w="2016"/>
+          </w:tcPr>
           <w:p>
             <w:pPr>
               <w:pStyle w:val="Compact"/>
@@ -6533,7 +6882,9 @@
           </w:p>
         </w:tc>
         <w:tc>
-          <w:tcPr/>
+          <w:tcPr>
+            <w:tcW w:type="dxa" w:w="7735"/>
+          </w:tcPr>
           <w:p>
             <w:pPr>
               <w:pStyle w:val="Compact"/>
@@ -6627,6 +6978,7 @@
         <w:tblStyle w:val="Table"/>
         <w:tblLook w:firstRow="1" w:lastRow="0" w:firstColumn="0" w:lastColumn="0" w:noHBand="0" w:noVBand="0" w:val="0020"/>
         <w:jc w:val="start"/>
+        <w:tblLayout w:type="fixed"/>
         <w:tblBorders>
           <w:top w:val="single" w:sz="4" w:color="C9D3E0"/>
           <w:left w:val="single" w:sz="4" w:color="C9D3E0"/>
@@ -6641,11 +6993,11 @@
           <w:left w:w="80" w:type="dxa"/>
           <w:right w:w="80" w:type="dxa"/>
         </w:tblCellMar>
-        <w:tblW w:w="5000" w:type="pct"/>
+        <w:tblW w:w="9751" w:type="dxa"/>
       </w:tblPr>
       <w:tblGrid>
-        <w:gridCol w:w="3960"/>
-        <w:gridCol w:w="3960"/>
+        <w:gridCol w:w="3756"/>
+        <w:gridCol w:w="5995"/>
       </w:tblGrid>
       <w:tr>
         <w:trPr>
@@ -6655,6 +7007,7 @@
         </w:trPr>
         <w:tc>
           <w:tcPr>
+            <w:tcW w:type="dxa" w:w="3756"/>
             <w:shd w:val="clear" w:color="auto" w:fill="13315C"/>
           </w:tcPr>
           <w:p>
@@ -6675,6 +7028,7 @@
         </w:tc>
         <w:tc>
           <w:tcPr>
+            <w:tcW w:type="dxa" w:w="5995"/>
             <w:shd w:val="clear" w:color="auto" w:fill="13315C"/>
           </w:tcPr>
           <w:p>
@@ -6699,7 +7053,9 @@
           <w:cantSplit/>
         </w:trPr>
         <w:tc>
-          <w:tcPr/>
+          <w:tcPr>
+            <w:tcW w:type="dxa" w:w="3756"/>
+          </w:tcPr>
           <w:p>
             <w:pPr>
               <w:pStyle w:val="Compact"/>
@@ -6715,7 +7071,9 @@
           </w:p>
         </w:tc>
         <w:tc>
-          <w:tcPr/>
+          <w:tcPr>
+            <w:tcW w:type="dxa" w:w="5995"/>
+          </w:tcPr>
           <w:p>
             <w:pPr>
               <w:pStyle w:val="Compact"/>
@@ -6737,6 +7095,7 @@
         </w:trPr>
         <w:tc>
           <w:tcPr>
+            <w:tcW w:type="dxa" w:w="3756"/>
             <w:shd w:val="clear" w:color="auto" w:fill="F3F6FA"/>
           </w:tcPr>
           <w:p>
@@ -6755,6 +7114,7 @@
         </w:tc>
         <w:tc>
           <w:tcPr>
+            <w:tcW w:type="dxa" w:w="5995"/>
             <w:shd w:val="clear" w:color="auto" w:fill="F3F6FA"/>
           </w:tcPr>
           <w:p>
@@ -6777,7 +7137,9 @@
           <w:cantSplit/>
         </w:trPr>
         <w:tc>
-          <w:tcPr/>
+          <w:tcPr>
+            <w:tcW w:type="dxa" w:w="3756"/>
+          </w:tcPr>
           <w:p>
             <w:pPr>
               <w:pStyle w:val="Compact"/>
@@ -6793,7 +7155,9 @@
           </w:p>
         </w:tc>
         <w:tc>
-          <w:tcPr/>
+          <w:tcPr>
+            <w:tcW w:type="dxa" w:w="5995"/>
+          </w:tcPr>
           <w:p>
             <w:pPr>
               <w:pStyle w:val="Compact"/>
@@ -6815,6 +7179,7 @@
         </w:trPr>
         <w:tc>
           <w:tcPr>
+            <w:tcW w:type="dxa" w:w="3756"/>
             <w:shd w:val="clear" w:color="auto" w:fill="F3F6FA"/>
           </w:tcPr>
           <w:p>
@@ -6833,6 +7198,7 @@
         </w:tc>
         <w:tc>
           <w:tcPr>
+            <w:tcW w:type="dxa" w:w="5995"/>
             <w:shd w:val="clear" w:color="auto" w:fill="F3F6FA"/>
           </w:tcPr>
           <w:p>
@@ -6855,7 +7221,9 @@
           <w:cantSplit/>
         </w:trPr>
         <w:tc>
-          <w:tcPr/>
+          <w:tcPr>
+            <w:tcW w:type="dxa" w:w="3756"/>
+          </w:tcPr>
           <w:p>
             <w:pPr>
               <w:pStyle w:val="Compact"/>
@@ -6871,7 +7239,9 @@
           </w:p>
         </w:tc>
         <w:tc>
-          <w:tcPr/>
+          <w:tcPr>
+            <w:tcW w:type="dxa" w:w="5995"/>
+          </w:tcPr>
           <w:p>
             <w:pPr>
               <w:pStyle w:val="Compact"/>
@@ -6893,6 +7263,7 @@
         </w:trPr>
         <w:tc>
           <w:tcPr>
+            <w:tcW w:type="dxa" w:w="3756"/>
             <w:shd w:val="clear" w:color="auto" w:fill="F3F6FA"/>
           </w:tcPr>
           <w:p>
@@ -6911,6 +7282,7 @@
         </w:tc>
         <w:tc>
           <w:tcPr>
+            <w:tcW w:type="dxa" w:w="5995"/>
             <w:shd w:val="clear" w:color="auto" w:fill="F3F6FA"/>
           </w:tcPr>
           <w:p>
@@ -6933,7 +7305,9 @@
           <w:cantSplit/>
         </w:trPr>
         <w:tc>
-          <w:tcPr/>
+          <w:tcPr>
+            <w:tcW w:type="dxa" w:w="3756"/>
+          </w:tcPr>
           <w:p>
             <w:pPr>
               <w:pStyle w:val="Compact"/>
@@ -6949,7 +7323,9 @@
           </w:p>
         </w:tc>
         <w:tc>
-          <w:tcPr/>
+          <w:tcPr>
+            <w:tcW w:type="dxa" w:w="5995"/>
+          </w:tcPr>
           <w:p>
             <w:pPr>
               <w:pStyle w:val="Compact"/>
@@ -6971,6 +7347,7 @@
         </w:trPr>
         <w:tc>
           <w:tcPr>
+            <w:tcW w:type="dxa" w:w="3756"/>
             <w:shd w:val="clear" w:color="auto" w:fill="F3F6FA"/>
           </w:tcPr>
           <w:p>
@@ -6989,6 +7366,7 @@
         </w:tc>
         <w:tc>
           <w:tcPr>
+            <w:tcW w:type="dxa" w:w="5995"/>
             <w:shd w:val="clear" w:color="auto" w:fill="F3F6FA"/>
           </w:tcPr>
           <w:p>
@@ -7011,7 +7389,9 @@
           <w:cantSplit/>
         </w:trPr>
         <w:tc>
-          <w:tcPr/>
+          <w:tcPr>
+            <w:tcW w:type="dxa" w:w="3756"/>
+          </w:tcPr>
           <w:p>
             <w:pPr>
               <w:pStyle w:val="Compact"/>
@@ -7027,7 +7407,9 @@
           </w:p>
         </w:tc>
         <w:tc>
-          <w:tcPr/>
+          <w:tcPr>
+            <w:tcW w:type="dxa" w:w="5995"/>
+          </w:tcPr>
           <w:p>
             <w:pPr>
               <w:pStyle w:val="Compact"/>
@@ -7049,6 +7431,7 @@
         </w:trPr>
         <w:tc>
           <w:tcPr>
+            <w:tcW w:type="dxa" w:w="3756"/>
             <w:shd w:val="clear" w:color="auto" w:fill="F3F6FA"/>
           </w:tcPr>
           <w:p>
@@ -7067,6 +7450,7 @@
         </w:tc>
         <w:tc>
           <w:tcPr>
+            <w:tcW w:type="dxa" w:w="5995"/>
             <w:shd w:val="clear" w:color="auto" w:fill="F3F6FA"/>
           </w:tcPr>
           <w:p>
@@ -7099,6 +7483,7 @@
         <w:tblStyle w:val="Table"/>
         <w:tblLook w:firstRow="1" w:lastRow="0" w:firstColumn="0" w:lastColumn="0" w:noHBand="0" w:noVBand="0" w:val="0020"/>
         <w:jc w:val="start"/>
+        <w:tblLayout w:type="fixed"/>
         <w:tblBorders>
           <w:top w:val="single" w:sz="4" w:color="C9D3E0"/>
           <w:left w:val="single" w:sz="4" w:color="C9D3E0"/>
@@ -7113,14 +7498,14 @@
           <w:left w:w="80" w:type="dxa"/>
           <w:right w:w="80" w:type="dxa"/>
         </w:tblCellMar>
-        <w:tblW w:w="5000" w:type="pct"/>
+        <w:tblW w:w="9751" w:type="dxa"/>
       </w:tblPr>
       <w:tblGrid>
-        <w:gridCol w:w="1584"/>
-        <w:gridCol w:w="1584"/>
-        <w:gridCol w:w="1584"/>
-        <w:gridCol w:w="1584"/>
-        <w:gridCol w:w="1584"/>
+        <w:gridCol w:w="1380"/>
+        <w:gridCol w:w="1606"/>
+        <w:gridCol w:w="1183"/>
+        <w:gridCol w:w="4002"/>
+        <w:gridCol w:w="1577"/>
       </w:tblGrid>
       <w:tr>
         <w:trPr>
@@ -7130,6 +7515,7 @@
         </w:trPr>
         <w:tc>
           <w:tcPr>
+            <w:tcW w:type="dxa" w:w="1381"/>
             <w:shd w:val="clear" w:color="auto" w:fill="13315C"/>
           </w:tcPr>
           <w:p>
@@ -7150,6 +7536,7 @@
         </w:tc>
         <w:tc>
           <w:tcPr>
+            <w:tcW w:type="dxa" w:w="1607"/>
             <w:shd w:val="clear" w:color="auto" w:fill="13315C"/>
           </w:tcPr>
           <w:p>
@@ -7170,6 +7557,7 @@
         </w:tc>
         <w:tc>
           <w:tcPr>
+            <w:tcW w:type="dxa" w:w="1183"/>
             <w:shd w:val="clear" w:color="auto" w:fill="13315C"/>
           </w:tcPr>
           <w:p>
@@ -7190,6 +7578,7 @@
         </w:tc>
         <w:tc>
           <w:tcPr>
+            <w:tcW w:type="dxa" w:w="4003"/>
             <w:shd w:val="clear" w:color="auto" w:fill="13315C"/>
           </w:tcPr>
           <w:p>
@@ -7210,6 +7599,7 @@
         </w:tc>
         <w:tc>
           <w:tcPr>
+            <w:tcW w:type="dxa" w:w="1578"/>
             <w:shd w:val="clear" w:color="auto" w:fill="13315C"/>
           </w:tcPr>
           <w:p>
@@ -7234,7 +7624,9 @@
           <w:cantSplit/>
         </w:trPr>
         <w:tc>
-          <w:tcPr/>
+          <w:tcPr>
+            <w:tcW w:type="dxa" w:w="1381"/>
+          </w:tcPr>
           <w:p>
             <w:pPr>
               <w:pStyle w:val="Compact"/>
@@ -7250,7 +7642,9 @@
           </w:p>
         </w:tc>
         <w:tc>
-          <w:tcPr/>
+          <w:tcPr>
+            <w:tcW w:type="dxa" w:w="1607"/>
+          </w:tcPr>
           <w:p>
             <w:pPr>
               <w:pStyle w:val="Compact"/>
@@ -7266,7 +7660,9 @@
           </w:p>
         </w:tc>
         <w:tc>
-          <w:tcPr/>
+          <w:tcPr>
+            <w:tcW w:type="dxa" w:w="1183"/>
+          </w:tcPr>
           <w:p>
             <w:pPr>
               <w:pStyle w:val="Compact"/>
@@ -7282,7 +7678,9 @@
           </w:p>
         </w:tc>
         <w:tc>
-          <w:tcPr/>
+          <w:tcPr>
+            <w:tcW w:type="dxa" w:w="4003"/>
+          </w:tcPr>
           <w:p>
             <w:pPr>
               <w:pStyle w:val="Compact"/>
@@ -7298,7 +7696,9 @@
           </w:p>
         </w:tc>
         <w:tc>
-          <w:tcPr/>
+          <w:tcPr>
+            <w:tcW w:type="dxa" w:w="1578"/>
+          </w:tcPr>
           <w:p>
             <w:pPr>
               <w:pStyle w:val="Compact"/>
@@ -7526,6 +7926,7 @@
         <w:tblStyle w:val="Table"/>
         <w:tblLook w:firstRow="1" w:lastRow="0" w:firstColumn="0" w:lastColumn="0" w:noHBand="0" w:noVBand="0" w:val="0020"/>
         <w:jc w:val="start"/>
+        <w:tblLayout w:type="fixed"/>
         <w:tblBorders>
           <w:top w:val="single" w:sz="4" w:color="C9D3E0"/>
           <w:left w:val="single" w:sz="4" w:color="C9D3E0"/>
@@ -7540,11 +7941,11 @@
           <w:left w:w="80" w:type="dxa"/>
           <w:right w:w="80" w:type="dxa"/>
         </w:tblCellMar>
-        <w:tblW w:w="5000" w:type="pct"/>
+        <w:tblW w:w="9751" w:type="dxa"/>
       </w:tblPr>
       <w:tblGrid>
-        <w:gridCol w:w="3960"/>
-        <w:gridCol w:w="3960"/>
+        <w:gridCol w:w="2188"/>
+        <w:gridCol w:w="7562"/>
       </w:tblGrid>
       <w:tr>
         <w:trPr>
@@ -7554,6 +7955,7 @@
         </w:trPr>
         <w:tc>
           <w:tcPr>
+            <w:tcW w:type="dxa" w:w="2189"/>
             <w:shd w:val="clear" w:color="auto" w:fill="13315C"/>
           </w:tcPr>
           <w:p>
@@ -7574,6 +7976,7 @@
         </w:tc>
         <w:tc>
           <w:tcPr>
+            <w:tcW w:type="dxa" w:w="7562"/>
             <w:shd w:val="clear" w:color="auto" w:fill="13315C"/>
           </w:tcPr>
           <w:p>
@@ -7598,7 +8001,9 @@
           <w:cantSplit/>
         </w:trPr>
         <w:tc>
-          <w:tcPr/>
+          <w:tcPr>
+            <w:tcW w:type="dxa" w:w="2189"/>
+          </w:tcPr>
           <w:p>
             <w:pPr>
               <w:pStyle w:val="Compact"/>
@@ -7614,7 +8019,9 @@
           </w:p>
         </w:tc>
         <w:tc>
-          <w:tcPr/>
+          <w:tcPr>
+            <w:tcW w:type="dxa" w:w="7562"/>
+          </w:tcPr>
           <w:p>
             <w:pPr>
               <w:pStyle w:val="Compact"/>
@@ -7636,6 +8043,7 @@
         </w:trPr>
         <w:tc>
           <w:tcPr>
+            <w:tcW w:type="dxa" w:w="2189"/>
             <w:shd w:val="clear" w:color="auto" w:fill="F3F6FA"/>
           </w:tcPr>
           <w:p>
@@ -7654,6 +8062,7 @@
         </w:tc>
         <w:tc>
           <w:tcPr>
+            <w:tcW w:type="dxa" w:w="7562"/>
             <w:shd w:val="clear" w:color="auto" w:fill="F3F6FA"/>
           </w:tcPr>
           <w:p>
@@ -7676,7 +8085,9 @@
           <w:cantSplit/>
         </w:trPr>
         <w:tc>
-          <w:tcPr/>
+          <w:tcPr>
+            <w:tcW w:type="dxa" w:w="2189"/>
+          </w:tcPr>
           <w:p>
             <w:pPr>
               <w:pStyle w:val="Compact"/>
@@ -7692,7 +8103,9 @@
           </w:p>
         </w:tc>
         <w:tc>
-          <w:tcPr/>
+          <w:tcPr>
+            <w:tcW w:type="dxa" w:w="7562"/>
+          </w:tcPr>
           <w:p>
             <w:pPr>
               <w:pStyle w:val="Compact"/>
@@ -7714,6 +8127,7 @@
         </w:trPr>
         <w:tc>
           <w:tcPr>
+            <w:tcW w:type="dxa" w:w="2189"/>
             <w:shd w:val="clear" w:color="auto" w:fill="F3F6FA"/>
           </w:tcPr>
           <w:p>
@@ -7732,6 +8146,7 @@
         </w:tc>
         <w:tc>
           <w:tcPr>
+            <w:tcW w:type="dxa" w:w="7562"/>
             <w:shd w:val="clear" w:color="auto" w:fill="F3F6FA"/>
           </w:tcPr>
           <w:p>
@@ -9155,6 +9570,7 @@
         <w:tblStyle w:val="Table"/>
         <w:tblLook w:firstRow="1" w:lastRow="0" w:firstColumn="0" w:lastColumn="0" w:noHBand="0" w:noVBand="0" w:val="0020"/>
         <w:jc w:val="start"/>
+        <w:tblLayout w:type="fixed"/>
         <w:tblBorders>
           <w:top w:val="single" w:sz="4" w:color="C9D3E0"/>
           <w:left w:val="single" w:sz="4" w:color="C9D3E0"/>
@@ -9169,12 +9585,12 @@
           <w:left w:w="80" w:type="dxa"/>
           <w:right w:w="80" w:type="dxa"/>
         </w:tblCellMar>
-        <w:tblW w:w="5000" w:type="pct"/>
+        <w:tblW w:w="9751" w:type="dxa"/>
       </w:tblPr>
       <w:tblGrid>
-        <w:gridCol w:w="2640"/>
-        <w:gridCol w:w="2640"/>
-        <w:gridCol w:w="2640"/>
+        <w:gridCol w:w="4461"/>
+        <w:gridCol w:w="2772"/>
+        <w:gridCol w:w="2517"/>
       </w:tblGrid>
       <w:tr>
         <w:trPr>
@@ -9184,6 +9600,7 @@
         </w:trPr>
         <w:tc>
           <w:tcPr>
+            <w:tcW w:type="dxa" w:w="4462"/>
             <w:shd w:val="clear" w:color="auto" w:fill="13315C"/>
           </w:tcPr>
           <w:p>
@@ -9204,6 +9621,7 @@
         </w:tc>
         <w:tc>
           <w:tcPr>
+            <w:tcW w:type="dxa" w:w="2773"/>
             <w:shd w:val="clear" w:color="auto" w:fill="13315C"/>
           </w:tcPr>
           <w:p>
@@ -9224,6 +9642,7 @@
         </w:tc>
         <w:tc>
           <w:tcPr>
+            <w:tcW w:type="dxa" w:w="2517"/>
             <w:shd w:val="clear" w:color="auto" w:fill="13315C"/>
           </w:tcPr>
           <w:p>
@@ -9248,7 +9667,9 @@
           <w:cantSplit/>
         </w:trPr>
         <w:tc>
-          <w:tcPr/>
+          <w:tcPr>
+            <w:tcW w:type="dxa" w:w="4462"/>
+          </w:tcPr>
           <w:p>
             <w:pPr>
               <w:pStyle w:val="Compact"/>
@@ -9264,7 +9685,9 @@
           </w:p>
         </w:tc>
         <w:tc>
-          <w:tcPr/>
+          <w:tcPr>
+            <w:tcW w:type="dxa" w:w="2773"/>
+          </w:tcPr>
           <w:p>
             <w:pPr>
               <w:pStyle w:val="Compact"/>
@@ -9280,7 +9703,9 @@
           </w:p>
         </w:tc>
         <w:tc>
-          <w:tcPr/>
+          <w:tcPr>
+            <w:tcW w:type="dxa" w:w="2517"/>
+          </w:tcPr>
           <w:p>
             <w:pPr>
               <w:pStyle w:val="Compact"/>
@@ -9302,6 +9727,7 @@
         </w:trPr>
         <w:tc>
           <w:tcPr>
+            <w:tcW w:type="dxa" w:w="4462"/>
             <w:shd w:val="clear" w:color="auto" w:fill="F3F6FA"/>
           </w:tcPr>
           <w:p>
@@ -9320,6 +9746,7 @@
         </w:tc>
         <w:tc>
           <w:tcPr>
+            <w:tcW w:type="dxa" w:w="2773"/>
             <w:shd w:val="clear" w:color="auto" w:fill="F3F6FA"/>
           </w:tcPr>
           <w:p>
@@ -9338,6 +9765,7 @@
         </w:tc>
         <w:tc>
           <w:tcPr>
+            <w:tcW w:type="dxa" w:w="2517"/>
             <w:shd w:val="clear" w:color="auto" w:fill="F3F6FA"/>
           </w:tcPr>
           <w:p>
@@ -9360,7 +9788,9 @@
           <w:cantSplit/>
         </w:trPr>
         <w:tc>
-          <w:tcPr/>
+          <w:tcPr>
+            <w:tcW w:type="dxa" w:w="4462"/>
+          </w:tcPr>
           <w:p>
             <w:pPr>
               <w:pStyle w:val="Compact"/>
@@ -9376,7 +9806,9 @@
           </w:p>
         </w:tc>
         <w:tc>
-          <w:tcPr/>
+          <w:tcPr>
+            <w:tcW w:type="dxa" w:w="2773"/>
+          </w:tcPr>
           <w:p>
             <w:pPr>
               <w:pStyle w:val="Compact"/>
@@ -9392,7 +9824,9 @@
           </w:p>
         </w:tc>
         <w:tc>
-          <w:tcPr/>
+          <w:tcPr>
+            <w:tcW w:type="dxa" w:w="2517"/>
+          </w:tcPr>
           <w:p>
             <w:pPr>
               <w:pStyle w:val="Compact"/>
@@ -9414,6 +9848,7 @@
         </w:trPr>
         <w:tc>
           <w:tcPr>
+            <w:tcW w:type="dxa" w:w="4462"/>
             <w:shd w:val="clear" w:color="auto" w:fill="F3F6FA"/>
           </w:tcPr>
           <w:p>
@@ -9432,6 +9867,7 @@
         </w:tc>
         <w:tc>
           <w:tcPr>
+            <w:tcW w:type="dxa" w:w="2773"/>
             <w:shd w:val="clear" w:color="auto" w:fill="F3F6FA"/>
           </w:tcPr>
           <w:p>
@@ -9450,6 +9886,7 @@
         </w:tc>
         <w:tc>
           <w:tcPr>
+            <w:tcW w:type="dxa" w:w="2517"/>
             <w:shd w:val="clear" w:color="auto" w:fill="F3F6FA"/>
           </w:tcPr>
           <w:p>
@@ -9472,7 +9909,9 @@
           <w:cantSplit/>
         </w:trPr>
         <w:tc>
-          <w:tcPr/>
+          <w:tcPr>
+            <w:tcW w:type="dxa" w:w="4462"/>
+          </w:tcPr>
           <w:p>
             <w:pPr>
               <w:pStyle w:val="Compact"/>
@@ -9488,7 +9927,9 @@
           </w:p>
         </w:tc>
         <w:tc>
-          <w:tcPr/>
+          <w:tcPr>
+            <w:tcW w:type="dxa" w:w="2773"/>
+          </w:tcPr>
           <w:p>
             <w:pPr>
               <w:pStyle w:val="Compact"/>
@@ -9504,7 +9945,9 @@
           </w:p>
         </w:tc>
         <w:tc>
-          <w:tcPr/>
+          <w:tcPr>
+            <w:tcW w:type="dxa" w:w="2517"/>
+          </w:tcPr>
           <w:p>
             <w:pPr>
               <w:pStyle w:val="Compact"/>
@@ -9526,6 +9969,7 @@
         </w:trPr>
         <w:tc>
           <w:tcPr>
+            <w:tcW w:type="dxa" w:w="4462"/>
             <w:shd w:val="clear" w:color="auto" w:fill="F3F6FA"/>
           </w:tcPr>
           <w:p>
@@ -9544,6 +9988,7 @@
         </w:tc>
         <w:tc>
           <w:tcPr>
+            <w:tcW w:type="dxa" w:w="2773"/>
             <w:shd w:val="clear" w:color="auto" w:fill="F3F6FA"/>
           </w:tcPr>
           <w:p>
@@ -9562,6 +10007,7 @@
         </w:tc>
         <w:tc>
           <w:tcPr>
+            <w:tcW w:type="dxa" w:w="2517"/>
             <w:shd w:val="clear" w:color="auto" w:fill="F3F6FA"/>
           </w:tcPr>
           <w:p>
@@ -9595,6 +10041,7 @@
         <w:tblStyle w:val="Table"/>
         <w:tblLook w:firstRow="1" w:lastRow="0" w:firstColumn="0" w:lastColumn="0" w:noHBand="0" w:noVBand="0" w:val="0020"/>
         <w:jc w:val="start"/>
+        <w:tblLayout w:type="fixed"/>
         <w:tblBorders>
           <w:top w:val="single" w:sz="4" w:color="C9D3E0"/>
           <w:left w:val="single" w:sz="4" w:color="C9D3E0"/>
@@ -9609,11 +10056,11 @@
           <w:left w:w="80" w:type="dxa"/>
           <w:right w:w="80" w:type="dxa"/>
         </w:tblCellMar>
-        <w:tblW w:w="5000" w:type="pct"/>
+        <w:tblW w:w="9751" w:type="dxa"/>
       </w:tblPr>
       <w:tblGrid>
-        <w:gridCol w:w="3960"/>
-        <w:gridCol w:w="3960"/>
+        <w:gridCol w:w="2050"/>
+        <w:gridCol w:w="7700"/>
       </w:tblGrid>
       <w:tr>
         <w:trPr>
@@ -9623,6 +10070,7 @@
         </w:trPr>
         <w:tc>
           <w:tcPr>
+            <w:tcW w:type="dxa" w:w="2051"/>
             <w:shd w:val="clear" w:color="auto" w:fill="13315C"/>
           </w:tcPr>
           <w:p>
@@ -9643,6 +10091,7 @@
         </w:tc>
         <w:tc>
           <w:tcPr>
+            <w:tcW w:type="dxa" w:w="7700"/>
             <w:shd w:val="clear" w:color="auto" w:fill="13315C"/>
           </w:tcPr>
           <w:p>
@@ -9667,7 +10116,9 @@
           <w:cantSplit/>
         </w:trPr>
         <w:tc>
-          <w:tcPr/>
+          <w:tcPr>
+            <w:tcW w:type="dxa" w:w="2051"/>
+          </w:tcPr>
           <w:p>
             <w:pPr>
               <w:pStyle w:val="Compact"/>
@@ -9683,7 +10134,9 @@
           </w:p>
         </w:tc>
         <w:tc>
-          <w:tcPr/>
+          <w:tcPr>
+            <w:tcW w:type="dxa" w:w="7700"/>
+          </w:tcPr>
           <w:p>
             <w:pPr>
               <w:pStyle w:val="Compact"/>
@@ -9705,6 +10158,7 @@
         </w:trPr>
         <w:tc>
           <w:tcPr>
+            <w:tcW w:type="dxa" w:w="2051"/>
             <w:shd w:val="clear" w:color="auto" w:fill="F3F6FA"/>
           </w:tcPr>
           <w:p>
@@ -9723,6 +10177,7 @@
         </w:tc>
         <w:tc>
           <w:tcPr>
+            <w:tcW w:type="dxa" w:w="7700"/>
             <w:shd w:val="clear" w:color="auto" w:fill="F3F6FA"/>
           </w:tcPr>
           <w:p>
@@ -9745,7 +10200,9 @@
           <w:cantSplit/>
         </w:trPr>
         <w:tc>
-          <w:tcPr/>
+          <w:tcPr>
+            <w:tcW w:type="dxa" w:w="2051"/>
+          </w:tcPr>
           <w:p>
             <w:pPr>
               <w:pStyle w:val="Compact"/>
@@ -9761,7 +10218,9 @@
           </w:p>
         </w:tc>
         <w:tc>
-          <w:tcPr/>
+          <w:tcPr>
+            <w:tcW w:type="dxa" w:w="7700"/>
+          </w:tcPr>
           <w:p>
             <w:pPr>
               <w:pStyle w:val="Compact"/>
@@ -9783,6 +10242,7 @@
         </w:trPr>
         <w:tc>
           <w:tcPr>
+            <w:tcW w:type="dxa" w:w="2051"/>
             <w:shd w:val="clear" w:color="auto" w:fill="F3F6FA"/>
           </w:tcPr>
           <w:p>
@@ -9801,6 +10261,7 @@
         </w:tc>
         <w:tc>
           <w:tcPr>
+            <w:tcW w:type="dxa" w:w="7700"/>
             <w:shd w:val="clear" w:color="auto" w:fill="F3F6FA"/>
           </w:tcPr>
           <w:p>
@@ -9823,7 +10284,9 @@
           <w:cantSplit/>
         </w:trPr>
         <w:tc>
-          <w:tcPr/>
+          <w:tcPr>
+            <w:tcW w:type="dxa" w:w="2051"/>
+          </w:tcPr>
           <w:p>
             <w:pPr>
               <w:pStyle w:val="Compact"/>
@@ -9839,7 +10302,9 @@
           </w:p>
         </w:tc>
         <w:tc>
-          <w:tcPr/>
+          <w:tcPr>
+            <w:tcW w:type="dxa" w:w="7700"/>
+          </w:tcPr>
           <w:p>
             <w:pPr>
               <w:pStyle w:val="Compact"/>
@@ -9861,6 +10326,7 @@
         </w:trPr>
         <w:tc>
           <w:tcPr>
+            <w:tcW w:type="dxa" w:w="2051"/>
             <w:shd w:val="clear" w:color="auto" w:fill="F3F6FA"/>
           </w:tcPr>
           <w:p>
@@ -9879,6 +10345,7 @@
         </w:tc>
         <w:tc>
           <w:tcPr>
+            <w:tcW w:type="dxa" w:w="7700"/>
             <w:shd w:val="clear" w:color="auto" w:fill="F3F6FA"/>
           </w:tcPr>
           <w:p>
@@ -9928,6 +10395,7 @@
         <w:tblStyle w:val="Table"/>
         <w:tblLook w:firstRow="1" w:lastRow="0" w:firstColumn="0" w:lastColumn="0" w:noHBand="0" w:noVBand="0" w:val="0020"/>
         <w:jc w:val="start"/>
+        <w:tblLayout w:type="fixed"/>
         <w:tblBorders>
           <w:top w:val="single" w:sz="4" w:color="C9D3E0"/>
           <w:left w:val="single" w:sz="4" w:color="C9D3E0"/>
@@ -9942,11 +10410,11 @@
           <w:left w:w="80" w:type="dxa"/>
           <w:right w:w="80" w:type="dxa"/>
         </w:tblCellMar>
-        <w:tblW w:w="5000" w:type="pct"/>
+        <w:tblW w:w="9751" w:type="dxa"/>
       </w:tblPr>
       <w:tblGrid>
-        <w:gridCol w:w="3960"/>
-        <w:gridCol w:w="3960"/>
+        <w:gridCol w:w="2562"/>
+        <w:gridCol w:w="7189"/>
       </w:tblGrid>
       <w:tr>
         <w:trPr>
@@ -9956,6 +10424,7 @@
         </w:trPr>
         <w:tc>
           <w:tcPr>
+            <w:tcW w:type="dxa" w:w="2562"/>
             <w:shd w:val="clear" w:color="auto" w:fill="13315C"/>
           </w:tcPr>
           <w:p>
@@ -9976,6 +10445,7 @@
         </w:tc>
         <w:tc>
           <w:tcPr>
+            <w:tcW w:type="dxa" w:w="7189"/>
             <w:shd w:val="clear" w:color="auto" w:fill="13315C"/>
           </w:tcPr>
           <w:p>
@@ -10000,7 +10470,9 @@
           <w:cantSplit/>
         </w:trPr>
         <w:tc>
-          <w:tcPr/>
+          <w:tcPr>
+            <w:tcW w:type="dxa" w:w="2562"/>
+          </w:tcPr>
           <w:p>
             <w:pPr>
               <w:pStyle w:val="Compact"/>
@@ -10016,7 +10488,9 @@
           </w:p>
         </w:tc>
         <w:tc>
-          <w:tcPr/>
+          <w:tcPr>
+            <w:tcW w:type="dxa" w:w="7189"/>
+          </w:tcPr>
           <w:p>
             <w:pPr>
               <w:pStyle w:val="Compact"/>
@@ -10038,6 +10512,7 @@
         </w:trPr>
         <w:tc>
           <w:tcPr>
+            <w:tcW w:type="dxa" w:w="2562"/>
             <w:shd w:val="clear" w:color="auto" w:fill="F3F6FA"/>
           </w:tcPr>
           <w:p>
@@ -10056,6 +10531,7 @@
         </w:tc>
         <w:tc>
           <w:tcPr>
+            <w:tcW w:type="dxa" w:w="7189"/>
             <w:shd w:val="clear" w:color="auto" w:fill="F3F6FA"/>
           </w:tcPr>
           <w:p>
@@ -10078,7 +10554,9 @@
           <w:cantSplit/>
         </w:trPr>
         <w:tc>
-          <w:tcPr/>
+          <w:tcPr>
+            <w:tcW w:type="dxa" w:w="2562"/>
+          </w:tcPr>
           <w:p>
             <w:pPr>
               <w:pStyle w:val="Compact"/>
@@ -10094,7 +10572,9 @@
           </w:p>
         </w:tc>
         <w:tc>
-          <w:tcPr/>
+          <w:tcPr>
+            <w:tcW w:type="dxa" w:w="7189"/>
+          </w:tcPr>
           <w:p>
             <w:pPr>
               <w:pStyle w:val="Compact"/>
@@ -10116,6 +10596,7 @@
         </w:trPr>
         <w:tc>
           <w:tcPr>
+            <w:tcW w:type="dxa" w:w="2562"/>
             <w:shd w:val="clear" w:color="auto" w:fill="F3F6FA"/>
           </w:tcPr>
           <w:p>
@@ -10134,6 +10615,7 @@
         </w:tc>
         <w:tc>
           <w:tcPr>
+            <w:tcW w:type="dxa" w:w="7189"/>
             <w:shd w:val="clear" w:color="auto" w:fill="F3F6FA"/>
           </w:tcPr>
           <w:p>
@@ -10156,7 +10638,9 @@
           <w:cantSplit/>
         </w:trPr>
         <w:tc>
-          <w:tcPr/>
+          <w:tcPr>
+            <w:tcW w:type="dxa" w:w="2562"/>
+          </w:tcPr>
           <w:p>
             <w:pPr>
               <w:pStyle w:val="Compact"/>
@@ -10172,7 +10656,9 @@
           </w:p>
         </w:tc>
         <w:tc>
-          <w:tcPr/>
+          <w:tcPr>
+            <w:tcW w:type="dxa" w:w="7189"/>
+          </w:tcPr>
           <w:p>
             <w:pPr>
               <w:pStyle w:val="Compact"/>
@@ -10194,6 +10680,7 @@
         </w:trPr>
         <w:tc>
           <w:tcPr>
+            <w:tcW w:type="dxa" w:w="2562"/>
             <w:shd w:val="clear" w:color="auto" w:fill="F3F6FA"/>
           </w:tcPr>
           <w:p>
@@ -10212,6 +10699,7 @@
         </w:tc>
         <w:tc>
           <w:tcPr>
+            <w:tcW w:type="dxa" w:w="7189"/>
             <w:shd w:val="clear" w:color="auto" w:fill="F3F6FA"/>
           </w:tcPr>
           <w:p>
@@ -10234,7 +10722,9 @@
           <w:cantSplit/>
         </w:trPr>
         <w:tc>
-          <w:tcPr/>
+          <w:tcPr>
+            <w:tcW w:type="dxa" w:w="2562"/>
+          </w:tcPr>
           <w:p>
             <w:pPr>
               <w:pStyle w:val="Compact"/>
@@ -10250,7 +10740,9 @@
           </w:p>
         </w:tc>
         <w:tc>
-          <w:tcPr/>
+          <w:tcPr>
+            <w:tcW w:type="dxa" w:w="7189"/>
+          </w:tcPr>
           <w:p>
             <w:pPr>
               <w:pStyle w:val="Compact"/>
@@ -10272,6 +10764,7 @@
         </w:trPr>
         <w:tc>
           <w:tcPr>
+            <w:tcW w:type="dxa" w:w="2562"/>
             <w:shd w:val="clear" w:color="auto" w:fill="F3F6FA"/>
           </w:tcPr>
           <w:p>
@@ -10290,6 +10783,7 @@
         </w:tc>
         <w:tc>
           <w:tcPr>
+            <w:tcW w:type="dxa" w:w="7189"/>
             <w:shd w:val="clear" w:color="auto" w:fill="F3F6FA"/>
           </w:tcPr>
           <w:p>
@@ -10312,7 +10806,9 @@
           <w:cantSplit/>
         </w:trPr>
         <w:tc>
-          <w:tcPr/>
+          <w:tcPr>
+            <w:tcW w:type="dxa" w:w="2562"/>
+          </w:tcPr>
           <w:p>
             <w:pPr>
               <w:pStyle w:val="Compact"/>
@@ -10328,7 +10824,9 @@
           </w:p>
         </w:tc>
         <w:tc>
-          <w:tcPr/>
+          <w:tcPr>
+            <w:tcW w:type="dxa" w:w="7189"/>
+          </w:tcPr>
           <w:p>
             <w:pPr>
               <w:pStyle w:val="Compact"/>
@@ -10350,6 +10848,7 @@
         </w:trPr>
         <w:tc>
           <w:tcPr>
+            <w:tcW w:type="dxa" w:w="2562"/>
             <w:shd w:val="clear" w:color="auto" w:fill="F3F6FA"/>
           </w:tcPr>
           <w:p>
@@ -10368,6 +10867,7 @@
         </w:tc>
         <w:tc>
           <w:tcPr>
+            <w:tcW w:type="dxa" w:w="7189"/>
             <w:shd w:val="clear" w:color="auto" w:fill="F3F6FA"/>
           </w:tcPr>
           <w:p>
@@ -10400,6 +10900,7 @@
         <w:tblStyle w:val="Table"/>
         <w:tblLook w:firstRow="1" w:lastRow="0" w:firstColumn="0" w:lastColumn="0" w:noHBand="0" w:noVBand="0" w:val="0020"/>
         <w:jc w:val="start"/>
+        <w:tblLayout w:type="fixed"/>
         <w:tblBorders>
           <w:top w:val="single" w:sz="4" w:color="C9D3E0"/>
           <w:left w:val="single" w:sz="4" w:color="C9D3E0"/>
@@ -10414,14 +10915,14 @@
           <w:left w:w="80" w:type="dxa"/>
           <w:right w:w="80" w:type="dxa"/>
         </w:tblCellMar>
-        <w:tblW w:w="5000" w:type="pct"/>
+        <w:tblW w:w="9751" w:type="dxa"/>
       </w:tblPr>
       <w:tblGrid>
-        <w:gridCol w:w="1584"/>
-        <w:gridCol w:w="1584"/>
-        <w:gridCol w:w="1584"/>
-        <w:gridCol w:w="1584"/>
-        <w:gridCol w:w="1584"/>
+        <w:gridCol w:w="1888"/>
+        <w:gridCol w:w="2198"/>
+        <w:gridCol w:w="1618"/>
+        <w:gridCol w:w="1888"/>
+        <w:gridCol w:w="2158"/>
       </w:tblGrid>
       <w:tr>
         <w:trPr>
@@ -10431,6 +10932,7 @@
         </w:trPr>
         <w:tc>
           <w:tcPr>
+            <w:tcW w:type="dxa" w:w="1888"/>
             <w:shd w:val="clear" w:color="auto" w:fill="13315C"/>
           </w:tcPr>
           <w:p>
@@ -10451,6 +10953,7 @@
         </w:tc>
         <w:tc>
           <w:tcPr>
+            <w:tcW w:type="dxa" w:w="2198"/>
             <w:shd w:val="clear" w:color="auto" w:fill="13315C"/>
           </w:tcPr>
           <w:p>
@@ -10471,6 +10974,7 @@
         </w:tc>
         <w:tc>
           <w:tcPr>
+            <w:tcW w:type="dxa" w:w="1619"/>
             <w:shd w:val="clear" w:color="auto" w:fill="13315C"/>
           </w:tcPr>
           <w:p>
@@ -10491,6 +10995,7 @@
         </w:tc>
         <w:tc>
           <w:tcPr>
+            <w:tcW w:type="dxa" w:w="1888"/>
             <w:shd w:val="clear" w:color="auto" w:fill="13315C"/>
           </w:tcPr>
           <w:p>
@@ -10511,6 +11016,7 @@
         </w:tc>
         <w:tc>
           <w:tcPr>
+            <w:tcW w:type="dxa" w:w="2158"/>
             <w:shd w:val="clear" w:color="auto" w:fill="13315C"/>
           </w:tcPr>
           <w:p>
@@ -10535,7 +11041,9 @@
           <w:cantSplit/>
         </w:trPr>
         <w:tc>
-          <w:tcPr/>
+          <w:tcPr>
+            <w:tcW w:type="dxa" w:w="1888"/>
+          </w:tcPr>
           <w:p>
             <w:pPr>
               <w:pStyle w:val="Compact"/>
@@ -10551,7 +11059,9 @@
           </w:p>
         </w:tc>
         <w:tc>
-          <w:tcPr/>
+          <w:tcPr>
+            <w:tcW w:type="dxa" w:w="2198"/>
+          </w:tcPr>
           <w:p>
             <w:pPr>
               <w:pStyle w:val="Compact"/>
@@ -10567,7 +11077,9 @@
           </w:p>
         </w:tc>
         <w:tc>
-          <w:tcPr/>
+          <w:tcPr>
+            <w:tcW w:type="dxa" w:w="1619"/>
+          </w:tcPr>
           <w:p>
             <w:pPr>
               <w:pStyle w:val="Compact"/>
@@ -10583,7 +11095,9 @@
           </w:p>
         </w:tc>
         <w:tc>
-          <w:tcPr/>
+          <w:tcPr>
+            <w:tcW w:type="dxa" w:w="1888"/>
+          </w:tcPr>
           <w:p>
             <w:pPr>
               <w:pStyle w:val="Compact"/>
@@ -10599,7 +11113,9 @@
           </w:p>
         </w:tc>
         <w:tc>
-          <w:tcPr/>
+          <w:tcPr>
+            <w:tcW w:type="dxa" w:w="2158"/>
+          </w:tcPr>
           <w:p>
             <w:pPr>
               <w:pStyle w:val="Compact"/>
@@ -10765,6 +11281,7 @@
         <w:tblStyle w:val="Table"/>
         <w:tblLook w:firstRow="1" w:lastRow="0" w:firstColumn="0" w:lastColumn="0" w:noHBand="0" w:noVBand="0" w:val="0020"/>
         <w:jc w:val="start"/>
+        <w:tblLayout w:type="fixed"/>
         <w:tblBorders>
           <w:top w:val="single" w:sz="4" w:color="C9D3E0"/>
           <w:left w:val="single" w:sz="4" w:color="C9D3E0"/>
@@ -10779,11 +11296,11 @@
           <w:left w:w="80" w:type="dxa"/>
           <w:right w:w="80" w:type="dxa"/>
         </w:tblCellMar>
-        <w:tblW w:w="5000" w:type="pct"/>
+        <w:tblW w:w="9751" w:type="dxa"/>
       </w:tblPr>
       <w:tblGrid>
-        <w:gridCol w:w="3960"/>
-        <w:gridCol w:w="3960"/>
+        <w:gridCol w:w="2684"/>
+        <w:gridCol w:w="7066"/>
       </w:tblGrid>
       <w:tr>
         <w:trPr>
@@ -10793,6 +11310,7 @@
         </w:trPr>
         <w:tc>
           <w:tcPr>
+            <w:tcW w:type="dxa" w:w="2685"/>
             <w:shd w:val="clear" w:color="auto" w:fill="13315C"/>
           </w:tcPr>
           <w:p>
@@ -10813,6 +11331,7 @@
         </w:tc>
         <w:tc>
           <w:tcPr>
+            <w:tcW w:type="dxa" w:w="7067"/>
             <w:shd w:val="clear" w:color="auto" w:fill="13315C"/>
           </w:tcPr>
           <w:p>
@@ -10837,7 +11356,9 @@
           <w:cantSplit/>
         </w:trPr>
         <w:tc>
-          <w:tcPr/>
+          <w:tcPr>
+            <w:tcW w:type="dxa" w:w="2685"/>
+          </w:tcPr>
           <w:p>
             <w:pPr>
               <w:pStyle w:val="Compact"/>
@@ -10853,7 +11374,9 @@
           </w:p>
         </w:tc>
         <w:tc>
-          <w:tcPr/>
+          <w:tcPr>
+            <w:tcW w:type="dxa" w:w="7067"/>
+          </w:tcPr>
           <w:p>
             <w:pPr>
               <w:pStyle w:val="Compact"/>
@@ -10875,6 +11398,7 @@
         </w:trPr>
         <w:tc>
           <w:tcPr>
+            <w:tcW w:type="dxa" w:w="2685"/>
             <w:shd w:val="clear" w:color="auto" w:fill="F3F6FA"/>
           </w:tcPr>
           <w:p>
@@ -10893,6 +11417,7 @@
         </w:tc>
         <w:tc>
           <w:tcPr>
+            <w:tcW w:type="dxa" w:w="7067"/>
             <w:shd w:val="clear" w:color="auto" w:fill="F3F6FA"/>
           </w:tcPr>
           <w:p>
@@ -10915,7 +11440,9 @@
           <w:cantSplit/>
         </w:trPr>
         <w:tc>
-          <w:tcPr/>
+          <w:tcPr>
+            <w:tcW w:type="dxa" w:w="2685"/>
+          </w:tcPr>
           <w:p>
             <w:pPr>
               <w:pStyle w:val="Compact"/>
@@ -10931,7 +11458,9 @@
           </w:p>
         </w:tc>
         <w:tc>
-          <w:tcPr/>
+          <w:tcPr>
+            <w:tcW w:type="dxa" w:w="7067"/>
+          </w:tcPr>
           <w:p>
             <w:pPr>
               <w:pStyle w:val="Compact"/>
@@ -10953,6 +11482,7 @@
         </w:trPr>
         <w:tc>
           <w:tcPr>
+            <w:tcW w:type="dxa" w:w="2685"/>
             <w:shd w:val="clear" w:color="auto" w:fill="F3F6FA"/>
           </w:tcPr>
           <w:p>
@@ -10971,6 +11501,7 @@
         </w:tc>
         <w:tc>
           <w:tcPr>
+            <w:tcW w:type="dxa" w:w="7067"/>
             <w:shd w:val="clear" w:color="auto" w:fill="F3F6FA"/>
           </w:tcPr>
           <w:p>
@@ -10993,7 +11524,9 @@
           <w:cantSplit/>
         </w:trPr>
         <w:tc>
-          <w:tcPr/>
+          <w:tcPr>
+            <w:tcW w:type="dxa" w:w="2685"/>
+          </w:tcPr>
           <w:p>
             <w:pPr>
               <w:pStyle w:val="Compact"/>
@@ -11009,7 +11542,9 @@
           </w:p>
         </w:tc>
         <w:tc>
-          <w:tcPr/>
+          <w:tcPr>
+            <w:tcW w:type="dxa" w:w="7067"/>
+          </w:tcPr>
           <w:p>
             <w:pPr>
               <w:pStyle w:val="Compact"/>
@@ -11031,6 +11566,7 @@
         </w:trPr>
         <w:tc>
           <w:tcPr>
+            <w:tcW w:type="dxa" w:w="2685"/>
             <w:shd w:val="clear" w:color="auto" w:fill="F3F6FA"/>
           </w:tcPr>
           <w:p>
@@ -11049,6 +11585,7 @@
         </w:tc>
         <w:tc>
           <w:tcPr>
+            <w:tcW w:type="dxa" w:w="7067"/>
             <w:shd w:val="clear" w:color="auto" w:fill="F3F6FA"/>
           </w:tcPr>
           <w:p>
@@ -11300,6 +11837,7 @@
         <w:tblStyle w:val="Table"/>
         <w:tblLook w:firstRow="1" w:lastRow="0" w:firstColumn="0" w:lastColumn="0" w:noHBand="0" w:noVBand="0" w:val="0020"/>
         <w:jc w:val="start"/>
+        <w:tblLayout w:type="fixed"/>
         <w:tblBorders>
           <w:top w:val="single" w:sz="4" w:color="C9D3E0"/>
           <w:left w:val="single" w:sz="4" w:color="C9D3E0"/>
@@ -11314,12 +11852,12 @@
           <w:left w:w="80" w:type="dxa"/>
           <w:right w:w="80" w:type="dxa"/>
         </w:tblCellMar>
-        <w:tblW w:w="5000" w:type="pct"/>
+        <w:tblW w:w="9751" w:type="dxa"/>
       </w:tblPr>
       <w:tblGrid>
-        <w:gridCol w:w="2640"/>
-        <w:gridCol w:w="2640"/>
-        <w:gridCol w:w="2640"/>
+        <w:gridCol w:w="1489"/>
+        <w:gridCol w:w="4943"/>
+        <w:gridCol w:w="3317"/>
       </w:tblGrid>
       <w:tr>
         <w:trPr>
@@ -11329,6 +11867,7 @@
         </w:trPr>
         <w:tc>
           <w:tcPr>
+            <w:tcW w:type="dxa" w:w="1490"/>
             <w:shd w:val="clear" w:color="auto" w:fill="13315C"/>
           </w:tcPr>
           <w:p>
@@ -11349,6 +11888,7 @@
         </w:tc>
         <w:tc>
           <w:tcPr>
+            <w:tcW w:type="dxa" w:w="4944"/>
             <w:shd w:val="clear" w:color="auto" w:fill="13315C"/>
           </w:tcPr>
           <w:p>
@@ -11369,6 +11909,7 @@
         </w:tc>
         <w:tc>
           <w:tcPr>
+            <w:tcW w:type="dxa" w:w="3318"/>
             <w:shd w:val="clear" w:color="auto" w:fill="13315C"/>
           </w:tcPr>
           <w:p>
@@ -11393,7 +11934,9 @@
           <w:cantSplit/>
         </w:trPr>
         <w:tc>
-          <w:tcPr/>
+          <w:tcPr>
+            <w:tcW w:type="dxa" w:w="1490"/>
+          </w:tcPr>
           <w:p>
             <w:pPr>
               <w:pStyle w:val="Compact"/>
@@ -11409,7 +11952,9 @@
           </w:p>
         </w:tc>
         <w:tc>
-          <w:tcPr/>
+          <w:tcPr>
+            <w:tcW w:type="dxa" w:w="4944"/>
+          </w:tcPr>
           <w:p>
             <w:pPr>
               <w:pStyle w:val="Compact"/>
@@ -11425,7 +11970,9 @@
           </w:p>
         </w:tc>
         <w:tc>
-          <w:tcPr/>
+          <w:tcPr>
+            <w:tcW w:type="dxa" w:w="3318"/>
+          </w:tcPr>
           <w:p>
             <w:pPr>
               <w:pStyle w:val="Compact"/>
@@ -11447,6 +11994,7 @@
         </w:trPr>
         <w:tc>
           <w:tcPr>
+            <w:tcW w:type="dxa" w:w="1490"/>
             <w:shd w:val="clear" w:color="auto" w:fill="F3F6FA"/>
           </w:tcPr>
           <w:p>
@@ -11465,6 +12013,7 @@
         </w:tc>
         <w:tc>
           <w:tcPr>
+            <w:tcW w:type="dxa" w:w="4944"/>
             <w:shd w:val="clear" w:color="auto" w:fill="F3F6FA"/>
           </w:tcPr>
           <w:p>
@@ -11483,6 +12032,7 @@
         </w:tc>
         <w:tc>
           <w:tcPr>
+            <w:tcW w:type="dxa" w:w="3318"/>
             <w:shd w:val="clear" w:color="auto" w:fill="F3F6FA"/>
           </w:tcPr>
           <w:p>
@@ -11505,7 +12055,9 @@
           <w:cantSplit/>
         </w:trPr>
         <w:tc>
-          <w:tcPr/>
+          <w:tcPr>
+            <w:tcW w:type="dxa" w:w="1490"/>
+          </w:tcPr>
           <w:p>
             <w:pPr>
               <w:pStyle w:val="Compact"/>
@@ -11521,7 +12073,9 @@
           </w:p>
         </w:tc>
         <w:tc>
-          <w:tcPr/>
+          <w:tcPr>
+            <w:tcW w:type="dxa" w:w="4944"/>
+          </w:tcPr>
           <w:p>
             <w:pPr>
               <w:pStyle w:val="Compact"/>
@@ -11537,7 +12091,9 @@
           </w:p>
         </w:tc>
         <w:tc>
-          <w:tcPr/>
+          <w:tcPr>
+            <w:tcW w:type="dxa" w:w="3318"/>
+          </w:tcPr>
           <w:p>
             <w:pPr>
               <w:pStyle w:val="Compact"/>
@@ -11559,6 +12115,7 @@
         </w:trPr>
         <w:tc>
           <w:tcPr>
+            <w:tcW w:type="dxa" w:w="1490"/>
             <w:shd w:val="clear" w:color="auto" w:fill="F3F6FA"/>
           </w:tcPr>
           <w:p>
@@ -11577,6 +12134,7 @@
         </w:tc>
         <w:tc>
           <w:tcPr>
+            <w:tcW w:type="dxa" w:w="4944"/>
             <w:shd w:val="clear" w:color="auto" w:fill="F3F6FA"/>
           </w:tcPr>
           <w:p>
@@ -11595,6 +12153,7 @@
         </w:tc>
         <w:tc>
           <w:tcPr>
+            <w:tcW w:type="dxa" w:w="3318"/>
             <w:shd w:val="clear" w:color="auto" w:fill="F3F6FA"/>
           </w:tcPr>
           <w:p>
@@ -11617,7 +12176,9 @@
           <w:cantSplit/>
         </w:trPr>
         <w:tc>
-          <w:tcPr/>
+          <w:tcPr>
+            <w:tcW w:type="dxa" w:w="1490"/>
+          </w:tcPr>
           <w:p>
             <w:pPr>
               <w:pStyle w:val="Compact"/>
@@ -11633,7 +12194,9 @@
           </w:p>
         </w:tc>
         <w:tc>
-          <w:tcPr/>
+          <w:tcPr>
+            <w:tcW w:type="dxa" w:w="4944"/>
+          </w:tcPr>
           <w:p>
             <w:pPr>
               <w:pStyle w:val="Compact"/>
@@ -11649,7 +12212,9 @@
           </w:p>
         </w:tc>
         <w:tc>
-          <w:tcPr/>
+          <w:tcPr>
+            <w:tcW w:type="dxa" w:w="3318"/>
+          </w:tcPr>
           <w:p>
             <w:pPr>
               <w:pStyle w:val="Compact"/>
@@ -11671,6 +12236,7 @@
         </w:trPr>
         <w:tc>
           <w:tcPr>
+            <w:tcW w:type="dxa" w:w="1490"/>
             <w:shd w:val="clear" w:color="auto" w:fill="F3F6FA"/>
           </w:tcPr>
           <w:p>
@@ -11689,6 +12255,7 @@
         </w:tc>
         <w:tc>
           <w:tcPr>
+            <w:tcW w:type="dxa" w:w="4944"/>
             <w:shd w:val="clear" w:color="auto" w:fill="F3F6FA"/>
           </w:tcPr>
           <w:p>
@@ -11707,6 +12274,7 @@
         </w:tc>
         <w:tc>
           <w:tcPr>
+            <w:tcW w:type="dxa" w:w="3318"/>
             <w:shd w:val="clear" w:color="auto" w:fill="F3F6FA"/>
           </w:tcPr>
           <w:p>
@@ -11729,7 +12297,9 @@
           <w:cantSplit/>
         </w:trPr>
         <w:tc>
-          <w:tcPr/>
+          <w:tcPr>
+            <w:tcW w:type="dxa" w:w="1490"/>
+          </w:tcPr>
           <w:p>
             <w:pPr>
               <w:pStyle w:val="Compact"/>
@@ -11745,7 +12315,9 @@
           </w:p>
         </w:tc>
         <w:tc>
-          <w:tcPr/>
+          <w:tcPr>
+            <w:tcW w:type="dxa" w:w="4944"/>
+          </w:tcPr>
           <w:p>
             <w:pPr>
               <w:pStyle w:val="Compact"/>
@@ -11761,7 +12333,9 @@
           </w:p>
         </w:tc>
         <w:tc>
-          <w:tcPr/>
+          <w:tcPr>
+            <w:tcW w:type="dxa" w:w="3318"/>
+          </w:tcPr>
           <w:p>
             <w:pPr>
               <w:pStyle w:val="Compact"/>
@@ -13092,6 +13666,7 @@
         <w:tblStyle w:val="Table"/>
         <w:tblLook w:firstRow="1" w:lastRow="0" w:firstColumn="0" w:lastColumn="0" w:noHBand="0" w:noVBand="0" w:val="0020"/>
         <w:jc w:val="start"/>
+        <w:tblLayout w:type="fixed"/>
         <w:tblBorders>
           <w:top w:val="single" w:sz="4" w:color="C9D3E0"/>
           <w:left w:val="single" w:sz="4" w:color="C9D3E0"/>
@@ -13106,12 +13681,12 @@
           <w:left w:w="80" w:type="dxa"/>
           <w:right w:w="80" w:type="dxa"/>
         </w:tblCellMar>
-        <w:tblW w:w="5000" w:type="pct"/>
+        <w:tblW w:w="9751" w:type="dxa"/>
       </w:tblPr>
       <w:tblGrid>
-        <w:gridCol w:w="2640"/>
-        <w:gridCol w:w="2640"/>
-        <w:gridCol w:w="2640"/>
+        <w:gridCol w:w="3667"/>
+        <w:gridCol w:w="3252"/>
+        <w:gridCol w:w="2831"/>
       </w:tblGrid>
       <w:tr>
         <w:trPr>
@@ -13121,6 +13696,7 @@
         </w:trPr>
         <w:tc>
           <w:tcPr>
+            <w:tcW w:type="dxa" w:w="3668"/>
             <w:shd w:val="clear" w:color="auto" w:fill="13315C"/>
           </w:tcPr>
           <w:p>
@@ -13141,6 +13717,7 @@
         </w:tc>
         <w:tc>
           <w:tcPr>
+            <w:tcW w:type="dxa" w:w="3252"/>
             <w:shd w:val="clear" w:color="auto" w:fill="13315C"/>
           </w:tcPr>
           <w:p>
@@ -13161,6 +13738,7 @@
         </w:tc>
         <w:tc>
           <w:tcPr>
+            <w:tcW w:type="dxa" w:w="2831"/>
             <w:shd w:val="clear" w:color="auto" w:fill="13315C"/>
           </w:tcPr>
           <w:p>
@@ -13185,7 +13763,9 @@
           <w:cantSplit/>
         </w:trPr>
         <w:tc>
-          <w:tcPr/>
+          <w:tcPr>
+            <w:tcW w:type="dxa" w:w="3668"/>
+          </w:tcPr>
           <w:p>
             <w:pPr>
               <w:pStyle w:val="Compact"/>
@@ -13201,7 +13781,9 @@
           </w:p>
         </w:tc>
         <w:tc>
-          <w:tcPr/>
+          <w:tcPr>
+            <w:tcW w:type="dxa" w:w="3252"/>
+          </w:tcPr>
           <w:p>
             <w:pPr>
               <w:pStyle w:val="Compact"/>
@@ -13217,7 +13799,9 @@
           </w:p>
         </w:tc>
         <w:tc>
-          <w:tcPr/>
+          <w:tcPr>
+            <w:tcW w:type="dxa" w:w="2831"/>
+          </w:tcPr>
           <w:p>
             <w:pPr>
               <w:pStyle w:val="Compact"/>
@@ -13239,6 +13823,7 @@
         </w:trPr>
         <w:tc>
           <w:tcPr>
+            <w:tcW w:type="dxa" w:w="3668"/>
             <w:shd w:val="clear" w:color="auto" w:fill="F3F6FA"/>
           </w:tcPr>
           <w:p>
@@ -13257,6 +13842,7 @@
         </w:tc>
         <w:tc>
           <w:tcPr>
+            <w:tcW w:type="dxa" w:w="3252"/>
             <w:shd w:val="clear" w:color="auto" w:fill="F3F6FA"/>
           </w:tcPr>
           <w:p>
@@ -13275,6 +13861,7 @@
         </w:tc>
         <w:tc>
           <w:tcPr>
+            <w:tcW w:type="dxa" w:w="2831"/>
             <w:shd w:val="clear" w:color="auto" w:fill="F3F6FA"/>
           </w:tcPr>
           <w:p>
@@ -13297,7 +13884,9 @@
           <w:cantSplit/>
         </w:trPr>
         <w:tc>
-          <w:tcPr/>
+          <w:tcPr>
+            <w:tcW w:type="dxa" w:w="3668"/>
+          </w:tcPr>
           <w:p>
             <w:pPr>
               <w:pStyle w:val="Compact"/>
@@ -13313,7 +13902,9 @@
           </w:p>
         </w:tc>
         <w:tc>
-          <w:tcPr/>
+          <w:tcPr>
+            <w:tcW w:type="dxa" w:w="3252"/>
+          </w:tcPr>
           <w:p>
             <w:pPr>
               <w:pStyle w:val="Compact"/>
@@ -13329,7 +13920,9 @@
           </w:p>
         </w:tc>
         <w:tc>
-          <w:tcPr/>
+          <w:tcPr>
+            <w:tcW w:type="dxa" w:w="2831"/>
+          </w:tcPr>
           <w:p>
             <w:pPr>
               <w:pStyle w:val="Compact"/>
@@ -13351,6 +13944,7 @@
         </w:trPr>
         <w:tc>
           <w:tcPr>
+            <w:tcW w:type="dxa" w:w="3668"/>
             <w:shd w:val="clear" w:color="auto" w:fill="F3F6FA"/>
           </w:tcPr>
           <w:p>
@@ -13369,6 +13963,7 @@
         </w:tc>
         <w:tc>
           <w:tcPr>
+            <w:tcW w:type="dxa" w:w="3252"/>
             <w:shd w:val="clear" w:color="auto" w:fill="F3F6FA"/>
           </w:tcPr>
           <w:p>
@@ -13387,6 +13982,7 @@
         </w:tc>
         <w:tc>
           <w:tcPr>
+            <w:tcW w:type="dxa" w:w="2831"/>
             <w:shd w:val="clear" w:color="auto" w:fill="F3F6FA"/>
           </w:tcPr>
           <w:p>
@@ -13409,7 +14005,9 @@
           <w:cantSplit/>
         </w:trPr>
         <w:tc>
-          <w:tcPr/>
+          <w:tcPr>
+            <w:tcW w:type="dxa" w:w="3668"/>
+          </w:tcPr>
           <w:p>
             <w:pPr>
               <w:pStyle w:val="Compact"/>
@@ -13425,7 +14023,9 @@
           </w:p>
         </w:tc>
         <w:tc>
-          <w:tcPr/>
+          <w:tcPr>
+            <w:tcW w:type="dxa" w:w="3252"/>
+          </w:tcPr>
           <w:p>
             <w:pPr>
               <w:pStyle w:val="Compact"/>
@@ -13441,7 +14041,9 @@
           </w:p>
         </w:tc>
         <w:tc>
-          <w:tcPr/>
+          <w:tcPr>
+            <w:tcW w:type="dxa" w:w="2831"/>
+          </w:tcPr>
           <w:p>
             <w:pPr>
               <w:pStyle w:val="Compact"/>
@@ -13463,6 +14065,7 @@
         </w:trPr>
         <w:tc>
           <w:tcPr>
+            <w:tcW w:type="dxa" w:w="3668"/>
             <w:shd w:val="clear" w:color="auto" w:fill="F3F6FA"/>
           </w:tcPr>
           <w:p>
@@ -13481,6 +14084,7 @@
         </w:tc>
         <w:tc>
           <w:tcPr>
+            <w:tcW w:type="dxa" w:w="3252"/>
             <w:shd w:val="clear" w:color="auto" w:fill="F3F6FA"/>
           </w:tcPr>
           <w:p>
@@ -13499,6 +14103,7 @@
         </w:tc>
         <w:tc>
           <w:tcPr>
+            <w:tcW w:type="dxa" w:w="2831"/>
             <w:shd w:val="clear" w:color="auto" w:fill="F3F6FA"/>
           </w:tcPr>
           <w:p>
@@ -13521,7 +14126,9 @@
           <w:cantSplit/>
         </w:trPr>
         <w:tc>
-          <w:tcPr/>
+          <w:tcPr>
+            <w:tcW w:type="dxa" w:w="3668"/>
+          </w:tcPr>
           <w:p>
             <w:pPr>
               <w:pStyle w:val="Compact"/>
@@ -13537,7 +14144,9 @@
           </w:p>
         </w:tc>
         <w:tc>
-          <w:tcPr/>
+          <w:tcPr>
+            <w:tcW w:type="dxa" w:w="3252"/>
+          </w:tcPr>
           <w:p>
             <w:pPr>
               <w:pStyle w:val="Compact"/>
@@ -13553,7 +14162,9 @@
           </w:p>
         </w:tc>
         <w:tc>
-          <w:tcPr/>
+          <w:tcPr>
+            <w:tcW w:type="dxa" w:w="2831"/>
+          </w:tcPr>
           <w:p>
             <w:pPr>
               <w:pStyle w:val="Compact"/>
@@ -13585,6 +14196,7 @@
         <w:tblStyle w:val="Table"/>
         <w:tblLook w:firstRow="1" w:lastRow="0" w:firstColumn="0" w:lastColumn="0" w:noHBand="0" w:noVBand="0" w:val="0020"/>
         <w:jc w:val="start"/>
+        <w:tblLayout w:type="fixed"/>
         <w:tblBorders>
           <w:top w:val="single" w:sz="4" w:color="C9D3E0"/>
           <w:left w:val="single" w:sz="4" w:color="C9D3E0"/>
@@ -13599,11 +14211,11 @@
           <w:left w:w="80" w:type="dxa"/>
           <w:right w:w="80" w:type="dxa"/>
         </w:tblCellMar>
-        <w:tblW w:w="5000" w:type="pct"/>
+        <w:tblW w:w="9751" w:type="dxa"/>
       </w:tblPr>
       <w:tblGrid>
-        <w:gridCol w:w="3960"/>
-        <w:gridCol w:w="3960"/>
+        <w:gridCol w:w="2063"/>
+        <w:gridCol w:w="7687"/>
       </w:tblGrid>
       <w:tr>
         <w:trPr>
@@ -13613,6 +14225,7 @@
         </w:trPr>
         <w:tc>
           <w:tcPr>
+            <w:tcW w:type="dxa" w:w="2064"/>
             <w:shd w:val="clear" w:color="auto" w:fill="13315C"/>
           </w:tcPr>
           <w:p>
@@ -13633,6 +14246,7 @@
         </w:tc>
         <w:tc>
           <w:tcPr>
+            <w:tcW w:type="dxa" w:w="7687"/>
             <w:shd w:val="clear" w:color="auto" w:fill="13315C"/>
           </w:tcPr>
           <w:p>
@@ -13657,7 +14271,9 @@
           <w:cantSplit/>
         </w:trPr>
         <w:tc>
-          <w:tcPr/>
+          <w:tcPr>
+            <w:tcW w:type="dxa" w:w="2064"/>
+          </w:tcPr>
           <w:p>
             <w:pPr>
               <w:pStyle w:val="Compact"/>
@@ -13673,7 +14289,9 @@
           </w:p>
         </w:tc>
         <w:tc>
-          <w:tcPr/>
+          <w:tcPr>
+            <w:tcW w:type="dxa" w:w="7687"/>
+          </w:tcPr>
           <w:p>
             <w:pPr>
               <w:pStyle w:val="Compact"/>
@@ -13695,6 +14313,7 @@
         </w:trPr>
         <w:tc>
           <w:tcPr>
+            <w:tcW w:type="dxa" w:w="2064"/>
             <w:shd w:val="clear" w:color="auto" w:fill="F3F6FA"/>
           </w:tcPr>
           <w:p>
@@ -13713,6 +14332,7 @@
         </w:tc>
         <w:tc>
           <w:tcPr>
+            <w:tcW w:type="dxa" w:w="7687"/>
             <w:shd w:val="clear" w:color="auto" w:fill="F3F6FA"/>
           </w:tcPr>
           <w:p>
@@ -13735,7 +14355,9 @@
           <w:cantSplit/>
         </w:trPr>
         <w:tc>
-          <w:tcPr/>
+          <w:tcPr>
+            <w:tcW w:type="dxa" w:w="2064"/>
+          </w:tcPr>
           <w:p>
             <w:pPr>
               <w:pStyle w:val="Compact"/>
@@ -13751,7 +14373,9 @@
           </w:p>
         </w:tc>
         <w:tc>
-          <w:tcPr/>
+          <w:tcPr>
+            <w:tcW w:type="dxa" w:w="7687"/>
+          </w:tcPr>
           <w:p>
             <w:pPr>
               <w:pStyle w:val="Compact"/>
@@ -13773,6 +14397,7 @@
         </w:trPr>
         <w:tc>
           <w:tcPr>
+            <w:tcW w:type="dxa" w:w="2064"/>
             <w:shd w:val="clear" w:color="auto" w:fill="F3F6FA"/>
           </w:tcPr>
           <w:p>
@@ -13791,6 +14416,7 @@
         </w:tc>
         <w:tc>
           <w:tcPr>
+            <w:tcW w:type="dxa" w:w="7687"/>
             <w:shd w:val="clear" w:color="auto" w:fill="F3F6FA"/>
           </w:tcPr>
           <w:p>
@@ -13813,7 +14439,9 @@
           <w:cantSplit/>
         </w:trPr>
         <w:tc>
-          <w:tcPr/>
+          <w:tcPr>
+            <w:tcW w:type="dxa" w:w="2064"/>
+          </w:tcPr>
           <w:p>
             <w:pPr>
               <w:pStyle w:val="Compact"/>
@@ -13829,7 +14457,9 @@
           </w:p>
         </w:tc>
         <w:tc>
-          <w:tcPr/>
+          <w:tcPr>
+            <w:tcW w:type="dxa" w:w="7687"/>
+          </w:tcPr>
           <w:p>
             <w:pPr>
               <w:pStyle w:val="Compact"/>
@@ -13851,6 +14481,7 @@
         </w:trPr>
         <w:tc>
           <w:tcPr>
+            <w:tcW w:type="dxa" w:w="2064"/>
             <w:shd w:val="clear" w:color="auto" w:fill="F3F6FA"/>
           </w:tcPr>
           <w:p>
@@ -13869,6 +14500,7 @@
         </w:tc>
         <w:tc>
           <w:tcPr>
+            <w:tcW w:type="dxa" w:w="7687"/>
             <w:shd w:val="clear" w:color="auto" w:fill="F3F6FA"/>
           </w:tcPr>
           <w:p>
@@ -13891,7 +14523,9 @@
           <w:cantSplit/>
         </w:trPr>
         <w:tc>
-          <w:tcPr/>
+          <w:tcPr>
+            <w:tcW w:type="dxa" w:w="2064"/>
+          </w:tcPr>
           <w:p>
             <w:pPr>
               <w:pStyle w:val="Compact"/>
@@ -13907,7 +14541,9 @@
           </w:p>
         </w:tc>
         <w:tc>
-          <w:tcPr/>
+          <w:tcPr>
+            <w:tcW w:type="dxa" w:w="7687"/>
+          </w:tcPr>
           <w:p>
             <w:pPr>
               <w:pStyle w:val="Compact"/>
@@ -13929,6 +14565,7 @@
         </w:trPr>
         <w:tc>
           <w:tcPr>
+            <w:tcW w:type="dxa" w:w="2064"/>
             <w:shd w:val="clear" w:color="auto" w:fill="F3F6FA"/>
           </w:tcPr>
           <w:p>
@@ -13947,6 +14584,7 @@
         </w:tc>
         <w:tc>
           <w:tcPr>
+            <w:tcW w:type="dxa" w:w="7687"/>
             <w:shd w:val="clear" w:color="auto" w:fill="F3F6FA"/>
           </w:tcPr>
           <w:p>
@@ -13996,6 +14634,7 @@
         <w:tblStyle w:val="Table"/>
         <w:tblLook w:firstRow="1" w:lastRow="0" w:firstColumn="0" w:lastColumn="0" w:noHBand="0" w:noVBand="0" w:val="0020"/>
         <w:jc w:val="start"/>
+        <w:tblLayout w:type="fixed"/>
         <w:tblBorders>
           <w:top w:val="single" w:sz="4" w:color="C9D3E0"/>
           <w:left w:val="single" w:sz="4" w:color="C9D3E0"/>
@@ -14010,11 +14649,11 @@
           <w:left w:w="80" w:type="dxa"/>
           <w:right w:w="80" w:type="dxa"/>
         </w:tblCellMar>
-        <w:tblW w:w="5000" w:type="pct"/>
+        <w:tblW w:w="9751" w:type="dxa"/>
       </w:tblPr>
       <w:tblGrid>
-        <w:gridCol w:w="3960"/>
-        <w:gridCol w:w="3960"/>
+        <w:gridCol w:w="3756"/>
+        <w:gridCol w:w="5995"/>
       </w:tblGrid>
       <w:tr>
         <w:trPr>
@@ -14024,6 +14663,7 @@
         </w:trPr>
         <w:tc>
           <w:tcPr>
+            <w:tcW w:type="dxa" w:w="3756"/>
             <w:shd w:val="clear" w:color="auto" w:fill="13315C"/>
           </w:tcPr>
           <w:p>
@@ -14044,6 +14684,7 @@
         </w:tc>
         <w:tc>
           <w:tcPr>
+            <w:tcW w:type="dxa" w:w="5995"/>
             <w:shd w:val="clear" w:color="auto" w:fill="13315C"/>
           </w:tcPr>
           <w:p>
@@ -14068,7 +14709,9 @@
           <w:cantSplit/>
         </w:trPr>
         <w:tc>
-          <w:tcPr/>
+          <w:tcPr>
+            <w:tcW w:type="dxa" w:w="3756"/>
+          </w:tcPr>
           <w:p>
             <w:pPr>
               <w:pStyle w:val="Compact"/>
@@ -14084,7 +14727,9 @@
           </w:p>
         </w:tc>
         <w:tc>
-          <w:tcPr/>
+          <w:tcPr>
+            <w:tcW w:type="dxa" w:w="5995"/>
+          </w:tcPr>
           <w:p>
             <w:pPr>
               <w:pStyle w:val="Compact"/>
@@ -14106,6 +14751,7 @@
         </w:trPr>
         <w:tc>
           <w:tcPr>
+            <w:tcW w:type="dxa" w:w="3756"/>
             <w:shd w:val="clear" w:color="auto" w:fill="F3F6FA"/>
           </w:tcPr>
           <w:p>
@@ -14124,6 +14770,7 @@
         </w:tc>
         <w:tc>
           <w:tcPr>
+            <w:tcW w:type="dxa" w:w="5995"/>
             <w:shd w:val="clear" w:color="auto" w:fill="F3F6FA"/>
           </w:tcPr>
           <w:p>
@@ -14146,7 +14793,9 @@
           <w:cantSplit/>
         </w:trPr>
         <w:tc>
-          <w:tcPr/>
+          <w:tcPr>
+            <w:tcW w:type="dxa" w:w="3756"/>
+          </w:tcPr>
           <w:p>
             <w:pPr>
               <w:pStyle w:val="Compact"/>
@@ -14162,7 +14811,9 @@
           </w:p>
         </w:tc>
         <w:tc>
-          <w:tcPr/>
+          <w:tcPr>
+            <w:tcW w:type="dxa" w:w="5995"/>
+          </w:tcPr>
           <w:p>
             <w:pPr>
               <w:pStyle w:val="Compact"/>
@@ -14184,6 +14835,7 @@
         </w:trPr>
         <w:tc>
           <w:tcPr>
+            <w:tcW w:type="dxa" w:w="3756"/>
             <w:shd w:val="clear" w:color="auto" w:fill="F3F6FA"/>
           </w:tcPr>
           <w:p>
@@ -14202,6 +14854,7 @@
         </w:tc>
         <w:tc>
           <w:tcPr>
+            <w:tcW w:type="dxa" w:w="5995"/>
             <w:shd w:val="clear" w:color="auto" w:fill="F3F6FA"/>
           </w:tcPr>
           <w:p>
@@ -14224,7 +14877,9 @@
           <w:cantSplit/>
         </w:trPr>
         <w:tc>
-          <w:tcPr/>
+          <w:tcPr>
+            <w:tcW w:type="dxa" w:w="3756"/>
+          </w:tcPr>
           <w:p>
             <w:pPr>
               <w:pStyle w:val="Compact"/>
@@ -14240,7 +14895,9 @@
           </w:p>
         </w:tc>
         <w:tc>
-          <w:tcPr/>
+          <w:tcPr>
+            <w:tcW w:type="dxa" w:w="5995"/>
+          </w:tcPr>
           <w:p>
             <w:pPr>
               <w:pStyle w:val="Compact"/>
@@ -14262,6 +14919,7 @@
         </w:trPr>
         <w:tc>
           <w:tcPr>
+            <w:tcW w:type="dxa" w:w="3756"/>
             <w:shd w:val="clear" w:color="auto" w:fill="F3F6FA"/>
           </w:tcPr>
           <w:p>
@@ -14280,6 +14938,7 @@
         </w:tc>
         <w:tc>
           <w:tcPr>
+            <w:tcW w:type="dxa" w:w="5995"/>
             <w:shd w:val="clear" w:color="auto" w:fill="F3F6FA"/>
           </w:tcPr>
           <w:p>
@@ -14302,7 +14961,9 @@
           <w:cantSplit/>
         </w:trPr>
         <w:tc>
-          <w:tcPr/>
+          <w:tcPr>
+            <w:tcW w:type="dxa" w:w="3756"/>
+          </w:tcPr>
           <w:p>
             <w:pPr>
               <w:pStyle w:val="Compact"/>
@@ -14318,7 +14979,9 @@
           </w:p>
         </w:tc>
         <w:tc>
-          <w:tcPr/>
+          <w:tcPr>
+            <w:tcW w:type="dxa" w:w="5995"/>
+          </w:tcPr>
           <w:p>
             <w:pPr>
               <w:pStyle w:val="Compact"/>
@@ -14340,6 +15003,7 @@
         </w:trPr>
         <w:tc>
           <w:tcPr>
+            <w:tcW w:type="dxa" w:w="3756"/>
             <w:shd w:val="clear" w:color="auto" w:fill="F3F6FA"/>
           </w:tcPr>
           <w:p>
@@ -14358,6 +15022,7 @@
         </w:tc>
         <w:tc>
           <w:tcPr>
+            <w:tcW w:type="dxa" w:w="5995"/>
             <w:shd w:val="clear" w:color="auto" w:fill="F3F6FA"/>
           </w:tcPr>
           <w:p>
@@ -14380,7 +15045,9 @@
           <w:cantSplit/>
         </w:trPr>
         <w:tc>
-          <w:tcPr/>
+          <w:tcPr>
+            <w:tcW w:type="dxa" w:w="3756"/>
+          </w:tcPr>
           <w:p>
             <w:pPr>
               <w:pStyle w:val="Compact"/>
@@ -14396,7 +15063,9 @@
           </w:p>
         </w:tc>
         <w:tc>
-          <w:tcPr/>
+          <w:tcPr>
+            <w:tcW w:type="dxa" w:w="5995"/>
+          </w:tcPr>
           <w:p>
             <w:pPr>
               <w:pStyle w:val="Compact"/>
@@ -14418,6 +15087,7 @@
         </w:trPr>
         <w:tc>
           <w:tcPr>
+            <w:tcW w:type="dxa" w:w="3756"/>
             <w:shd w:val="clear" w:color="auto" w:fill="F3F6FA"/>
           </w:tcPr>
           <w:p>
@@ -14436,6 +15106,7 @@
         </w:tc>
         <w:tc>
           <w:tcPr>
+            <w:tcW w:type="dxa" w:w="5995"/>
             <w:shd w:val="clear" w:color="auto" w:fill="F3F6FA"/>
           </w:tcPr>
           <w:p>
@@ -14468,6 +15139,7 @@
         <w:tblStyle w:val="Table"/>
         <w:tblLook w:firstRow="1" w:lastRow="0" w:firstColumn="0" w:lastColumn="0" w:noHBand="0" w:noVBand="0" w:val="0020"/>
         <w:jc w:val="start"/>
+        <w:tblLayout w:type="fixed"/>
         <w:tblBorders>
           <w:top w:val="single" w:sz="4" w:color="C9D3E0"/>
           <w:left w:val="single" w:sz="4" w:color="C9D3E0"/>
@@ -14482,14 +15154,14 @@
           <w:left w:w="80" w:type="dxa"/>
           <w:right w:w="80" w:type="dxa"/>
         </w:tblCellMar>
-        <w:tblW w:w="5000" w:type="pct"/>
+        <w:tblW w:w="9751" w:type="dxa"/>
       </w:tblPr>
       <w:tblGrid>
-        <w:gridCol w:w="1584"/>
-        <w:gridCol w:w="1584"/>
-        <w:gridCol w:w="1584"/>
-        <w:gridCol w:w="1584"/>
-        <w:gridCol w:w="1584"/>
+        <w:gridCol w:w="1441"/>
+        <w:gridCol w:w="1677"/>
+        <w:gridCol w:w="1235"/>
+        <w:gridCol w:w="3749"/>
+        <w:gridCol w:w="1647"/>
       </w:tblGrid>
       <w:tr>
         <w:trPr>
@@ -14499,6 +15171,7 @@
         </w:trPr>
         <w:tc>
           <w:tcPr>
+            <w:tcW w:type="dxa" w:w="1441"/>
             <w:shd w:val="clear" w:color="auto" w:fill="13315C"/>
           </w:tcPr>
           <w:p>
@@ -14519,6 +15192,7 @@
         </w:tc>
         <w:tc>
           <w:tcPr>
+            <w:tcW w:type="dxa" w:w="1678"/>
             <w:shd w:val="clear" w:color="auto" w:fill="13315C"/>
           </w:tcPr>
           <w:p>
@@ -14539,6 +15213,7 @@
         </w:tc>
         <w:tc>
           <w:tcPr>
+            <w:tcW w:type="dxa" w:w="1236"/>
             <w:shd w:val="clear" w:color="auto" w:fill="13315C"/>
           </w:tcPr>
           <w:p>
@@ -14559,6 +15234,7 @@
         </w:tc>
         <w:tc>
           <w:tcPr>
+            <w:tcW w:type="dxa" w:w="3749"/>
             <w:shd w:val="clear" w:color="auto" w:fill="13315C"/>
           </w:tcPr>
           <w:p>
@@ -14579,6 +15255,7 @@
         </w:tc>
         <w:tc>
           <w:tcPr>
+            <w:tcW w:type="dxa" w:w="1647"/>
             <w:shd w:val="clear" w:color="auto" w:fill="13315C"/>
           </w:tcPr>
           <w:p>
@@ -14603,7 +15280,9 @@
           <w:cantSplit/>
         </w:trPr>
         <w:tc>
-          <w:tcPr/>
+          <w:tcPr>
+            <w:tcW w:type="dxa" w:w="1441"/>
+          </w:tcPr>
           <w:p>
             <w:pPr>
               <w:pStyle w:val="Compact"/>
@@ -14619,7 +15298,9 @@
           </w:p>
         </w:tc>
         <w:tc>
-          <w:tcPr/>
+          <w:tcPr>
+            <w:tcW w:type="dxa" w:w="1678"/>
+          </w:tcPr>
           <w:p>
             <w:pPr>
               <w:pStyle w:val="Compact"/>
@@ -14635,7 +15316,9 @@
           </w:p>
         </w:tc>
         <w:tc>
-          <w:tcPr/>
+          <w:tcPr>
+            <w:tcW w:type="dxa" w:w="1236"/>
+          </w:tcPr>
           <w:p>
             <w:pPr>
               <w:pStyle w:val="Compact"/>
@@ -14651,7 +15334,9 @@
           </w:p>
         </w:tc>
         <w:tc>
-          <w:tcPr/>
+          <w:tcPr>
+            <w:tcW w:type="dxa" w:w="3749"/>
+          </w:tcPr>
           <w:p>
             <w:pPr>
               <w:pStyle w:val="Compact"/>
@@ -14667,7 +15352,9 @@
           </w:p>
         </w:tc>
         <w:tc>
-          <w:tcPr/>
+          <w:tcPr>
+            <w:tcW w:type="dxa" w:w="1647"/>
+          </w:tcPr>
           <w:p>
             <w:pPr>
               <w:pStyle w:val="Compact"/>
@@ -14831,6 +15518,7 @@
         <w:tblStyle w:val="Table"/>
         <w:tblLook w:firstRow="1" w:lastRow="0" w:firstColumn="0" w:lastColumn="0" w:noHBand="0" w:noVBand="0" w:val="0020"/>
         <w:jc w:val="start"/>
+        <w:tblLayout w:type="fixed"/>
         <w:tblBorders>
           <w:top w:val="single" w:sz="4" w:color="C9D3E0"/>
           <w:left w:val="single" w:sz="4" w:color="C9D3E0"/>
@@ -14845,11 +15533,11 @@
           <w:left w:w="80" w:type="dxa"/>
           <w:right w:w="80" w:type="dxa"/>
         </w:tblCellMar>
-        <w:tblW w:w="5000" w:type="pct"/>
+        <w:tblW w:w="9751" w:type="dxa"/>
       </w:tblPr>
       <w:tblGrid>
-        <w:gridCol w:w="3960"/>
-        <w:gridCol w:w="3960"/>
+        <w:gridCol w:w="2084"/>
+        <w:gridCol w:w="7666"/>
       </w:tblGrid>
       <w:tr>
         <w:trPr>
@@ -14859,6 +15547,7 @@
         </w:trPr>
         <w:tc>
           <w:tcPr>
+            <w:tcW w:type="dxa" w:w="2085"/>
             <w:shd w:val="clear" w:color="auto" w:fill="13315C"/>
           </w:tcPr>
           <w:p>
@@ -14879,6 +15568,7 @@
         </w:tc>
         <w:tc>
           <w:tcPr>
+            <w:tcW w:type="dxa" w:w="7666"/>
             <w:shd w:val="clear" w:color="auto" w:fill="13315C"/>
           </w:tcPr>
           <w:p>
@@ -14903,7 +15593,9 @@
           <w:cantSplit/>
         </w:trPr>
         <w:tc>
-          <w:tcPr/>
+          <w:tcPr>
+            <w:tcW w:type="dxa" w:w="2085"/>
+          </w:tcPr>
           <w:p>
             <w:pPr>
               <w:pStyle w:val="Compact"/>
@@ -14919,7 +15611,9 @@
           </w:p>
         </w:tc>
         <w:tc>
-          <w:tcPr/>
+          <w:tcPr>
+            <w:tcW w:type="dxa" w:w="7666"/>
+          </w:tcPr>
           <w:p>
             <w:pPr>
               <w:pStyle w:val="Compact"/>
@@ -14941,6 +15635,7 @@
         </w:trPr>
         <w:tc>
           <w:tcPr>
+            <w:tcW w:type="dxa" w:w="2085"/>
             <w:shd w:val="clear" w:color="auto" w:fill="F3F6FA"/>
           </w:tcPr>
           <w:p>
@@ -14959,6 +15654,7 @@
         </w:tc>
         <w:tc>
           <w:tcPr>
+            <w:tcW w:type="dxa" w:w="7666"/>
             <w:shd w:val="clear" w:color="auto" w:fill="F3F6FA"/>
           </w:tcPr>
           <w:p>
@@ -14981,7 +15677,9 @@
           <w:cantSplit/>
         </w:trPr>
         <w:tc>
-          <w:tcPr/>
+          <w:tcPr>
+            <w:tcW w:type="dxa" w:w="2085"/>
+          </w:tcPr>
           <w:p>
             <w:pPr>
               <w:pStyle w:val="Compact"/>
@@ -14997,7 +15695,9 @@
           </w:p>
         </w:tc>
         <w:tc>
-          <w:tcPr/>
+          <w:tcPr>
+            <w:tcW w:type="dxa" w:w="7666"/>
+          </w:tcPr>
           <w:p>
             <w:pPr>
               <w:pStyle w:val="Compact"/>
@@ -15019,6 +15719,7 @@
         </w:trPr>
         <w:tc>
           <w:tcPr>
+            <w:tcW w:type="dxa" w:w="2085"/>
             <w:shd w:val="clear" w:color="auto" w:fill="F3F6FA"/>
           </w:tcPr>
           <w:p>
@@ -15037,6 +15738,7 @@
         </w:tc>
         <w:tc>
           <w:tcPr>
+            <w:tcW w:type="dxa" w:w="7666"/>
             <w:shd w:val="clear" w:color="auto" w:fill="F3F6FA"/>
           </w:tcPr>
           <w:p>
@@ -15069,6 +15771,7 @@
         <w:tblStyle w:val="Table"/>
         <w:tblLook w:firstRow="1" w:lastRow="0" w:firstColumn="0" w:lastColumn="0" w:noHBand="0" w:noVBand="0" w:val="0020"/>
         <w:jc w:val="start"/>
+        <w:tblLayout w:type="fixed"/>
         <w:tblBorders>
           <w:top w:val="single" w:sz="4" w:color="C9D3E0"/>
           <w:left w:val="single" w:sz="4" w:color="C9D3E0"/>
@@ -15083,12 +15786,12 @@
           <w:left w:w="80" w:type="dxa"/>
           <w:right w:w="80" w:type="dxa"/>
         </w:tblCellMar>
-        <w:tblW w:w="5000" w:type="pct"/>
+        <w:tblW w:w="9751" w:type="dxa"/>
       </w:tblPr>
       <w:tblGrid>
-        <w:gridCol w:w="2640"/>
-        <w:gridCol w:w="2640"/>
-        <w:gridCol w:w="2640"/>
+        <w:gridCol w:w="4211"/>
+        <w:gridCol w:w="3226"/>
+        <w:gridCol w:w="2313"/>
       </w:tblGrid>
       <w:tr>
         <w:trPr>
@@ -15098,6 +15801,7 @@
         </w:trPr>
         <w:tc>
           <w:tcPr>
+            <w:tcW w:type="dxa" w:w="4212"/>
             <w:shd w:val="clear" w:color="auto" w:fill="13315C"/>
           </w:tcPr>
           <w:p>
@@ -15118,6 +15822,7 @@
         </w:tc>
         <w:tc>
           <w:tcPr>
+            <w:tcW w:type="dxa" w:w="3226"/>
             <w:shd w:val="clear" w:color="auto" w:fill="13315C"/>
           </w:tcPr>
           <w:p>
@@ -15138,6 +15843,7 @@
         </w:tc>
         <w:tc>
           <w:tcPr>
+            <w:tcW w:type="dxa" w:w="2313"/>
             <w:shd w:val="clear" w:color="auto" w:fill="13315C"/>
           </w:tcPr>
           <w:p>
@@ -15162,7 +15868,9 @@
           <w:cantSplit/>
         </w:trPr>
         <w:tc>
-          <w:tcPr/>
+          <w:tcPr>
+            <w:tcW w:type="dxa" w:w="4212"/>
+          </w:tcPr>
           <w:p>
             <w:pPr>
               <w:pStyle w:val="Compact"/>
@@ -15178,7 +15886,9 @@
           </w:p>
         </w:tc>
         <w:tc>
-          <w:tcPr/>
+          <w:tcPr>
+            <w:tcW w:type="dxa" w:w="3226"/>
+          </w:tcPr>
           <w:p>
             <w:pPr>
               <w:pStyle w:val="Compact"/>
@@ -15194,7 +15904,9 @@
           </w:p>
         </w:tc>
         <w:tc>
-          <w:tcPr/>
+          <w:tcPr>
+            <w:tcW w:type="dxa" w:w="2313"/>
+          </w:tcPr>
           <w:p>
             <w:pPr>
               <w:pStyle w:val="Compact"/>
@@ -15216,6 +15928,7 @@
         </w:trPr>
         <w:tc>
           <w:tcPr>
+            <w:tcW w:type="dxa" w:w="4212"/>
             <w:shd w:val="clear" w:color="auto" w:fill="F3F6FA"/>
           </w:tcPr>
           <w:p>
@@ -15234,6 +15947,7 @@
         </w:tc>
         <w:tc>
           <w:tcPr>
+            <w:tcW w:type="dxa" w:w="3226"/>
             <w:shd w:val="clear" w:color="auto" w:fill="F3F6FA"/>
           </w:tcPr>
           <w:p>
@@ -15252,6 +15966,7 @@
         </w:tc>
         <w:tc>
           <w:tcPr>
+            <w:tcW w:type="dxa" w:w="2313"/>
             <w:shd w:val="clear" w:color="auto" w:fill="F3F6FA"/>
           </w:tcPr>
           <w:p>
@@ -15274,7 +15989,9 @@
           <w:cantSplit/>
         </w:trPr>
         <w:tc>
-          <w:tcPr/>
+          <w:tcPr>
+            <w:tcW w:type="dxa" w:w="4212"/>
+          </w:tcPr>
           <w:p>
             <w:pPr>
               <w:pStyle w:val="Compact"/>
@@ -15290,7 +16007,9 @@
           </w:p>
         </w:tc>
         <w:tc>
-          <w:tcPr/>
+          <w:tcPr>
+            <w:tcW w:type="dxa" w:w="3226"/>
+          </w:tcPr>
           <w:p>
             <w:pPr>
               <w:pStyle w:val="Compact"/>
@@ -15306,7 +16025,9 @@
           </w:p>
         </w:tc>
         <w:tc>
-          <w:tcPr/>
+          <w:tcPr>
+            <w:tcW w:type="dxa" w:w="2313"/>
+          </w:tcPr>
           <w:p>
             <w:pPr>
               <w:pStyle w:val="Compact"/>
@@ -15328,6 +16049,7 @@
         </w:trPr>
         <w:tc>
           <w:tcPr>
+            <w:tcW w:type="dxa" w:w="4212"/>
             <w:shd w:val="clear" w:color="auto" w:fill="F3F6FA"/>
           </w:tcPr>
           <w:p>
@@ -15346,6 +16068,7 @@
         </w:tc>
         <w:tc>
           <w:tcPr>
+            <w:tcW w:type="dxa" w:w="3226"/>
             <w:shd w:val="clear" w:color="auto" w:fill="F3F6FA"/>
           </w:tcPr>
           <w:p>
@@ -15364,6 +16087,7 @@
         </w:tc>
         <w:tc>
           <w:tcPr>
+            <w:tcW w:type="dxa" w:w="2313"/>
             <w:shd w:val="clear" w:color="auto" w:fill="F3F6FA"/>
           </w:tcPr>
           <w:p>
@@ -15386,7 +16110,9 @@
           <w:cantSplit/>
         </w:trPr>
         <w:tc>
-          <w:tcPr/>
+          <w:tcPr>
+            <w:tcW w:type="dxa" w:w="4212"/>
+          </w:tcPr>
           <w:p>
             <w:pPr>
               <w:pStyle w:val="Compact"/>
@@ -15402,7 +16128,9 @@
           </w:p>
         </w:tc>
         <w:tc>
-          <w:tcPr/>
+          <w:tcPr>
+            <w:tcW w:type="dxa" w:w="3226"/>
+          </w:tcPr>
           <w:p>
             <w:pPr>
               <w:pStyle w:val="Compact"/>
@@ -15418,7 +16146,9 @@
           </w:p>
         </w:tc>
         <w:tc>
-          <w:tcPr/>
+          <w:tcPr>
+            <w:tcW w:type="dxa" w:w="2313"/>
+          </w:tcPr>
           <w:p>
             <w:pPr>
               <w:pStyle w:val="Compact"/>
@@ -15484,6 +16214,7 @@
         <w:tblStyle w:val="Table"/>
         <w:tblLook w:firstRow="1" w:lastRow="0" w:firstColumn="0" w:lastColumn="0" w:noHBand="0" w:noVBand="0" w:val="0020"/>
         <w:jc w:val="start"/>
+        <w:tblLayout w:type="fixed"/>
         <w:tblBorders>
           <w:top w:val="single" w:sz="4" w:color="C9D3E0"/>
           <w:left w:val="single" w:sz="4" w:color="C9D3E0"/>
@@ -15498,13 +16229,13 @@
           <w:left w:w="80" w:type="dxa"/>
           <w:right w:w="80" w:type="dxa"/>
         </w:tblCellMar>
-        <w:tblW w:w="5000" w:type="pct"/>
+        <w:tblW w:w="9751" w:type="dxa"/>
       </w:tblPr>
       <w:tblGrid>
-        <w:gridCol w:w="1980"/>
-        <w:gridCol w:w="1980"/>
-        <w:gridCol w:w="1980"/>
-        <w:gridCol w:w="1980"/>
+        <w:gridCol w:w="694"/>
+        <w:gridCol w:w="3286"/>
+        <w:gridCol w:w="2216"/>
+        <w:gridCol w:w="3554"/>
       </w:tblGrid>
       <w:tr>
         <w:trPr>
@@ -15514,6 +16245,7 @@
         </w:trPr>
         <w:tc>
           <w:tcPr>
+            <w:tcW w:type="dxa" w:w="694"/>
             <w:shd w:val="clear" w:color="auto" w:fill="13315C"/>
           </w:tcPr>
           <w:p>
@@ -15534,6 +16266,7 @@
         </w:tc>
         <w:tc>
           <w:tcPr>
+            <w:tcW w:type="dxa" w:w="3287"/>
             <w:shd w:val="clear" w:color="auto" w:fill="13315C"/>
           </w:tcPr>
           <w:p>
@@ -15554,6 +16287,7 @@
         </w:tc>
         <w:tc>
           <w:tcPr>
+            <w:tcW w:type="dxa" w:w="2216"/>
             <w:shd w:val="clear" w:color="auto" w:fill="13315C"/>
           </w:tcPr>
           <w:p>
@@ -15574,6 +16308,7 @@
         </w:tc>
         <w:tc>
           <w:tcPr>
+            <w:tcW w:type="dxa" w:w="3554"/>
             <w:shd w:val="clear" w:color="auto" w:fill="13315C"/>
           </w:tcPr>
           <w:p>
@@ -15598,7 +16333,9 @@
           <w:cantSplit/>
         </w:trPr>
         <w:tc>
-          <w:tcPr/>
+          <w:tcPr>
+            <w:tcW w:type="dxa" w:w="694"/>
+          </w:tcPr>
           <w:p>
             <w:pPr>
               <w:pStyle w:val="Compact"/>
@@ -15614,7 +16351,9 @@
           </w:p>
         </w:tc>
         <w:tc>
-          <w:tcPr/>
+          <w:tcPr>
+            <w:tcW w:type="dxa" w:w="3287"/>
+          </w:tcPr>
           <w:p>
             <w:pPr>
               <w:pStyle w:val="Compact"/>
@@ -15630,7 +16369,9 @@
           </w:p>
         </w:tc>
         <w:tc>
-          <w:tcPr/>
+          <w:tcPr>
+            <w:tcW w:type="dxa" w:w="2216"/>
+          </w:tcPr>
           <w:p>
             <w:pPr>
               <w:pStyle w:val="Compact"/>
@@ -15646,7 +16387,9 @@
           </w:p>
         </w:tc>
         <w:tc>
-          <w:tcPr/>
+          <w:tcPr>
+            <w:tcW w:type="dxa" w:w="3554"/>
+          </w:tcPr>
           <w:p>
             <w:pPr>
               <w:pStyle w:val="Compact"/>
@@ -15668,6 +16411,7 @@
         </w:trPr>
         <w:tc>
           <w:tcPr>
+            <w:tcW w:type="dxa" w:w="694"/>
             <w:shd w:val="clear" w:color="auto" w:fill="F3F6FA"/>
           </w:tcPr>
           <w:p>
@@ -15686,6 +16430,7 @@
         </w:tc>
         <w:tc>
           <w:tcPr>
+            <w:tcW w:type="dxa" w:w="3287"/>
             <w:shd w:val="clear" w:color="auto" w:fill="F3F6FA"/>
           </w:tcPr>
           <w:p>
@@ -15704,6 +16449,7 @@
         </w:tc>
         <w:tc>
           <w:tcPr>
+            <w:tcW w:type="dxa" w:w="2216"/>
             <w:shd w:val="clear" w:color="auto" w:fill="F3F6FA"/>
           </w:tcPr>
           <w:p>
@@ -15722,6 +16468,7 @@
         </w:tc>
         <w:tc>
           <w:tcPr>
+            <w:tcW w:type="dxa" w:w="3554"/>
             <w:shd w:val="clear" w:color="auto" w:fill="F3F6FA"/>
           </w:tcPr>
           <w:p>
@@ -15744,7 +16491,9 @@
           <w:cantSplit/>
         </w:trPr>
         <w:tc>
-          <w:tcPr/>
+          <w:tcPr>
+            <w:tcW w:type="dxa" w:w="694"/>
+          </w:tcPr>
           <w:p>
             <w:pPr>
               <w:pStyle w:val="Compact"/>
@@ -15760,7 +16509,9 @@
           </w:p>
         </w:tc>
         <w:tc>
-          <w:tcPr/>
+          <w:tcPr>
+            <w:tcW w:type="dxa" w:w="3287"/>
+          </w:tcPr>
           <w:p>
             <w:pPr>
               <w:pStyle w:val="Compact"/>
@@ -15776,7 +16527,9 @@
           </w:p>
         </w:tc>
         <w:tc>
-          <w:tcPr/>
+          <w:tcPr>
+            <w:tcW w:type="dxa" w:w="2216"/>
+          </w:tcPr>
           <w:p>
             <w:pPr>
               <w:pStyle w:val="Compact"/>
@@ -15792,7 +16545,9 @@
           </w:p>
         </w:tc>
         <w:tc>
-          <w:tcPr/>
+          <w:tcPr>
+            <w:tcW w:type="dxa" w:w="3554"/>
+          </w:tcPr>
           <w:p>
             <w:pPr>
               <w:pStyle w:val="Compact"/>
@@ -15814,6 +16569,7 @@
         </w:trPr>
         <w:tc>
           <w:tcPr>
+            <w:tcW w:type="dxa" w:w="694"/>
             <w:shd w:val="clear" w:color="auto" w:fill="F3F6FA"/>
           </w:tcPr>
           <w:p>
@@ -15832,6 +16588,7 @@
         </w:tc>
         <w:tc>
           <w:tcPr>
+            <w:tcW w:type="dxa" w:w="3287"/>
             <w:shd w:val="clear" w:color="auto" w:fill="F3F6FA"/>
           </w:tcPr>
           <w:p>
@@ -15850,6 +16607,7 @@
         </w:tc>
         <w:tc>
           <w:tcPr>
+            <w:tcW w:type="dxa" w:w="2216"/>
             <w:shd w:val="clear" w:color="auto" w:fill="F3F6FA"/>
           </w:tcPr>
           <w:p>
@@ -15868,6 +16626,7 @@
         </w:tc>
         <w:tc>
           <w:tcPr>
+            <w:tcW w:type="dxa" w:w="3554"/>
             <w:shd w:val="clear" w:color="auto" w:fill="F3F6FA"/>
           </w:tcPr>
           <w:p>
@@ -16113,6 +16872,7 @@
         <w:tblStyle w:val="Table"/>
         <w:tblLook w:firstRow="1" w:lastRow="0" w:firstColumn="0" w:lastColumn="0" w:noHBand="0" w:noVBand="0" w:val="0020"/>
         <w:jc w:val="start"/>
+        <w:tblLayout w:type="fixed"/>
         <w:tblBorders>
           <w:top w:val="single" w:sz="4" w:color="C9D3E0"/>
           <w:left w:val="single" w:sz="4" w:color="C9D3E0"/>
@@ -16127,14 +16887,14 @@
           <w:left w:w="80" w:type="dxa"/>
           <w:right w:w="80" w:type="dxa"/>
         </w:tblCellMar>
-        <w:tblW w:w="5000" w:type="pct"/>
+        <w:tblW w:w="9751" w:type="dxa"/>
       </w:tblPr>
       <w:tblGrid>
-        <w:gridCol w:w="1584"/>
-        <w:gridCol w:w="1584"/>
-        <w:gridCol w:w="1584"/>
-        <w:gridCol w:w="1584"/>
-        <w:gridCol w:w="1584"/>
+        <w:gridCol w:w="1323"/>
+        <w:gridCol w:w="873"/>
+        <w:gridCol w:w="1589"/>
+        <w:gridCol w:w="3280"/>
+        <w:gridCol w:w="2683"/>
       </w:tblGrid>
       <w:tr>
         <w:trPr>
@@ -16144,6 +16904,7 @@
         </w:trPr>
         <w:tc>
           <w:tcPr>
+            <w:tcW w:type="dxa" w:w="1323"/>
             <w:shd w:val="clear" w:color="auto" w:fill="13315C"/>
           </w:tcPr>
           <w:p>
@@ -16164,6 +16925,7 @@
         </w:tc>
         <w:tc>
           <w:tcPr>
+            <w:tcW w:type="dxa" w:w="874"/>
             <w:shd w:val="clear" w:color="auto" w:fill="13315C"/>
           </w:tcPr>
           <w:p>
@@ -16184,6 +16946,7 @@
         </w:tc>
         <w:tc>
           <w:tcPr>
+            <w:tcW w:type="dxa" w:w="1590"/>
             <w:shd w:val="clear" w:color="auto" w:fill="13315C"/>
           </w:tcPr>
           <w:p>
@@ -16204,6 +16967,7 @@
         </w:tc>
         <w:tc>
           <w:tcPr>
+            <w:tcW w:type="dxa" w:w="3281"/>
             <w:shd w:val="clear" w:color="auto" w:fill="13315C"/>
           </w:tcPr>
           <w:p>
@@ -16224,6 +16988,7 @@
         </w:tc>
         <w:tc>
           <w:tcPr>
+            <w:tcW w:type="dxa" w:w="2684"/>
             <w:shd w:val="clear" w:color="auto" w:fill="13315C"/>
           </w:tcPr>
           <w:p>
@@ -16248,7 +17013,9 @@
           <w:cantSplit/>
         </w:trPr>
         <w:tc>
-          <w:tcPr/>
+          <w:tcPr>
+            <w:tcW w:type="dxa" w:w="1323"/>
+          </w:tcPr>
           <w:p>
             <w:pPr>
               <w:pStyle w:val="Compact"/>
@@ -16264,7 +17031,9 @@
           </w:p>
         </w:tc>
         <w:tc>
-          <w:tcPr/>
+          <w:tcPr>
+            <w:tcW w:type="dxa" w:w="874"/>
+          </w:tcPr>
           <w:p>
             <w:pPr>
               <w:pStyle w:val="Compact"/>
@@ -16280,7 +17049,9 @@
           </w:p>
         </w:tc>
         <w:tc>
-          <w:tcPr/>
+          <w:tcPr>
+            <w:tcW w:type="dxa" w:w="1590"/>
+          </w:tcPr>
           <w:p>
             <w:pPr>
               <w:pStyle w:val="Compact"/>
@@ -16296,7 +17067,9 @@
           </w:p>
         </w:tc>
         <w:tc>
-          <w:tcPr/>
+          <w:tcPr>
+            <w:tcW w:type="dxa" w:w="3281"/>
+          </w:tcPr>
           <w:p>
             <w:pPr>
               <w:pStyle w:val="Compact"/>
@@ -16312,7 +17085,9 @@
           </w:p>
         </w:tc>
         <w:tc>
-          <w:tcPr/>
+          <w:tcPr>
+            <w:tcW w:type="dxa" w:w="2684"/>
+          </w:tcPr>
           <w:p>
             <w:pPr>
               <w:pStyle w:val="Compact"/>
@@ -16334,6 +17109,7 @@
         </w:trPr>
         <w:tc>
           <w:tcPr>
+            <w:tcW w:type="dxa" w:w="1323"/>
             <w:shd w:val="clear" w:color="auto" w:fill="F3F6FA"/>
           </w:tcPr>
           <w:p>
@@ -16352,6 +17128,7 @@
         </w:tc>
         <w:tc>
           <w:tcPr>
+            <w:tcW w:type="dxa" w:w="874"/>
             <w:shd w:val="clear" w:color="auto" w:fill="F3F6FA"/>
           </w:tcPr>
           <w:p>
@@ -16370,6 +17147,7 @@
         </w:tc>
         <w:tc>
           <w:tcPr>
+            <w:tcW w:type="dxa" w:w="1590"/>
             <w:shd w:val="clear" w:color="auto" w:fill="F3F6FA"/>
           </w:tcPr>
           <w:p>
@@ -16388,6 +17166,7 @@
         </w:tc>
         <w:tc>
           <w:tcPr>
+            <w:tcW w:type="dxa" w:w="3281"/>
             <w:shd w:val="clear" w:color="auto" w:fill="F3F6FA"/>
           </w:tcPr>
           <w:p>
@@ -16406,6 +17185,7 @@
         </w:tc>
         <w:tc>
           <w:tcPr>
+            <w:tcW w:type="dxa" w:w="2684"/>
             <w:shd w:val="clear" w:color="auto" w:fill="F3F6FA"/>
           </w:tcPr>
           <w:p>
@@ -16428,7 +17208,9 @@
           <w:cantSplit/>
         </w:trPr>
         <w:tc>
-          <w:tcPr/>
+          <w:tcPr>
+            <w:tcW w:type="dxa" w:w="1323"/>
+          </w:tcPr>
           <w:p>
             <w:pPr>
               <w:pStyle w:val="Compact"/>
@@ -16444,7 +17226,9 @@
           </w:p>
         </w:tc>
         <w:tc>
-          <w:tcPr/>
+          <w:tcPr>
+            <w:tcW w:type="dxa" w:w="874"/>
+          </w:tcPr>
           <w:p>
             <w:pPr>
               <w:pStyle w:val="Compact"/>
@@ -16460,7 +17244,9 @@
           </w:p>
         </w:tc>
         <w:tc>
-          <w:tcPr/>
+          <w:tcPr>
+            <w:tcW w:type="dxa" w:w="1590"/>
+          </w:tcPr>
           <w:p>
             <w:pPr>
               <w:pStyle w:val="Compact"/>
@@ -16476,7 +17262,9 @@
           </w:p>
         </w:tc>
         <w:tc>
-          <w:tcPr/>
+          <w:tcPr>
+            <w:tcW w:type="dxa" w:w="3281"/>
+          </w:tcPr>
           <w:p>
             <w:pPr>
               <w:pStyle w:val="Compact"/>
@@ -16492,7 +17280,9 @@
           </w:p>
         </w:tc>
         <w:tc>
-          <w:tcPr/>
+          <w:tcPr>
+            <w:tcW w:type="dxa" w:w="2684"/>
+          </w:tcPr>
           <w:p>
             <w:pPr>
               <w:pStyle w:val="Compact"/>
@@ -16514,6 +17304,7 @@
         </w:trPr>
         <w:tc>
           <w:tcPr>
+            <w:tcW w:type="dxa" w:w="1323"/>
             <w:shd w:val="clear" w:color="auto" w:fill="F3F6FA"/>
           </w:tcPr>
           <w:p>
@@ -16532,6 +17323,7 @@
         </w:tc>
         <w:tc>
           <w:tcPr>
+            <w:tcW w:type="dxa" w:w="874"/>
             <w:shd w:val="clear" w:color="auto" w:fill="F3F6FA"/>
           </w:tcPr>
           <w:p>
@@ -16550,6 +17342,7 @@
         </w:tc>
         <w:tc>
           <w:tcPr>
+            <w:tcW w:type="dxa" w:w="1590"/>
             <w:shd w:val="clear" w:color="auto" w:fill="F3F6FA"/>
           </w:tcPr>
           <w:p>
@@ -16568,6 +17361,7 @@
         </w:tc>
         <w:tc>
           <w:tcPr>
+            <w:tcW w:type="dxa" w:w="3281"/>
             <w:shd w:val="clear" w:color="auto" w:fill="F3F6FA"/>
           </w:tcPr>
           <w:p>
@@ -16586,6 +17380,7 @@
         </w:tc>
         <w:tc>
           <w:tcPr>
+            <w:tcW w:type="dxa" w:w="2684"/>
             <w:shd w:val="clear" w:color="auto" w:fill="F3F6FA"/>
           </w:tcPr>
           <w:p>
@@ -16608,7 +17403,9 @@
           <w:cantSplit/>
         </w:trPr>
         <w:tc>
-          <w:tcPr/>
+          <w:tcPr>
+            <w:tcW w:type="dxa" w:w="1323"/>
+          </w:tcPr>
           <w:p>
             <w:pPr>
               <w:pStyle w:val="Compact"/>
@@ -16624,7 +17421,9 @@
           </w:p>
         </w:tc>
         <w:tc>
-          <w:tcPr/>
+          <w:tcPr>
+            <w:tcW w:type="dxa" w:w="874"/>
+          </w:tcPr>
           <w:p>
             <w:pPr>
               <w:pStyle w:val="Compact"/>
@@ -16640,7 +17439,9 @@
           </w:p>
         </w:tc>
         <w:tc>
-          <w:tcPr/>
+          <w:tcPr>
+            <w:tcW w:type="dxa" w:w="1590"/>
+          </w:tcPr>
           <w:p>
             <w:pPr>
               <w:pStyle w:val="Compact"/>
@@ -16656,7 +17457,9 @@
           </w:p>
         </w:tc>
         <w:tc>
-          <w:tcPr/>
+          <w:tcPr>
+            <w:tcW w:type="dxa" w:w="3281"/>
+          </w:tcPr>
           <w:p>
             <w:pPr>
               <w:pStyle w:val="Compact"/>
@@ -16672,7 +17475,9 @@
           </w:p>
         </w:tc>
         <w:tc>
-          <w:tcPr/>
+          <w:tcPr>
+            <w:tcW w:type="dxa" w:w="2684"/>
+          </w:tcPr>
           <w:p>
             <w:pPr>
               <w:pStyle w:val="Compact"/>
@@ -16694,6 +17499,7 @@
         </w:trPr>
         <w:tc>
           <w:tcPr>
+            <w:tcW w:type="dxa" w:w="1323"/>
             <w:shd w:val="clear" w:color="auto" w:fill="F3F6FA"/>
           </w:tcPr>
           <w:p>
@@ -16712,6 +17518,7 @@
         </w:tc>
         <w:tc>
           <w:tcPr>
+            <w:tcW w:type="dxa" w:w="874"/>
             <w:shd w:val="clear" w:color="auto" w:fill="F3F6FA"/>
           </w:tcPr>
           <w:p>
@@ -16730,6 +17537,7 @@
         </w:tc>
         <w:tc>
           <w:tcPr>
+            <w:tcW w:type="dxa" w:w="1590"/>
             <w:shd w:val="clear" w:color="auto" w:fill="F3F6FA"/>
           </w:tcPr>
           <w:p>
@@ -16748,6 +17556,7 @@
         </w:tc>
         <w:tc>
           <w:tcPr>
+            <w:tcW w:type="dxa" w:w="3281"/>
             <w:shd w:val="clear" w:color="auto" w:fill="F3F6FA"/>
           </w:tcPr>
           <w:p>
@@ -16766,6 +17575,7 @@
         </w:tc>
         <w:tc>
           <w:tcPr>
+            <w:tcW w:type="dxa" w:w="2684"/>
             <w:shd w:val="clear" w:color="auto" w:fill="F3F6FA"/>
           </w:tcPr>
           <w:p>
@@ -16788,7 +17598,9 @@
           <w:cantSplit/>
         </w:trPr>
         <w:tc>
-          <w:tcPr/>
+          <w:tcPr>
+            <w:tcW w:type="dxa" w:w="1323"/>
+          </w:tcPr>
           <w:p>
             <w:pPr>
               <w:pStyle w:val="Compact"/>
@@ -16804,7 +17616,9 @@
           </w:p>
         </w:tc>
         <w:tc>
-          <w:tcPr/>
+          <w:tcPr>
+            <w:tcW w:type="dxa" w:w="874"/>
+          </w:tcPr>
           <w:p>
             <w:pPr>
               <w:pStyle w:val="Compact"/>
@@ -16820,7 +17634,9 @@
           </w:p>
         </w:tc>
         <w:tc>
-          <w:tcPr/>
+          <w:tcPr>
+            <w:tcW w:type="dxa" w:w="1590"/>
+          </w:tcPr>
           <w:p>
             <w:pPr>
               <w:pStyle w:val="Compact"/>
@@ -16836,7 +17652,9 @@
           </w:p>
         </w:tc>
         <w:tc>
-          <w:tcPr/>
+          <w:tcPr>
+            <w:tcW w:type="dxa" w:w="3281"/>
+          </w:tcPr>
           <w:p>
             <w:pPr>
               <w:pStyle w:val="Compact"/>
@@ -16852,7 +17670,9 @@
           </w:p>
         </w:tc>
         <w:tc>
-          <w:tcPr/>
+          <w:tcPr>
+            <w:tcW w:type="dxa" w:w="2684"/>
+          </w:tcPr>
           <w:p>
             <w:pPr>
               <w:pStyle w:val="Compact"/>
@@ -16874,6 +17694,7 @@
         </w:trPr>
         <w:tc>
           <w:tcPr>
+            <w:tcW w:type="dxa" w:w="1323"/>
             <w:shd w:val="clear" w:color="auto" w:fill="F3F6FA"/>
           </w:tcPr>
           <w:p>
@@ -16892,6 +17713,7 @@
         </w:tc>
         <w:tc>
           <w:tcPr>
+            <w:tcW w:type="dxa" w:w="874"/>
             <w:shd w:val="clear" w:color="auto" w:fill="F3F6FA"/>
           </w:tcPr>
           <w:p>
@@ -16910,6 +17732,7 @@
         </w:tc>
         <w:tc>
           <w:tcPr>
+            <w:tcW w:type="dxa" w:w="1590"/>
             <w:shd w:val="clear" w:color="auto" w:fill="F3F6FA"/>
           </w:tcPr>
           <w:p>
@@ -16928,6 +17751,7 @@
         </w:tc>
         <w:tc>
           <w:tcPr>
+            <w:tcW w:type="dxa" w:w="3281"/>
             <w:shd w:val="clear" w:color="auto" w:fill="F3F6FA"/>
           </w:tcPr>
           <w:p>
@@ -16946,6 +17770,7 @@
         </w:tc>
         <w:tc>
           <w:tcPr>
+            <w:tcW w:type="dxa" w:w="2684"/>
             <w:shd w:val="clear" w:color="auto" w:fill="F3F6FA"/>
           </w:tcPr>
           <w:p>
@@ -16968,7 +17793,9 @@
           <w:cantSplit/>
         </w:trPr>
         <w:tc>
-          <w:tcPr/>
+          <w:tcPr>
+            <w:tcW w:type="dxa" w:w="1323"/>
+          </w:tcPr>
           <w:p>
             <w:pPr>
               <w:pStyle w:val="Compact"/>
@@ -16984,7 +17811,9 @@
           </w:p>
         </w:tc>
         <w:tc>
-          <w:tcPr/>
+          <w:tcPr>
+            <w:tcW w:type="dxa" w:w="874"/>
+          </w:tcPr>
           <w:p>
             <w:pPr>
               <w:pStyle w:val="Compact"/>
@@ -17000,7 +17829,9 @@
           </w:p>
         </w:tc>
         <w:tc>
-          <w:tcPr/>
+          <w:tcPr>
+            <w:tcW w:type="dxa" w:w="1590"/>
+          </w:tcPr>
           <w:p>
             <w:pPr>
               <w:pStyle w:val="Compact"/>
@@ -17016,7 +17847,9 @@
           </w:p>
         </w:tc>
         <w:tc>
-          <w:tcPr/>
+          <w:tcPr>
+            <w:tcW w:type="dxa" w:w="3281"/>
+          </w:tcPr>
           <w:p>
             <w:pPr>
               <w:pStyle w:val="Compact"/>
@@ -17032,7 +17865,9 @@
           </w:p>
         </w:tc>
         <w:tc>
-          <w:tcPr/>
+          <w:tcPr>
+            <w:tcW w:type="dxa" w:w="2684"/>
+          </w:tcPr>
           <w:p>
             <w:pPr>
               <w:pStyle w:val="Compact"/>
@@ -17054,6 +17889,7 @@
         </w:trPr>
         <w:tc>
           <w:tcPr>
+            <w:tcW w:type="dxa" w:w="1323"/>
             <w:shd w:val="clear" w:color="auto" w:fill="F3F6FA"/>
           </w:tcPr>
           <w:p>
@@ -17072,6 +17908,7 @@
         </w:tc>
         <w:tc>
           <w:tcPr>
+            <w:tcW w:type="dxa" w:w="874"/>
             <w:shd w:val="clear" w:color="auto" w:fill="F3F6FA"/>
           </w:tcPr>
           <w:p>
@@ -17090,6 +17927,7 @@
         </w:tc>
         <w:tc>
           <w:tcPr>
+            <w:tcW w:type="dxa" w:w="1590"/>
             <w:shd w:val="clear" w:color="auto" w:fill="F3F6FA"/>
           </w:tcPr>
           <w:p>
@@ -17108,6 +17946,7 @@
         </w:tc>
         <w:tc>
           <w:tcPr>
+            <w:tcW w:type="dxa" w:w="3281"/>
             <w:shd w:val="clear" w:color="auto" w:fill="F3F6FA"/>
           </w:tcPr>
           <w:p>
@@ -17126,6 +17965,7 @@
         </w:tc>
         <w:tc>
           <w:tcPr>
+            <w:tcW w:type="dxa" w:w="2684"/>
             <w:shd w:val="clear" w:color="auto" w:fill="F3F6FA"/>
           </w:tcPr>
           <w:p>
@@ -17148,7 +17988,9 @@
           <w:cantSplit/>
         </w:trPr>
         <w:tc>
-          <w:tcPr/>
+          <w:tcPr>
+            <w:tcW w:type="dxa" w:w="1323"/>
+          </w:tcPr>
           <w:p>
             <w:pPr>
               <w:pStyle w:val="Compact"/>
@@ -17164,7 +18006,9 @@
           </w:p>
         </w:tc>
         <w:tc>
-          <w:tcPr/>
+          <w:tcPr>
+            <w:tcW w:type="dxa" w:w="874"/>
+          </w:tcPr>
           <w:p>
             <w:pPr>
               <w:pStyle w:val="Compact"/>
@@ -17180,7 +18024,9 @@
           </w:p>
         </w:tc>
         <w:tc>
-          <w:tcPr/>
+          <w:tcPr>
+            <w:tcW w:type="dxa" w:w="1590"/>
+          </w:tcPr>
           <w:p>
             <w:pPr>
               <w:pStyle w:val="Compact"/>
@@ -17196,7 +18042,9 @@
           </w:p>
         </w:tc>
         <w:tc>
-          <w:tcPr/>
+          <w:tcPr>
+            <w:tcW w:type="dxa" w:w="3281"/>
+          </w:tcPr>
           <w:p>
             <w:pPr>
               <w:pStyle w:val="Compact"/>
@@ -17212,7 +18060,9 @@
           </w:p>
         </w:tc>
         <w:tc>
-          <w:tcPr/>
+          <w:tcPr>
+            <w:tcW w:type="dxa" w:w="2684"/>
+          </w:tcPr>
           <w:p>
             <w:pPr>
               <w:pStyle w:val="Compact"/>
@@ -17234,6 +18084,7 @@
         </w:trPr>
         <w:tc>
           <w:tcPr>
+            <w:tcW w:type="dxa" w:w="1323"/>
             <w:shd w:val="clear" w:color="auto" w:fill="F3F6FA"/>
           </w:tcPr>
           <w:p>
@@ -17252,6 +18103,7 @@
         </w:tc>
         <w:tc>
           <w:tcPr>
+            <w:tcW w:type="dxa" w:w="874"/>
             <w:shd w:val="clear" w:color="auto" w:fill="F3F6FA"/>
           </w:tcPr>
           <w:p>
@@ -17270,6 +18122,7 @@
         </w:tc>
         <w:tc>
           <w:tcPr>
+            <w:tcW w:type="dxa" w:w="1590"/>
             <w:shd w:val="clear" w:color="auto" w:fill="F3F6FA"/>
           </w:tcPr>
           <w:p>
@@ -17288,6 +18141,7 @@
         </w:tc>
         <w:tc>
           <w:tcPr>
+            <w:tcW w:type="dxa" w:w="3281"/>
             <w:shd w:val="clear" w:color="auto" w:fill="F3F6FA"/>
           </w:tcPr>
           <w:p>
@@ -17306,6 +18160,7 @@
         </w:tc>
         <w:tc>
           <w:tcPr>
+            <w:tcW w:type="dxa" w:w="2684"/>
             <w:shd w:val="clear" w:color="auto" w:fill="F3F6FA"/>
           </w:tcPr>
           <w:p>
@@ -17328,7 +18183,9 @@
           <w:cantSplit/>
         </w:trPr>
         <w:tc>
-          <w:tcPr/>
+          <w:tcPr>
+            <w:tcW w:type="dxa" w:w="1323"/>
+          </w:tcPr>
           <w:p>
             <w:pPr>
               <w:pStyle w:val="Compact"/>
@@ -17344,7 +18201,9 @@
           </w:p>
         </w:tc>
         <w:tc>
-          <w:tcPr/>
+          <w:tcPr>
+            <w:tcW w:type="dxa" w:w="874"/>
+          </w:tcPr>
           <w:p>
             <w:pPr>
               <w:pStyle w:val="Compact"/>
@@ -17360,7 +18219,9 @@
           </w:p>
         </w:tc>
         <w:tc>
-          <w:tcPr/>
+          <w:tcPr>
+            <w:tcW w:type="dxa" w:w="1590"/>
+          </w:tcPr>
           <w:p>
             <w:pPr>
               <w:pStyle w:val="Compact"/>
@@ -17376,7 +18237,9 @@
           </w:p>
         </w:tc>
         <w:tc>
-          <w:tcPr/>
+          <w:tcPr>
+            <w:tcW w:type="dxa" w:w="3281"/>
+          </w:tcPr>
           <w:p>
             <w:pPr>
               <w:pStyle w:val="Compact"/>
@@ -17392,7 +18255,9 @@
           </w:p>
         </w:tc>
         <w:tc>
-          <w:tcPr/>
+          <w:tcPr>
+            <w:tcW w:type="dxa" w:w="2684"/>
+          </w:tcPr>
           <w:p>
             <w:pPr>
               <w:pStyle w:val="Compact"/>
@@ -17414,6 +18279,7 @@
         </w:trPr>
         <w:tc>
           <w:tcPr>
+            <w:tcW w:type="dxa" w:w="1323"/>
             <w:shd w:val="clear" w:color="auto" w:fill="F3F6FA"/>
           </w:tcPr>
           <w:p>
@@ -17432,6 +18298,7 @@
         </w:tc>
         <w:tc>
           <w:tcPr>
+            <w:tcW w:type="dxa" w:w="874"/>
             <w:shd w:val="clear" w:color="auto" w:fill="F3F6FA"/>
           </w:tcPr>
           <w:p>
@@ -17450,6 +18317,7 @@
         </w:tc>
         <w:tc>
           <w:tcPr>
+            <w:tcW w:type="dxa" w:w="1590"/>
             <w:shd w:val="clear" w:color="auto" w:fill="F3F6FA"/>
           </w:tcPr>
           <w:p>
@@ -17468,6 +18336,7 @@
         </w:tc>
         <w:tc>
           <w:tcPr>
+            <w:tcW w:type="dxa" w:w="3281"/>
             <w:shd w:val="clear" w:color="auto" w:fill="F3F6FA"/>
           </w:tcPr>
           <w:p>
@@ -17486,6 +18355,7 @@
         </w:tc>
         <w:tc>
           <w:tcPr>
+            <w:tcW w:type="dxa" w:w="2684"/>
             <w:shd w:val="clear" w:color="auto" w:fill="F3F6FA"/>
           </w:tcPr>
           <w:p>
@@ -18239,6 +19109,7 @@
         <w:tblStyle w:val="Table"/>
         <w:tblLook w:firstRow="1" w:lastRow="0" w:firstColumn="0" w:lastColumn="0" w:noHBand="0" w:noVBand="0" w:val="0020"/>
         <w:jc w:val="start"/>
+        <w:tblLayout w:type="fixed"/>
         <w:tblBorders>
           <w:top w:val="single" w:sz="4" w:color="C9D3E0"/>
           <w:left w:val="single" w:sz="4" w:color="C9D3E0"/>
@@ -18253,12 +19124,12 @@
           <w:left w:w="80" w:type="dxa"/>
           <w:right w:w="80" w:type="dxa"/>
         </w:tblCellMar>
-        <w:tblW w:w="5000" w:type="pct"/>
+        <w:tblW w:w="9751" w:type="dxa"/>
       </w:tblPr>
       <w:tblGrid>
-        <w:gridCol w:w="2640"/>
-        <w:gridCol w:w="2640"/>
-        <w:gridCol w:w="2640"/>
+        <w:gridCol w:w="3185"/>
+        <w:gridCol w:w="4346"/>
+        <w:gridCol w:w="2218"/>
       </w:tblGrid>
       <w:tr>
         <w:trPr>
@@ -18268,6 +19139,7 @@
         </w:trPr>
         <w:tc>
           <w:tcPr>
+            <w:tcW w:type="dxa" w:w="3186"/>
             <w:shd w:val="clear" w:color="auto" w:fill="13315C"/>
           </w:tcPr>
           <w:p>
@@ -18288,6 +19160,7 @@
         </w:tc>
         <w:tc>
           <w:tcPr>
+            <w:tcW w:type="dxa" w:w="4347"/>
             <w:shd w:val="clear" w:color="auto" w:fill="13315C"/>
           </w:tcPr>
           <w:p>
@@ -18308,6 +19181,7 @@
         </w:tc>
         <w:tc>
           <w:tcPr>
+            <w:tcW w:type="dxa" w:w="2219"/>
             <w:shd w:val="clear" w:color="auto" w:fill="13315C"/>
           </w:tcPr>
           <w:p>
@@ -18332,7 +19206,9 @@
           <w:cantSplit/>
         </w:trPr>
         <w:tc>
-          <w:tcPr/>
+          <w:tcPr>
+            <w:tcW w:type="dxa" w:w="3186"/>
+          </w:tcPr>
           <w:p>
             <w:pPr>
               <w:pStyle w:val="Compact"/>
@@ -18348,7 +19224,9 @@
           </w:p>
         </w:tc>
         <w:tc>
-          <w:tcPr/>
+          <w:tcPr>
+            <w:tcW w:type="dxa" w:w="4347"/>
+          </w:tcPr>
           <w:p>
             <w:pPr>
               <w:pStyle w:val="Compact"/>
@@ -18364,7 +19242,9 @@
           </w:p>
         </w:tc>
         <w:tc>
-          <w:tcPr/>
+          <w:tcPr>
+            <w:tcW w:type="dxa" w:w="2219"/>
+          </w:tcPr>
           <w:p>
             <w:pPr>
               <w:pStyle w:val="Compact"/>
@@ -18386,6 +19266,7 @@
         </w:trPr>
         <w:tc>
           <w:tcPr>
+            <w:tcW w:type="dxa" w:w="3186"/>
             <w:shd w:val="clear" w:color="auto" w:fill="F3F6FA"/>
           </w:tcPr>
           <w:p>
@@ -18404,6 +19285,7 @@
         </w:tc>
         <w:tc>
           <w:tcPr>
+            <w:tcW w:type="dxa" w:w="4347"/>
             <w:shd w:val="clear" w:color="auto" w:fill="F3F6FA"/>
           </w:tcPr>
           <w:p>
@@ -18422,6 +19304,7 @@
         </w:tc>
         <w:tc>
           <w:tcPr>
+            <w:tcW w:type="dxa" w:w="2219"/>
             <w:shd w:val="clear" w:color="auto" w:fill="F3F6FA"/>
           </w:tcPr>
           <w:p>
@@ -18444,7 +19327,9 @@
           <w:cantSplit/>
         </w:trPr>
         <w:tc>
-          <w:tcPr/>
+          <w:tcPr>
+            <w:tcW w:type="dxa" w:w="3186"/>
+          </w:tcPr>
           <w:p>
             <w:pPr>
               <w:pStyle w:val="Compact"/>
@@ -18460,7 +19345,9 @@
           </w:p>
         </w:tc>
         <w:tc>
-          <w:tcPr/>
+          <w:tcPr>
+            <w:tcW w:type="dxa" w:w="4347"/>
+          </w:tcPr>
           <w:p>
             <w:pPr>
               <w:pStyle w:val="Compact"/>
@@ -18476,7 +19363,9 @@
           </w:p>
         </w:tc>
         <w:tc>
-          <w:tcPr/>
+          <w:tcPr>
+            <w:tcW w:type="dxa" w:w="2219"/>
+          </w:tcPr>
           <w:p>
             <w:pPr>
               <w:pStyle w:val="Compact"/>
@@ -18498,6 +19387,7 @@
         </w:trPr>
         <w:tc>
           <w:tcPr>
+            <w:tcW w:type="dxa" w:w="3186"/>
             <w:shd w:val="clear" w:color="auto" w:fill="F3F6FA"/>
           </w:tcPr>
           <w:p>
@@ -18516,6 +19406,7 @@
         </w:tc>
         <w:tc>
           <w:tcPr>
+            <w:tcW w:type="dxa" w:w="4347"/>
             <w:shd w:val="clear" w:color="auto" w:fill="F3F6FA"/>
           </w:tcPr>
           <w:p>
@@ -18534,6 +19425,7 @@
         </w:tc>
         <w:tc>
           <w:tcPr>
+            <w:tcW w:type="dxa" w:w="2219"/>
             <w:shd w:val="clear" w:color="auto" w:fill="F3F6FA"/>
           </w:tcPr>
           <w:p>
@@ -18556,7 +19448,9 @@
           <w:cantSplit/>
         </w:trPr>
         <w:tc>
-          <w:tcPr/>
+          <w:tcPr>
+            <w:tcW w:type="dxa" w:w="3186"/>
+          </w:tcPr>
           <w:p>
             <w:pPr>
               <w:pStyle w:val="Compact"/>
@@ -18572,7 +19466,9 @@
           </w:p>
         </w:tc>
         <w:tc>
-          <w:tcPr/>
+          <w:tcPr>
+            <w:tcW w:type="dxa" w:w="4347"/>
+          </w:tcPr>
           <w:p>
             <w:pPr>
               <w:pStyle w:val="Compact"/>
@@ -18588,7 +19484,9 @@
           </w:p>
         </w:tc>
         <w:tc>
-          <w:tcPr/>
+          <w:tcPr>
+            <w:tcW w:type="dxa" w:w="2219"/>
+          </w:tcPr>
           <w:p>
             <w:pPr>
               <w:pStyle w:val="Compact"/>
@@ -18610,6 +19508,7 @@
         </w:trPr>
         <w:tc>
           <w:tcPr>
+            <w:tcW w:type="dxa" w:w="3186"/>
             <w:shd w:val="clear" w:color="auto" w:fill="F3F6FA"/>
           </w:tcPr>
           <w:p>
@@ -18628,6 +19527,7 @@
         </w:tc>
         <w:tc>
           <w:tcPr>
+            <w:tcW w:type="dxa" w:w="4347"/>
             <w:shd w:val="clear" w:color="auto" w:fill="F3F6FA"/>
           </w:tcPr>
           <w:p>
@@ -18646,6 +19546,7 @@
         </w:tc>
         <w:tc>
           <w:tcPr>
+            <w:tcW w:type="dxa" w:w="2219"/>
             <w:shd w:val="clear" w:color="auto" w:fill="F3F6FA"/>
           </w:tcPr>
           <w:p>
@@ -18679,6 +19580,7 @@
         <w:tblStyle w:val="Table"/>
         <w:tblLook w:firstRow="1" w:lastRow="0" w:firstColumn="0" w:lastColumn="0" w:noHBand="0" w:noVBand="0" w:val="0020"/>
         <w:jc w:val="start"/>
+        <w:tblLayout w:type="fixed"/>
         <w:tblBorders>
           <w:top w:val="single" w:sz="4" w:color="C9D3E0"/>
           <w:left w:val="single" w:sz="4" w:color="C9D3E0"/>
@@ -18693,11 +19595,11 @@
           <w:left w:w="80" w:type="dxa"/>
           <w:right w:w="80" w:type="dxa"/>
         </w:tblCellMar>
-        <w:tblW w:w="5000" w:type="pct"/>
+        <w:tblW w:w="9751" w:type="dxa"/>
       </w:tblPr>
       <w:tblGrid>
-        <w:gridCol w:w="3960"/>
-        <w:gridCol w:w="3960"/>
+        <w:gridCol w:w="1855"/>
+        <w:gridCol w:w="7896"/>
       </w:tblGrid>
       <w:tr>
         <w:trPr>
@@ -18707,6 +19609,7 @@
         </w:trPr>
         <w:tc>
           <w:tcPr>
+            <w:tcW w:type="dxa" w:w="1855"/>
             <w:shd w:val="clear" w:color="auto" w:fill="13315C"/>
           </w:tcPr>
           <w:p>
@@ -18727,6 +19630,7 @@
         </w:tc>
         <w:tc>
           <w:tcPr>
+            <w:tcW w:type="dxa" w:w="7896"/>
             <w:shd w:val="clear" w:color="auto" w:fill="13315C"/>
           </w:tcPr>
           <w:p>
@@ -18751,7 +19655,9 @@
           <w:cantSplit/>
         </w:trPr>
         <w:tc>
-          <w:tcPr/>
+          <w:tcPr>
+            <w:tcW w:type="dxa" w:w="1855"/>
+          </w:tcPr>
           <w:p>
             <w:pPr>
               <w:pStyle w:val="Compact"/>
@@ -18767,7 +19673,9 @@
           </w:p>
         </w:tc>
         <w:tc>
-          <w:tcPr/>
+          <w:tcPr>
+            <w:tcW w:type="dxa" w:w="7896"/>
+          </w:tcPr>
           <w:p>
             <w:pPr>
               <w:pStyle w:val="Compact"/>
@@ -18789,6 +19697,7 @@
         </w:trPr>
         <w:tc>
           <w:tcPr>
+            <w:tcW w:type="dxa" w:w="1855"/>
             <w:shd w:val="clear" w:color="auto" w:fill="F3F6FA"/>
           </w:tcPr>
           <w:p>
@@ -18807,6 +19716,7 @@
         </w:tc>
         <w:tc>
           <w:tcPr>
+            <w:tcW w:type="dxa" w:w="7896"/>
             <w:shd w:val="clear" w:color="auto" w:fill="F3F6FA"/>
           </w:tcPr>
           <w:p>
@@ -18829,7 +19739,9 @@
           <w:cantSplit/>
         </w:trPr>
         <w:tc>
-          <w:tcPr/>
+          <w:tcPr>
+            <w:tcW w:type="dxa" w:w="1855"/>
+          </w:tcPr>
           <w:p>
             <w:pPr>
               <w:pStyle w:val="Compact"/>
@@ -18845,7 +19757,9 @@
           </w:p>
         </w:tc>
         <w:tc>
-          <w:tcPr/>
+          <w:tcPr>
+            <w:tcW w:type="dxa" w:w="7896"/>
+          </w:tcPr>
           <w:p>
             <w:pPr>
               <w:pStyle w:val="Compact"/>
@@ -18867,6 +19781,7 @@
         </w:trPr>
         <w:tc>
           <w:tcPr>
+            <w:tcW w:type="dxa" w:w="1855"/>
             <w:shd w:val="clear" w:color="auto" w:fill="F3F6FA"/>
           </w:tcPr>
           <w:p>
@@ -18885,6 +19800,7 @@
         </w:tc>
         <w:tc>
           <w:tcPr>
+            <w:tcW w:type="dxa" w:w="7896"/>
             <w:shd w:val="clear" w:color="auto" w:fill="F3F6FA"/>
           </w:tcPr>
           <w:p>
@@ -18907,7 +19823,9 @@
           <w:cantSplit/>
         </w:trPr>
         <w:tc>
-          <w:tcPr/>
+          <w:tcPr>
+            <w:tcW w:type="dxa" w:w="1855"/>
+          </w:tcPr>
           <w:p>
             <w:pPr>
               <w:pStyle w:val="Compact"/>
@@ -18923,7 +19841,9 @@
           </w:p>
         </w:tc>
         <w:tc>
-          <w:tcPr/>
+          <w:tcPr>
+            <w:tcW w:type="dxa" w:w="7896"/>
+          </w:tcPr>
           <w:p>
             <w:pPr>
               <w:pStyle w:val="Compact"/>
@@ -18945,6 +19865,7 @@
         </w:trPr>
         <w:tc>
           <w:tcPr>
+            <w:tcW w:type="dxa" w:w="1855"/>
             <w:shd w:val="clear" w:color="auto" w:fill="F3F6FA"/>
           </w:tcPr>
           <w:p>
@@ -18963,6 +19884,7 @@
         </w:tc>
         <w:tc>
           <w:tcPr>
+            <w:tcW w:type="dxa" w:w="7896"/>
             <w:shd w:val="clear" w:color="auto" w:fill="F3F6FA"/>
           </w:tcPr>
           <w:p>
@@ -18985,7 +19907,9 @@
           <w:cantSplit/>
         </w:trPr>
         <w:tc>
-          <w:tcPr/>
+          <w:tcPr>
+            <w:tcW w:type="dxa" w:w="1855"/>
+          </w:tcPr>
           <w:p>
             <w:pPr>
               <w:pStyle w:val="Compact"/>
@@ -19001,7 +19925,9 @@
           </w:p>
         </w:tc>
         <w:tc>
-          <w:tcPr/>
+          <w:tcPr>
+            <w:tcW w:type="dxa" w:w="7896"/>
+          </w:tcPr>
           <w:p>
             <w:pPr>
               <w:pStyle w:val="Compact"/>
@@ -19023,6 +19949,7 @@
         </w:trPr>
         <w:tc>
           <w:tcPr>
+            <w:tcW w:type="dxa" w:w="1855"/>
             <w:shd w:val="clear" w:color="auto" w:fill="F3F6FA"/>
           </w:tcPr>
           <w:p>
@@ -19041,6 +19968,7 @@
         </w:tc>
         <w:tc>
           <w:tcPr>
+            <w:tcW w:type="dxa" w:w="7896"/>
             <w:shd w:val="clear" w:color="auto" w:fill="F3F6FA"/>
           </w:tcPr>
           <w:p>
@@ -19090,6 +20018,7 @@
         <w:tblStyle w:val="Table"/>
         <w:tblLook w:firstRow="1" w:lastRow="0" w:firstColumn="0" w:lastColumn="0" w:noHBand="0" w:noVBand="0" w:val="0020"/>
         <w:jc w:val="start"/>
+        <w:tblLayout w:type="fixed"/>
         <w:tblBorders>
           <w:top w:val="single" w:sz="4" w:color="C9D3E0"/>
           <w:left w:val="single" w:sz="4" w:color="C9D3E0"/>
@@ -19104,11 +20033,11 @@
           <w:left w:w="80" w:type="dxa"/>
           <w:right w:w="80" w:type="dxa"/>
         </w:tblCellMar>
-        <w:tblW w:w="5000" w:type="pct"/>
+        <w:tblW w:w="9751" w:type="dxa"/>
       </w:tblPr>
       <w:tblGrid>
-        <w:gridCol w:w="3960"/>
-        <w:gridCol w:w="3960"/>
+        <w:gridCol w:w="3376"/>
+        <w:gridCol w:w="6374"/>
       </w:tblGrid>
       <w:tr>
         <w:trPr>
@@ -19118,6 +20047,7 @@
         </w:trPr>
         <w:tc>
           <w:tcPr>
+            <w:tcW w:type="dxa" w:w="3377"/>
             <w:shd w:val="clear" w:color="auto" w:fill="13315C"/>
           </w:tcPr>
           <w:p>
@@ -19138,6 +20068,7 @@
         </w:tc>
         <w:tc>
           <w:tcPr>
+            <w:tcW w:type="dxa" w:w="6375"/>
             <w:shd w:val="clear" w:color="auto" w:fill="13315C"/>
           </w:tcPr>
           <w:p>
@@ -19162,7 +20093,9 @@
           <w:cantSplit/>
         </w:trPr>
         <w:tc>
-          <w:tcPr/>
+          <w:tcPr>
+            <w:tcW w:type="dxa" w:w="3377"/>
+          </w:tcPr>
           <w:p>
             <w:pPr>
               <w:pStyle w:val="Compact"/>
@@ -19178,7 +20111,9 @@
           </w:p>
         </w:tc>
         <w:tc>
-          <w:tcPr/>
+          <w:tcPr>
+            <w:tcW w:type="dxa" w:w="6375"/>
+          </w:tcPr>
           <w:p>
             <w:pPr>
               <w:pStyle w:val="Compact"/>
@@ -19200,6 +20135,7 @@
         </w:trPr>
         <w:tc>
           <w:tcPr>
+            <w:tcW w:type="dxa" w:w="3377"/>
             <w:shd w:val="clear" w:color="auto" w:fill="F3F6FA"/>
           </w:tcPr>
           <w:p>
@@ -19218,6 +20154,7 @@
         </w:tc>
         <w:tc>
           <w:tcPr>
+            <w:tcW w:type="dxa" w:w="6375"/>
             <w:shd w:val="clear" w:color="auto" w:fill="F3F6FA"/>
           </w:tcPr>
           <w:p>
@@ -19240,7 +20177,9 @@
           <w:cantSplit/>
         </w:trPr>
         <w:tc>
-          <w:tcPr/>
+          <w:tcPr>
+            <w:tcW w:type="dxa" w:w="3377"/>
+          </w:tcPr>
           <w:p>
             <w:pPr>
               <w:pStyle w:val="Compact"/>
@@ -19256,7 +20195,9 @@
           </w:p>
         </w:tc>
         <w:tc>
-          <w:tcPr/>
+          <w:tcPr>
+            <w:tcW w:type="dxa" w:w="6375"/>
+          </w:tcPr>
           <w:p>
             <w:pPr>
               <w:pStyle w:val="Compact"/>
@@ -19278,6 +20219,7 @@
         </w:trPr>
         <w:tc>
           <w:tcPr>
+            <w:tcW w:type="dxa" w:w="3377"/>
             <w:shd w:val="clear" w:color="auto" w:fill="F3F6FA"/>
           </w:tcPr>
           <w:p>
@@ -19296,6 +20238,7 @@
         </w:tc>
         <w:tc>
           <w:tcPr>
+            <w:tcW w:type="dxa" w:w="6375"/>
             <w:shd w:val="clear" w:color="auto" w:fill="F3F6FA"/>
           </w:tcPr>
           <w:p>
@@ -19318,7 +20261,9 @@
           <w:cantSplit/>
         </w:trPr>
         <w:tc>
-          <w:tcPr/>
+          <w:tcPr>
+            <w:tcW w:type="dxa" w:w="3377"/>
+          </w:tcPr>
           <w:p>
             <w:pPr>
               <w:pStyle w:val="Compact"/>
@@ -19334,7 +20279,9 @@
           </w:p>
         </w:tc>
         <w:tc>
-          <w:tcPr/>
+          <w:tcPr>
+            <w:tcW w:type="dxa" w:w="6375"/>
+          </w:tcPr>
           <w:p>
             <w:pPr>
               <w:pStyle w:val="Compact"/>
@@ -19356,6 +20303,7 @@
         </w:trPr>
         <w:tc>
           <w:tcPr>
+            <w:tcW w:type="dxa" w:w="3377"/>
             <w:shd w:val="clear" w:color="auto" w:fill="F3F6FA"/>
           </w:tcPr>
           <w:p>
@@ -19374,6 +20322,7 @@
         </w:tc>
         <w:tc>
           <w:tcPr>
+            <w:tcW w:type="dxa" w:w="6375"/>
             <w:shd w:val="clear" w:color="auto" w:fill="F3F6FA"/>
           </w:tcPr>
           <w:p>
@@ -19396,7 +20345,9 @@
           <w:cantSplit/>
         </w:trPr>
         <w:tc>
-          <w:tcPr/>
+          <w:tcPr>
+            <w:tcW w:type="dxa" w:w="3377"/>
+          </w:tcPr>
           <w:p>
             <w:pPr>
               <w:pStyle w:val="Compact"/>
@@ -19412,7 +20363,9 @@
           </w:p>
         </w:tc>
         <w:tc>
-          <w:tcPr/>
+          <w:tcPr>
+            <w:tcW w:type="dxa" w:w="6375"/>
+          </w:tcPr>
           <w:p>
             <w:pPr>
               <w:pStyle w:val="Compact"/>
@@ -19434,6 +20387,7 @@
         </w:trPr>
         <w:tc>
           <w:tcPr>
+            <w:tcW w:type="dxa" w:w="3377"/>
             <w:shd w:val="clear" w:color="auto" w:fill="F3F6FA"/>
           </w:tcPr>
           <w:p>
@@ -19452,6 +20406,7 @@
         </w:tc>
         <w:tc>
           <w:tcPr>
+            <w:tcW w:type="dxa" w:w="6375"/>
             <w:shd w:val="clear" w:color="auto" w:fill="F3F6FA"/>
           </w:tcPr>
           <w:p>
@@ -19474,7 +20429,9 @@
           <w:cantSplit/>
         </w:trPr>
         <w:tc>
-          <w:tcPr/>
+          <w:tcPr>
+            <w:tcW w:type="dxa" w:w="3377"/>
+          </w:tcPr>
           <w:p>
             <w:pPr>
               <w:pStyle w:val="Compact"/>
@@ -19490,7 +20447,9 @@
           </w:p>
         </w:tc>
         <w:tc>
-          <w:tcPr/>
+          <w:tcPr>
+            <w:tcW w:type="dxa" w:w="6375"/>
+          </w:tcPr>
           <w:p>
             <w:pPr>
               <w:pStyle w:val="Compact"/>
@@ -19512,6 +20471,7 @@
         </w:trPr>
         <w:tc>
           <w:tcPr>
+            <w:tcW w:type="dxa" w:w="3377"/>
             <w:shd w:val="clear" w:color="auto" w:fill="F3F6FA"/>
           </w:tcPr>
           <w:p>
@@ -19530,6 +20490,7 @@
         </w:tc>
         <w:tc>
           <w:tcPr>
+            <w:tcW w:type="dxa" w:w="6375"/>
             <w:shd w:val="clear" w:color="auto" w:fill="F3F6FA"/>
           </w:tcPr>
           <w:p>
@@ -19562,6 +20523,7 @@
         <w:tblStyle w:val="Table"/>
         <w:tblLook w:firstRow="1" w:lastRow="0" w:firstColumn="0" w:lastColumn="0" w:noHBand="0" w:noVBand="0" w:val="0020"/>
         <w:jc w:val="start"/>
+        <w:tblLayout w:type="fixed"/>
         <w:tblBorders>
           <w:top w:val="single" w:sz="4" w:color="C9D3E0"/>
           <w:left w:val="single" w:sz="4" w:color="C9D3E0"/>
@@ -19576,14 +20538,14 @@
           <w:left w:w="80" w:type="dxa"/>
           <w:right w:w="80" w:type="dxa"/>
         </w:tblCellMar>
-        <w:tblW w:w="5000" w:type="pct"/>
+        <w:tblW w:w="9751" w:type="dxa"/>
       </w:tblPr>
       <w:tblGrid>
-        <w:gridCol w:w="1584"/>
-        <w:gridCol w:w="1584"/>
-        <w:gridCol w:w="1584"/>
-        <w:gridCol w:w="1584"/>
-        <w:gridCol w:w="1584"/>
+        <w:gridCol w:w="1177"/>
+        <w:gridCol w:w="1370"/>
+        <w:gridCol w:w="1009"/>
+        <w:gridCol w:w="4849"/>
+        <w:gridCol w:w="1345"/>
       </w:tblGrid>
       <w:tr>
         <w:trPr>
@@ -19593,6 +20555,7 @@
         </w:trPr>
         <w:tc>
           <w:tcPr>
+            <w:tcW w:type="dxa" w:w="1177"/>
             <w:shd w:val="clear" w:color="auto" w:fill="13315C"/>
           </w:tcPr>
           <w:p>
@@ -19613,6 +20576,7 @@
         </w:tc>
         <w:tc>
           <w:tcPr>
+            <w:tcW w:type="dxa" w:w="1370"/>
             <w:shd w:val="clear" w:color="auto" w:fill="13315C"/>
           </w:tcPr>
           <w:p>
@@ -19633,6 +20597,7 @@
         </w:tc>
         <w:tc>
           <w:tcPr>
+            <w:tcW w:type="dxa" w:w="1009"/>
             <w:shd w:val="clear" w:color="auto" w:fill="13315C"/>
           </w:tcPr>
           <w:p>
@@ -19653,6 +20618,7 @@
         </w:tc>
         <w:tc>
           <w:tcPr>
+            <w:tcW w:type="dxa" w:w="4849"/>
             <w:shd w:val="clear" w:color="auto" w:fill="13315C"/>
           </w:tcPr>
           <w:p>
@@ -19673,6 +20639,7 @@
         </w:tc>
         <w:tc>
           <w:tcPr>
+            <w:tcW w:type="dxa" w:w="1345"/>
             <w:shd w:val="clear" w:color="auto" w:fill="13315C"/>
           </w:tcPr>
           <w:p>
@@ -19697,7 +20664,9 @@
           <w:cantSplit/>
         </w:trPr>
         <w:tc>
-          <w:tcPr/>
+          <w:tcPr>
+            <w:tcW w:type="dxa" w:w="1177"/>
+          </w:tcPr>
           <w:p>
             <w:pPr>
               <w:pStyle w:val="Compact"/>
@@ -19713,7 +20682,9 @@
           </w:p>
         </w:tc>
         <w:tc>
-          <w:tcPr/>
+          <w:tcPr>
+            <w:tcW w:type="dxa" w:w="1370"/>
+          </w:tcPr>
           <w:p>
             <w:pPr>
               <w:pStyle w:val="Compact"/>
@@ -19729,7 +20700,9 @@
           </w:p>
         </w:tc>
         <w:tc>
-          <w:tcPr/>
+          <w:tcPr>
+            <w:tcW w:type="dxa" w:w="1009"/>
+          </w:tcPr>
           <w:p>
             <w:pPr>
               <w:pStyle w:val="Compact"/>
@@ -19745,7 +20718,9 @@
           </w:p>
         </w:tc>
         <w:tc>
-          <w:tcPr/>
+          <w:tcPr>
+            <w:tcW w:type="dxa" w:w="4849"/>
+          </w:tcPr>
           <w:p>
             <w:pPr>
               <w:pStyle w:val="Compact"/>
@@ -19761,7 +20736,9 @@
           </w:p>
         </w:tc>
         <w:tc>
-          <w:tcPr/>
+          <w:tcPr>
+            <w:tcW w:type="dxa" w:w="1345"/>
+          </w:tcPr>
           <w:p>
             <w:pPr>
               <w:pStyle w:val="Compact"/>
@@ -19943,6 +20920,7 @@
         <w:tblStyle w:val="Table"/>
         <w:tblLook w:firstRow="1" w:lastRow="0" w:firstColumn="0" w:lastColumn="0" w:noHBand="0" w:noVBand="0" w:val="0020"/>
         <w:jc w:val="start"/>
+        <w:tblLayout w:type="fixed"/>
         <w:tblBorders>
           <w:top w:val="single" w:sz="4" w:color="C9D3E0"/>
           <w:left w:val="single" w:sz="4" w:color="C9D3E0"/>
@@ -19957,12 +20935,12 @@
           <w:left w:w="80" w:type="dxa"/>
           <w:right w:w="80" w:type="dxa"/>
         </w:tblCellMar>
-        <w:tblW w:w="5000" w:type="pct"/>
+        <w:tblW w:w="9751" w:type="dxa"/>
       </w:tblPr>
       <w:tblGrid>
-        <w:gridCol w:w="2640"/>
-        <w:gridCol w:w="2640"/>
-        <w:gridCol w:w="2640"/>
+        <w:gridCol w:w="1075"/>
+        <w:gridCol w:w="5396"/>
+        <w:gridCol w:w="3279"/>
       </w:tblGrid>
       <w:tr>
         <w:trPr>
@@ -19972,6 +20950,7 @@
         </w:trPr>
         <w:tc>
           <w:tcPr>
+            <w:tcW w:type="dxa" w:w="1076"/>
             <w:shd w:val="clear" w:color="auto" w:fill="13315C"/>
           </w:tcPr>
           <w:p>
@@ -19992,6 +20971,7 @@
         </w:tc>
         <w:tc>
           <w:tcPr>
+            <w:tcW w:type="dxa" w:w="5396"/>
             <w:shd w:val="clear" w:color="auto" w:fill="13315C"/>
           </w:tcPr>
           <w:p>
@@ -20012,6 +20992,7 @@
         </w:tc>
         <w:tc>
           <w:tcPr>
+            <w:tcW w:type="dxa" w:w="3279"/>
             <w:shd w:val="clear" w:color="auto" w:fill="13315C"/>
           </w:tcPr>
           <w:p>
@@ -20036,7 +21017,9 @@
           <w:cantSplit/>
         </w:trPr>
         <w:tc>
-          <w:tcPr/>
+          <w:tcPr>
+            <w:tcW w:type="dxa" w:w="1076"/>
+          </w:tcPr>
           <w:p>
             <w:pPr>
               <w:pStyle w:val="Compact"/>
@@ -20052,7 +21035,9 @@
           </w:p>
         </w:tc>
         <w:tc>
-          <w:tcPr/>
+          <w:tcPr>
+            <w:tcW w:type="dxa" w:w="5396"/>
+          </w:tcPr>
           <w:p>
             <w:pPr>
               <w:pStyle w:val="Compact"/>
@@ -20068,7 +21053,9 @@
           </w:p>
         </w:tc>
         <w:tc>
-          <w:tcPr/>
+          <w:tcPr>
+            <w:tcW w:type="dxa" w:w="3279"/>
+          </w:tcPr>
           <w:p>
             <w:pPr>
               <w:pStyle w:val="Compact"/>
@@ -20090,6 +21077,7 @@
         </w:trPr>
         <w:tc>
           <w:tcPr>
+            <w:tcW w:type="dxa" w:w="1076"/>
             <w:shd w:val="clear" w:color="auto" w:fill="F3F6FA"/>
           </w:tcPr>
           <w:p>
@@ -20108,6 +21096,7 @@
         </w:tc>
         <w:tc>
           <w:tcPr>
+            <w:tcW w:type="dxa" w:w="5396"/>
             <w:shd w:val="clear" w:color="auto" w:fill="F3F6FA"/>
           </w:tcPr>
           <w:p>
@@ -20126,6 +21115,7 @@
         </w:tc>
         <w:tc>
           <w:tcPr>
+            <w:tcW w:type="dxa" w:w="3279"/>
             <w:shd w:val="clear" w:color="auto" w:fill="F3F6FA"/>
           </w:tcPr>
           <w:p>
@@ -20148,7 +21138,9 @@
           <w:cantSplit/>
         </w:trPr>
         <w:tc>
-          <w:tcPr/>
+          <w:tcPr>
+            <w:tcW w:type="dxa" w:w="1076"/>
+          </w:tcPr>
           <w:p>
             <w:pPr>
               <w:pStyle w:val="Compact"/>
@@ -20164,7 +21156,9 @@
           </w:p>
         </w:tc>
         <w:tc>
-          <w:tcPr/>
+          <w:tcPr>
+            <w:tcW w:type="dxa" w:w="5396"/>
+          </w:tcPr>
           <w:p>
             <w:pPr>
               <w:pStyle w:val="Compact"/>
@@ -20180,7 +21174,9 @@
           </w:p>
         </w:tc>
         <w:tc>
-          <w:tcPr/>
+          <w:tcPr>
+            <w:tcW w:type="dxa" w:w="3279"/>
+          </w:tcPr>
           <w:p>
             <w:pPr>
               <w:pStyle w:val="Compact"/>
@@ -20202,6 +21198,7 @@
         </w:trPr>
         <w:tc>
           <w:tcPr>
+            <w:tcW w:type="dxa" w:w="1076"/>
             <w:shd w:val="clear" w:color="auto" w:fill="F3F6FA"/>
           </w:tcPr>
           <w:p>
@@ -20220,6 +21217,7 @@
         </w:tc>
         <w:tc>
           <w:tcPr>
+            <w:tcW w:type="dxa" w:w="5396"/>
             <w:shd w:val="clear" w:color="auto" w:fill="F3F6FA"/>
           </w:tcPr>
           <w:p>
@@ -20238,6 +21236,7 @@
         </w:tc>
         <w:tc>
           <w:tcPr>
+            <w:tcW w:type="dxa" w:w="3279"/>
             <w:shd w:val="clear" w:color="auto" w:fill="F3F6FA"/>
           </w:tcPr>
           <w:p>
@@ -20301,6 +21300,7 @@
         <w:tblStyle w:val="Table"/>
         <w:tblLook w:firstRow="1" w:lastRow="0" w:firstColumn="0" w:lastColumn="0" w:noHBand="0" w:noVBand="0" w:val="0020"/>
         <w:jc w:val="start"/>
+        <w:tblLayout w:type="fixed"/>
         <w:tblBorders>
           <w:top w:val="single" w:sz="4" w:color="C9D3E0"/>
           <w:left w:val="single" w:sz="4" w:color="C9D3E0"/>
@@ -20315,11 +21315,11 @@
           <w:left w:w="80" w:type="dxa"/>
           <w:right w:w="80" w:type="dxa"/>
         </w:tblCellMar>
-        <w:tblW w:w="5000" w:type="pct"/>
+        <w:tblW w:w="9751" w:type="dxa"/>
       </w:tblPr>
       <w:tblGrid>
-        <w:gridCol w:w="3960"/>
-        <w:gridCol w:w="3960"/>
+        <w:gridCol w:w="3823"/>
+        <w:gridCol w:w="5927"/>
       </w:tblGrid>
       <w:tr>
         <w:trPr>
@@ -20329,6 +21329,7 @@
         </w:trPr>
         <w:tc>
           <w:tcPr>
+            <w:tcW w:type="dxa" w:w="3824"/>
             <w:shd w:val="clear" w:color="auto" w:fill="13315C"/>
           </w:tcPr>
           <w:p>
@@ -20349,6 +21350,7 @@
         </w:tc>
         <w:tc>
           <w:tcPr>
+            <w:tcW w:type="dxa" w:w="5927"/>
             <w:shd w:val="clear" w:color="auto" w:fill="13315C"/>
           </w:tcPr>
           <w:p>
@@ -20373,7 +21375,9 @@
           <w:cantSplit/>
         </w:trPr>
         <w:tc>
-          <w:tcPr/>
+          <w:tcPr>
+            <w:tcW w:type="dxa" w:w="3824"/>
+          </w:tcPr>
           <w:p>
             <w:pPr>
               <w:pStyle w:val="Compact"/>
@@ -20389,7 +21393,9 @@
           </w:p>
         </w:tc>
         <w:tc>
-          <w:tcPr/>
+          <w:tcPr>
+            <w:tcW w:type="dxa" w:w="5927"/>
+          </w:tcPr>
           <w:p>
             <w:pPr>
               <w:pStyle w:val="Compact"/>
@@ -20411,6 +21417,7 @@
         </w:trPr>
         <w:tc>
           <w:tcPr>
+            <w:tcW w:type="dxa" w:w="3824"/>
             <w:shd w:val="clear" w:color="auto" w:fill="F3F6FA"/>
           </w:tcPr>
           <w:p>
@@ -20429,6 +21436,7 @@
         </w:tc>
         <w:tc>
           <w:tcPr>
+            <w:tcW w:type="dxa" w:w="5927"/>
             <w:shd w:val="clear" w:color="auto" w:fill="F3F6FA"/>
           </w:tcPr>
           <w:p>
@@ -20451,7 +21459,9 @@
           <w:cantSplit/>
         </w:trPr>
         <w:tc>
-          <w:tcPr/>
+          <w:tcPr>
+            <w:tcW w:type="dxa" w:w="3824"/>
+          </w:tcPr>
           <w:p>
             <w:pPr>
               <w:pStyle w:val="Compact"/>
@@ -20467,7 +21477,9 @@
           </w:p>
         </w:tc>
         <w:tc>
-          <w:tcPr/>
+          <w:tcPr>
+            <w:tcW w:type="dxa" w:w="5927"/>
+          </w:tcPr>
           <w:p>
             <w:pPr>
               <w:pStyle w:val="Compact"/>
@@ -20489,6 +21501,7 @@
         </w:trPr>
         <w:tc>
           <w:tcPr>
+            <w:tcW w:type="dxa" w:w="3824"/>
             <w:shd w:val="clear" w:color="auto" w:fill="F3F6FA"/>
           </w:tcPr>
           <w:p>
@@ -20507,6 +21520,7 @@
         </w:tc>
         <w:tc>
           <w:tcPr>
+            <w:tcW w:type="dxa" w:w="5927"/>
             <w:shd w:val="clear" w:color="auto" w:fill="F3F6FA"/>
           </w:tcPr>
           <w:p>
@@ -20529,7 +21543,9 @@
           <w:cantSplit/>
         </w:trPr>
         <w:tc>
-          <w:tcPr/>
+          <w:tcPr>
+            <w:tcW w:type="dxa" w:w="3824"/>
+          </w:tcPr>
           <w:p>
             <w:pPr>
               <w:pStyle w:val="Compact"/>
@@ -20545,7 +21561,9 @@
           </w:p>
         </w:tc>
         <w:tc>
-          <w:tcPr/>
+          <w:tcPr>
+            <w:tcW w:type="dxa" w:w="5927"/>
+          </w:tcPr>
           <w:p>
             <w:pPr>
               <w:pStyle w:val="Compact"/>
@@ -20567,6 +21585,7 @@
         </w:trPr>
         <w:tc>
           <w:tcPr>
+            <w:tcW w:type="dxa" w:w="3824"/>
             <w:shd w:val="clear" w:color="auto" w:fill="F3F6FA"/>
           </w:tcPr>
           <w:p>
@@ -20585,6 +21604,7 @@
         </w:tc>
         <w:tc>
           <w:tcPr>
+            <w:tcW w:type="dxa" w:w="5927"/>
             <w:shd w:val="clear" w:color="auto" w:fill="F3F6FA"/>
           </w:tcPr>
           <w:p>
@@ -20829,6 +21849,7 @@
         <w:tblStyle w:val="Table"/>
         <w:tblLook w:firstRow="1" w:lastRow="0" w:firstColumn="0" w:lastColumn="0" w:noHBand="0" w:noVBand="0" w:val="0020"/>
         <w:jc w:val="start"/>
+        <w:tblLayout w:type="fixed"/>
         <w:tblBorders>
           <w:top w:val="single" w:sz="4" w:color="C9D3E0"/>
           <w:left w:val="single" w:sz="4" w:color="C9D3E0"/>
@@ -20843,12 +21864,12 @@
           <w:left w:w="80" w:type="dxa"/>
           <w:right w:w="80" w:type="dxa"/>
         </w:tblCellMar>
-        <w:tblW w:w="5000" w:type="pct"/>
+        <w:tblW w:w="9751" w:type="dxa"/>
       </w:tblPr>
       <w:tblGrid>
-        <w:gridCol w:w="2640"/>
-        <w:gridCol w:w="2640"/>
-        <w:gridCol w:w="2640"/>
+        <w:gridCol w:w="1390"/>
+        <w:gridCol w:w="5249"/>
+        <w:gridCol w:w="3111"/>
       </w:tblGrid>
       <w:tr>
         <w:trPr>
@@ -20858,6 +21879,7 @@
         </w:trPr>
         <w:tc>
           <w:tcPr>
+            <w:tcW w:type="dxa" w:w="1390"/>
             <w:shd w:val="clear" w:color="auto" w:fill="13315C"/>
           </w:tcPr>
           <w:p>
@@ -20878,6 +21900,7 @@
         </w:tc>
         <w:tc>
           <w:tcPr>
+            <w:tcW w:type="dxa" w:w="5249"/>
             <w:shd w:val="clear" w:color="auto" w:fill="13315C"/>
           </w:tcPr>
           <w:p>
@@ -20898,6 +21921,7 @@
         </w:tc>
         <w:tc>
           <w:tcPr>
+            <w:tcW w:type="dxa" w:w="3112"/>
             <w:shd w:val="clear" w:color="auto" w:fill="13315C"/>
           </w:tcPr>
           <w:p>
@@ -20922,7 +21946,9 @@
           <w:cantSplit/>
         </w:trPr>
         <w:tc>
-          <w:tcPr/>
+          <w:tcPr>
+            <w:tcW w:type="dxa" w:w="1390"/>
+          </w:tcPr>
           <w:p>
             <w:pPr>
               <w:pStyle w:val="Compact"/>
@@ -20938,7 +21964,9 @@
           </w:p>
         </w:tc>
         <w:tc>
-          <w:tcPr/>
+          <w:tcPr>
+            <w:tcW w:type="dxa" w:w="5249"/>
+          </w:tcPr>
           <w:p>
             <w:pPr>
               <w:pStyle w:val="Compact"/>
@@ -20967,7 +21995,9 @@
           </w:p>
         </w:tc>
         <w:tc>
-          <w:tcPr/>
+          <w:tcPr>
+            <w:tcW w:type="dxa" w:w="3112"/>
+          </w:tcPr>
           <w:p>
             <w:pPr>
               <w:pStyle w:val="Compact"/>
@@ -20989,6 +22019,7 @@
         </w:trPr>
         <w:tc>
           <w:tcPr>
+            <w:tcW w:type="dxa" w:w="1390"/>
             <w:shd w:val="clear" w:color="auto" w:fill="F3F6FA"/>
           </w:tcPr>
           <w:p>
@@ -21007,6 +22038,7 @@
         </w:tc>
         <w:tc>
           <w:tcPr>
+            <w:tcW w:type="dxa" w:w="5249"/>
             <w:shd w:val="clear" w:color="auto" w:fill="F3F6FA"/>
           </w:tcPr>
           <w:p>
@@ -21026,6 +22058,7 @@
         </w:tc>
         <w:tc>
           <w:tcPr>
+            <w:tcW w:type="dxa" w:w="3112"/>
             <w:shd w:val="clear" w:color="auto" w:fill="F3F6FA"/>
           </w:tcPr>
           <w:p>
@@ -21048,7 +22081,9 @@
           <w:cantSplit/>
         </w:trPr>
         <w:tc>
-          <w:tcPr/>
+          <w:tcPr>
+            <w:tcW w:type="dxa" w:w="1390"/>
+          </w:tcPr>
           <w:p>
             <w:pPr>
               <w:pStyle w:val="Compact"/>
@@ -21064,7 +22099,9 @@
           </w:p>
         </w:tc>
         <w:tc>
-          <w:tcPr/>
+          <w:tcPr>
+            <w:tcW w:type="dxa" w:w="5249"/>
+          </w:tcPr>
           <w:p>
             <w:pPr>
               <w:pStyle w:val="Compact"/>
@@ -21080,7 +22117,9 @@
           </w:p>
         </w:tc>
         <w:tc>
-          <w:tcPr/>
+          <w:tcPr>
+            <w:tcW w:type="dxa" w:w="3112"/>
+          </w:tcPr>
           <w:p>
             <w:pPr>
               <w:pStyle w:val="Compact"/>
@@ -21356,6 +22395,7 @@
         <w:tblStyle w:val="Table"/>
         <w:tblLook w:firstRow="1" w:lastRow="0" w:firstColumn="0" w:lastColumn="0" w:noHBand="0" w:noVBand="0" w:val="0020"/>
         <w:jc w:val="start"/>
+        <w:tblLayout w:type="fixed"/>
         <w:tblBorders>
           <w:top w:val="single" w:sz="4" w:color="C9D3E0"/>
           <w:left w:val="single" w:sz="4" w:color="C9D3E0"/>
@@ -21370,15 +22410,15 @@
           <w:left w:w="80" w:type="dxa"/>
           <w:right w:w="80" w:type="dxa"/>
         </w:tblCellMar>
-        <w:tblW w:w="5000" w:type="pct"/>
+        <w:tblW w:w="9751" w:type="dxa"/>
       </w:tblPr>
       <w:tblGrid>
-        <w:gridCol w:w="1320"/>
-        <w:gridCol w:w="1320"/>
-        <w:gridCol w:w="1320"/>
-        <w:gridCol w:w="1320"/>
-        <w:gridCol w:w="1320"/>
-        <w:gridCol w:w="1320"/>
+        <w:gridCol w:w="607"/>
+        <w:gridCol w:w="3198"/>
+        <w:gridCol w:w="3169"/>
+        <w:gridCol w:w="1012"/>
+        <w:gridCol w:w="835"/>
+        <w:gridCol w:w="926"/>
       </w:tblGrid>
       <w:tr>
         <w:trPr>
@@ -21388,6 +22428,7 @@
         </w:trPr>
         <w:tc>
           <w:tcPr>
+            <w:tcW w:type="dxa" w:w="608"/>
             <w:shd w:val="clear" w:color="auto" w:fill="13315C"/>
           </w:tcPr>
           <w:p>
@@ -21408,6 +22449,7 @@
         </w:tc>
         <w:tc>
           <w:tcPr>
+            <w:tcW w:type="dxa" w:w="3199"/>
             <w:shd w:val="clear" w:color="auto" w:fill="13315C"/>
           </w:tcPr>
           <w:p>
@@ -21428,6 +22470,7 @@
         </w:tc>
         <w:tc>
           <w:tcPr>
+            <w:tcW w:type="dxa" w:w="3169"/>
             <w:shd w:val="clear" w:color="auto" w:fill="13315C"/>
           </w:tcPr>
           <w:p>
@@ -21448,6 +22491,7 @@
         </w:tc>
         <w:tc>
           <w:tcPr>
+            <w:tcW w:type="dxa" w:w="1013"/>
             <w:shd w:val="clear" w:color="auto" w:fill="13315C"/>
           </w:tcPr>
           <w:p>
@@ -21468,6 +22512,7 @@
         </w:tc>
         <w:tc>
           <w:tcPr>
+            <w:tcW w:type="dxa" w:w="836"/>
             <w:shd w:val="clear" w:color="auto" w:fill="13315C"/>
           </w:tcPr>
           <w:p>
@@ -21488,6 +22533,7 @@
         </w:tc>
         <w:tc>
           <w:tcPr>
+            <w:tcW w:type="dxa" w:w="927"/>
             <w:shd w:val="clear" w:color="auto" w:fill="13315C"/>
           </w:tcPr>
           <w:p>
@@ -21512,7 +22558,9 @@
           <w:cantSplit/>
         </w:trPr>
         <w:tc>
-          <w:tcPr/>
+          <w:tcPr>
+            <w:tcW w:type="dxa" w:w="608"/>
+          </w:tcPr>
           <w:p>
             <w:pPr>
               <w:pStyle w:val="Compact"/>
@@ -21528,7 +22576,9 @@
           </w:p>
         </w:tc>
         <w:tc>
-          <w:tcPr/>
+          <w:tcPr>
+            <w:tcW w:type="dxa" w:w="3199"/>
+          </w:tcPr>
           <w:p>
             <w:pPr>
               <w:pStyle w:val="Compact"/>
@@ -21544,7 +22594,9 @@
           </w:p>
         </w:tc>
         <w:tc>
-          <w:tcPr/>
+          <w:tcPr>
+            <w:tcW w:type="dxa" w:w="3169"/>
+          </w:tcPr>
           <w:p>
             <w:pPr>
               <w:pStyle w:val="Compact"/>
@@ -21560,7 +22612,9 @@
           </w:p>
         </w:tc>
         <w:tc>
-          <w:tcPr/>
+          <w:tcPr>
+            <w:tcW w:type="dxa" w:w="1013"/>
+          </w:tcPr>
           <w:p>
             <w:pPr>
               <w:pStyle w:val="Compact"/>
@@ -21576,7 +22630,9 @@
           </w:p>
         </w:tc>
         <w:tc>
-          <w:tcPr/>
+          <w:tcPr>
+            <w:tcW w:type="dxa" w:w="836"/>
+          </w:tcPr>
           <w:p>
             <w:pPr>
               <w:pStyle w:val="Compact"/>
@@ -21592,7 +22648,9 @@
           </w:p>
         </w:tc>
         <w:tc>
-          <w:tcPr/>
+          <w:tcPr>
+            <w:tcW w:type="dxa" w:w="927"/>
+          </w:tcPr>
           <w:p>
             <w:pPr>
               <w:pStyle w:val="Compact"/>
@@ -21614,6 +22672,7 @@
         </w:trPr>
         <w:tc>
           <w:tcPr>
+            <w:tcW w:type="dxa" w:w="608"/>
             <w:shd w:val="clear" w:color="auto" w:fill="F3F6FA"/>
           </w:tcPr>
           <w:p>
@@ -21632,6 +22691,7 @@
         </w:tc>
         <w:tc>
           <w:tcPr>
+            <w:tcW w:type="dxa" w:w="3199"/>
             <w:shd w:val="clear" w:color="auto" w:fill="F3F6FA"/>
           </w:tcPr>
           <w:p>
@@ -21650,6 +22710,7 @@
         </w:tc>
         <w:tc>
           <w:tcPr>
+            <w:tcW w:type="dxa" w:w="3169"/>
             <w:shd w:val="clear" w:color="auto" w:fill="F3F6FA"/>
           </w:tcPr>
           <w:p>
@@ -21668,6 +22729,7 @@
         </w:tc>
         <w:tc>
           <w:tcPr>
+            <w:tcW w:type="dxa" w:w="1013"/>
             <w:shd w:val="clear" w:color="auto" w:fill="F3F6FA"/>
           </w:tcPr>
           <w:p>
@@ -21686,6 +22748,7 @@
         </w:tc>
         <w:tc>
           <w:tcPr>
+            <w:tcW w:type="dxa" w:w="836"/>
             <w:shd w:val="clear" w:color="auto" w:fill="F3F6FA"/>
           </w:tcPr>
           <w:p>
@@ -21704,6 +22767,7 @@
         </w:tc>
         <w:tc>
           <w:tcPr>
+            <w:tcW w:type="dxa" w:w="927"/>
             <w:shd w:val="clear" w:color="auto" w:fill="F3F6FA"/>
           </w:tcPr>
           <w:p>
@@ -21726,7 +22790,9 @@
           <w:cantSplit/>
         </w:trPr>
         <w:tc>
-          <w:tcPr/>
+          <w:tcPr>
+            <w:tcW w:type="dxa" w:w="608"/>
+          </w:tcPr>
           <w:p>
             <w:pPr>
               <w:pStyle w:val="Compact"/>
@@ -21742,7 +22808,9 @@
           </w:p>
         </w:tc>
         <w:tc>
-          <w:tcPr/>
+          <w:tcPr>
+            <w:tcW w:type="dxa" w:w="3199"/>
+          </w:tcPr>
           <w:p>
             <w:pPr>
               <w:pStyle w:val="Compact"/>
@@ -21758,7 +22826,9 @@
           </w:p>
         </w:tc>
         <w:tc>
-          <w:tcPr/>
+          <w:tcPr>
+            <w:tcW w:type="dxa" w:w="3169"/>
+          </w:tcPr>
           <w:p>
             <w:pPr>
               <w:pStyle w:val="Compact"/>
@@ -21774,7 +22844,9 @@
           </w:p>
         </w:tc>
         <w:tc>
-          <w:tcPr/>
+          <w:tcPr>
+            <w:tcW w:type="dxa" w:w="1013"/>
+          </w:tcPr>
           <w:p>
             <w:pPr>
               <w:pStyle w:val="Compact"/>
@@ -21790,7 +22862,9 @@
           </w:p>
         </w:tc>
         <w:tc>
-          <w:tcPr/>
+          <w:tcPr>
+            <w:tcW w:type="dxa" w:w="836"/>
+          </w:tcPr>
           <w:p>
             <w:pPr>
               <w:pStyle w:val="Compact"/>
@@ -21806,7 +22880,9 @@
           </w:p>
         </w:tc>
         <w:tc>
-          <w:tcPr/>
+          <w:tcPr>
+            <w:tcW w:type="dxa" w:w="927"/>
+          </w:tcPr>
           <w:p>
             <w:pPr>
               <w:pStyle w:val="Compact"/>
@@ -21828,6 +22904,7 @@
         </w:trPr>
         <w:tc>
           <w:tcPr>
+            <w:tcW w:type="dxa" w:w="608"/>
             <w:shd w:val="clear" w:color="auto" w:fill="F3F6FA"/>
           </w:tcPr>
           <w:p>
@@ -21846,6 +22923,7 @@
         </w:tc>
         <w:tc>
           <w:tcPr>
+            <w:tcW w:type="dxa" w:w="3199"/>
             <w:shd w:val="clear" w:color="auto" w:fill="F3F6FA"/>
           </w:tcPr>
           <w:p>
@@ -21864,6 +22942,7 @@
         </w:tc>
         <w:tc>
           <w:tcPr>
+            <w:tcW w:type="dxa" w:w="3169"/>
             <w:shd w:val="clear" w:color="auto" w:fill="F3F6FA"/>
           </w:tcPr>
           <w:p>
@@ -21882,6 +22961,7 @@
         </w:tc>
         <w:tc>
           <w:tcPr>
+            <w:tcW w:type="dxa" w:w="1013"/>
             <w:shd w:val="clear" w:color="auto" w:fill="F3F6FA"/>
           </w:tcPr>
           <w:p>
@@ -21900,6 +22980,7 @@
         </w:tc>
         <w:tc>
           <w:tcPr>
+            <w:tcW w:type="dxa" w:w="836"/>
             <w:shd w:val="clear" w:color="auto" w:fill="F3F6FA"/>
           </w:tcPr>
           <w:p>
@@ -21918,6 +22999,7 @@
         </w:tc>
         <w:tc>
           <w:tcPr>
+            <w:tcW w:type="dxa" w:w="927"/>
             <w:shd w:val="clear" w:color="auto" w:fill="F3F6FA"/>
           </w:tcPr>
           <w:p>
@@ -21975,6 +23057,7 @@
         <w:tblStyle w:val="Table"/>
         <w:tblLook w:firstRow="1" w:lastRow="0" w:firstColumn="0" w:lastColumn="0" w:noHBand="0" w:noVBand="0" w:val="0020"/>
         <w:jc w:val="start"/>
+        <w:tblLayout w:type="fixed"/>
         <w:tblBorders>
           <w:top w:val="single" w:sz="4" w:color="C9D3E0"/>
           <w:left w:val="single" w:sz="4" w:color="C9D3E0"/>
@@ -21989,12 +23072,12 @@
           <w:left w:w="80" w:type="dxa"/>
           <w:right w:w="80" w:type="dxa"/>
         </w:tblCellMar>
-        <w:tblW w:w="5000" w:type="pct"/>
+        <w:tblW w:w="9751" w:type="dxa"/>
       </w:tblPr>
       <w:tblGrid>
-        <w:gridCol w:w="2640"/>
-        <w:gridCol w:w="2640"/>
-        <w:gridCol w:w="2640"/>
+        <w:gridCol w:w="1728"/>
+        <w:gridCol w:w="6468"/>
+        <w:gridCol w:w="1554"/>
       </w:tblGrid>
       <w:tr>
         <w:trPr>
@@ -22004,6 +23087,7 @@
         </w:trPr>
         <w:tc>
           <w:tcPr>
+            <w:tcW w:type="dxa" w:w="1728"/>
             <w:shd w:val="clear" w:color="auto" w:fill="13315C"/>
           </w:tcPr>
           <w:p>
@@ -22024,6 +23108,7 @@
         </w:tc>
         <w:tc>
           <w:tcPr>
+            <w:tcW w:type="dxa" w:w="6468"/>
             <w:shd w:val="clear" w:color="auto" w:fill="13315C"/>
           </w:tcPr>
           <w:p>
@@ -22044,6 +23129,7 @@
         </w:tc>
         <w:tc>
           <w:tcPr>
+            <w:tcW w:type="dxa" w:w="1555"/>
             <w:shd w:val="clear" w:color="auto" w:fill="13315C"/>
           </w:tcPr>
           <w:p>
@@ -22068,7 +23154,9 @@
           <w:cantSplit/>
         </w:trPr>
         <w:tc>
-          <w:tcPr/>
+          <w:tcPr>
+            <w:tcW w:type="dxa" w:w="1728"/>
+          </w:tcPr>
           <w:p>
             <w:pPr>
               <w:pStyle w:val="Compact"/>
@@ -22084,7 +23172,9 @@
           </w:p>
         </w:tc>
         <w:tc>
-          <w:tcPr/>
+          <w:tcPr>
+            <w:tcW w:type="dxa" w:w="6468"/>
+          </w:tcPr>
           <w:p>
             <w:pPr>
               <w:pStyle w:val="Compact"/>
@@ -22100,7 +23190,9 @@
           </w:p>
         </w:tc>
         <w:tc>
-          <w:tcPr/>
+          <w:tcPr>
+            <w:tcW w:type="dxa" w:w="1555"/>
+          </w:tcPr>
           <w:p>
             <w:pPr>
               <w:pStyle w:val="Compact"/>
@@ -22122,6 +23214,7 @@
         </w:trPr>
         <w:tc>
           <w:tcPr>
+            <w:tcW w:type="dxa" w:w="1728"/>
             <w:shd w:val="clear" w:color="auto" w:fill="F3F6FA"/>
           </w:tcPr>
           <w:p>
@@ -22140,6 +23233,7 @@
         </w:tc>
         <w:tc>
           <w:tcPr>
+            <w:tcW w:type="dxa" w:w="6468"/>
             <w:shd w:val="clear" w:color="auto" w:fill="F3F6FA"/>
           </w:tcPr>
           <w:p>
@@ -22158,6 +23252,7 @@
         </w:tc>
         <w:tc>
           <w:tcPr>
+            <w:tcW w:type="dxa" w:w="1555"/>
             <w:shd w:val="clear" w:color="auto" w:fill="F3F6FA"/>
           </w:tcPr>
           <w:p>
@@ -22180,7 +23275,9 @@
           <w:cantSplit/>
         </w:trPr>
         <w:tc>
-          <w:tcPr/>
+          <w:tcPr>
+            <w:tcW w:type="dxa" w:w="1728"/>
+          </w:tcPr>
           <w:p>
             <w:pPr>
               <w:pStyle w:val="Compact"/>
@@ -22196,7 +23293,9 @@
           </w:p>
         </w:tc>
         <w:tc>
-          <w:tcPr/>
+          <w:tcPr>
+            <w:tcW w:type="dxa" w:w="6468"/>
+          </w:tcPr>
           <w:p>
             <w:pPr>
               <w:pStyle w:val="Compact"/>
@@ -22212,7 +23311,9 @@
           </w:p>
         </w:tc>
         <w:tc>
-          <w:tcPr/>
+          <w:tcPr>
+            <w:tcW w:type="dxa" w:w="1555"/>
+          </w:tcPr>
           <w:p>
             <w:pPr>
               <w:pStyle w:val="Compact"/>
@@ -22234,6 +23335,7 @@
         </w:trPr>
         <w:tc>
           <w:tcPr>
+            <w:tcW w:type="dxa" w:w="1728"/>
             <w:shd w:val="clear" w:color="auto" w:fill="F3F6FA"/>
           </w:tcPr>
           <w:p>
@@ -22252,6 +23354,7 @@
         </w:tc>
         <w:tc>
           <w:tcPr>
+            <w:tcW w:type="dxa" w:w="6468"/>
             <w:shd w:val="clear" w:color="auto" w:fill="F3F6FA"/>
           </w:tcPr>
           <w:p>
@@ -22270,6 +23373,7 @@
         </w:tc>
         <w:tc>
           <w:tcPr>
+            <w:tcW w:type="dxa" w:w="1555"/>
             <w:shd w:val="clear" w:color="auto" w:fill="F3F6FA"/>
           </w:tcPr>
           <w:p>
@@ -22292,7 +23396,9 @@
           <w:cantSplit/>
         </w:trPr>
         <w:tc>
-          <w:tcPr/>
+          <w:tcPr>
+            <w:tcW w:type="dxa" w:w="1728"/>
+          </w:tcPr>
           <w:p>
             <w:pPr>
               <w:pStyle w:val="Compact"/>
@@ -22308,7 +23414,9 @@
           </w:p>
         </w:tc>
         <w:tc>
-          <w:tcPr/>
+          <w:tcPr>
+            <w:tcW w:type="dxa" w:w="6468"/>
+          </w:tcPr>
           <w:p>
             <w:pPr>
               <w:pStyle w:val="Compact"/>
@@ -22324,7 +23432,9 @@
           </w:p>
         </w:tc>
         <w:tc>
-          <w:tcPr/>
+          <w:tcPr>
+            <w:tcW w:type="dxa" w:w="1555"/>
+          </w:tcPr>
           <w:p>
             <w:pPr>
               <w:pStyle w:val="Compact"/>
@@ -22346,6 +23456,7 @@
         </w:trPr>
         <w:tc>
           <w:tcPr>
+            <w:tcW w:type="dxa" w:w="1728"/>
             <w:shd w:val="clear" w:color="auto" w:fill="F3F6FA"/>
           </w:tcPr>
           <w:p>
@@ -22364,6 +23475,7 @@
         </w:tc>
         <w:tc>
           <w:tcPr>
+            <w:tcW w:type="dxa" w:w="6468"/>
             <w:shd w:val="clear" w:color="auto" w:fill="F3F6FA"/>
           </w:tcPr>
           <w:p>
@@ -22382,6 +23494,7 @@
         </w:tc>
         <w:tc>
           <w:tcPr>
+            <w:tcW w:type="dxa" w:w="1555"/>
             <w:shd w:val="clear" w:color="auto" w:fill="F3F6FA"/>
           </w:tcPr>
           <w:p>
@@ -22404,7 +23517,9 @@
           <w:cantSplit/>
         </w:trPr>
         <w:tc>
-          <w:tcPr/>
+          <w:tcPr>
+            <w:tcW w:type="dxa" w:w="1728"/>
+          </w:tcPr>
           <w:p>
             <w:pPr>
               <w:pStyle w:val="Compact"/>
@@ -22420,7 +23535,9 @@
           </w:p>
         </w:tc>
         <w:tc>
-          <w:tcPr/>
+          <w:tcPr>
+            <w:tcW w:type="dxa" w:w="6468"/>
+          </w:tcPr>
           <w:p>
             <w:pPr>
               <w:pStyle w:val="Compact"/>
@@ -22436,7 +23553,9 @@
           </w:p>
         </w:tc>
         <w:tc>
-          <w:tcPr/>
+          <w:tcPr>
+            <w:tcW w:type="dxa" w:w="1555"/>
+          </w:tcPr>
           <w:p>
             <w:pPr>
               <w:pStyle w:val="Compact"/>
@@ -22458,6 +23577,7 @@
         </w:trPr>
         <w:tc>
           <w:tcPr>
+            <w:tcW w:type="dxa" w:w="1728"/>
             <w:shd w:val="clear" w:color="auto" w:fill="F3F6FA"/>
           </w:tcPr>
           <w:p>
@@ -22476,6 +23596,7 @@
         </w:tc>
         <w:tc>
           <w:tcPr>
+            <w:tcW w:type="dxa" w:w="6468"/>
             <w:shd w:val="clear" w:color="auto" w:fill="F3F6FA"/>
           </w:tcPr>
           <w:p>
@@ -22494,6 +23615,7 @@
         </w:tc>
         <w:tc>
           <w:tcPr>
+            <w:tcW w:type="dxa" w:w="1555"/>
             <w:shd w:val="clear" w:color="auto" w:fill="F3F6FA"/>
           </w:tcPr>
           <w:p>
@@ -23180,6 +24302,7 @@
         <w:tblStyle w:val="Table"/>
         <w:tblLook w:firstRow="1" w:lastRow="0" w:firstColumn="0" w:lastColumn="0" w:noHBand="0" w:noVBand="0" w:val="0020"/>
         <w:jc w:val="start"/>
+        <w:tblLayout w:type="fixed"/>
         <w:tblBorders>
           <w:top w:val="single" w:sz="4" w:color="C9D3E0"/>
           <w:left w:val="single" w:sz="4" w:color="C9D3E0"/>
@@ -23194,12 +24317,12 @@
           <w:left w:w="80" w:type="dxa"/>
           <w:right w:w="80" w:type="dxa"/>
         </w:tblCellMar>
-        <w:tblW w:w="5000" w:type="pct"/>
+        <w:tblW w:w="9751" w:type="dxa"/>
       </w:tblPr>
       <w:tblGrid>
-        <w:gridCol w:w="2640"/>
-        <w:gridCol w:w="2640"/>
-        <w:gridCol w:w="2640"/>
+        <w:gridCol w:w="3859"/>
+        <w:gridCol w:w="3078"/>
+        <w:gridCol w:w="2813"/>
       </w:tblGrid>
       <w:tr>
         <w:trPr>
@@ -23209,6 +24332,7 @@
         </w:trPr>
         <w:tc>
           <w:tcPr>
+            <w:tcW w:type="dxa" w:w="3860"/>
             <w:shd w:val="clear" w:color="auto" w:fill="13315C"/>
           </w:tcPr>
           <w:p>
@@ -23229,6 +24353,7 @@
         </w:tc>
         <w:tc>
           <w:tcPr>
+            <w:tcW w:type="dxa" w:w="3078"/>
             <w:shd w:val="clear" w:color="auto" w:fill="13315C"/>
           </w:tcPr>
           <w:p>
@@ -23249,6 +24374,7 @@
         </w:tc>
         <w:tc>
           <w:tcPr>
+            <w:tcW w:type="dxa" w:w="2813"/>
             <w:shd w:val="clear" w:color="auto" w:fill="13315C"/>
           </w:tcPr>
           <w:p>
@@ -23273,7 +24399,9 @@
           <w:cantSplit/>
         </w:trPr>
         <w:tc>
-          <w:tcPr/>
+          <w:tcPr>
+            <w:tcW w:type="dxa" w:w="3860"/>
+          </w:tcPr>
           <w:p>
             <w:pPr>
               <w:pStyle w:val="Compact"/>
@@ -23289,7 +24417,9 @@
           </w:p>
         </w:tc>
         <w:tc>
-          <w:tcPr/>
+          <w:tcPr>
+            <w:tcW w:type="dxa" w:w="3078"/>
+          </w:tcPr>
           <w:p>
             <w:pPr>
               <w:pStyle w:val="Compact"/>
@@ -23305,7 +24435,9 @@
           </w:p>
         </w:tc>
         <w:tc>
-          <w:tcPr/>
+          <w:tcPr>
+            <w:tcW w:type="dxa" w:w="2813"/>
+          </w:tcPr>
           <w:p>
             <w:pPr>
               <w:pStyle w:val="Compact"/>
@@ -23327,6 +24459,7 @@
         </w:trPr>
         <w:tc>
           <w:tcPr>
+            <w:tcW w:type="dxa" w:w="3860"/>
             <w:shd w:val="clear" w:color="auto" w:fill="F3F6FA"/>
           </w:tcPr>
           <w:p>
@@ -23345,6 +24478,7 @@
         </w:tc>
         <w:tc>
           <w:tcPr>
+            <w:tcW w:type="dxa" w:w="3078"/>
             <w:shd w:val="clear" w:color="auto" w:fill="F3F6FA"/>
           </w:tcPr>
           <w:p>
@@ -23363,6 +24497,7 @@
         </w:tc>
         <w:tc>
           <w:tcPr>
+            <w:tcW w:type="dxa" w:w="2813"/>
             <w:shd w:val="clear" w:color="auto" w:fill="F3F6FA"/>
           </w:tcPr>
           <w:p>
@@ -23385,7 +24520,9 @@
           <w:cantSplit/>
         </w:trPr>
         <w:tc>
-          <w:tcPr/>
+          <w:tcPr>
+            <w:tcW w:type="dxa" w:w="3860"/>
+          </w:tcPr>
           <w:p>
             <w:pPr>
               <w:pStyle w:val="Compact"/>
@@ -23401,7 +24538,9 @@
           </w:p>
         </w:tc>
         <w:tc>
-          <w:tcPr/>
+          <w:tcPr>
+            <w:tcW w:type="dxa" w:w="3078"/>
+          </w:tcPr>
           <w:p>
             <w:pPr>
               <w:pStyle w:val="Compact"/>
@@ -23417,7 +24556,9 @@
           </w:p>
         </w:tc>
         <w:tc>
-          <w:tcPr/>
+          <w:tcPr>
+            <w:tcW w:type="dxa" w:w="2813"/>
+          </w:tcPr>
           <w:p>
             <w:pPr>
               <w:pStyle w:val="Compact"/>
@@ -23439,6 +24580,7 @@
         </w:trPr>
         <w:tc>
           <w:tcPr>
+            <w:tcW w:type="dxa" w:w="3860"/>
             <w:shd w:val="clear" w:color="auto" w:fill="F3F6FA"/>
           </w:tcPr>
           <w:p>
@@ -23457,6 +24599,7 @@
         </w:tc>
         <w:tc>
           <w:tcPr>
+            <w:tcW w:type="dxa" w:w="3078"/>
             <w:shd w:val="clear" w:color="auto" w:fill="F3F6FA"/>
           </w:tcPr>
           <w:p>
@@ -23475,6 +24618,7 @@
         </w:tc>
         <w:tc>
           <w:tcPr>
+            <w:tcW w:type="dxa" w:w="2813"/>
             <w:shd w:val="clear" w:color="auto" w:fill="F3F6FA"/>
           </w:tcPr>
           <w:p>
@@ -23497,7 +24641,9 @@
           <w:cantSplit/>
         </w:trPr>
         <w:tc>
-          <w:tcPr/>
+          <w:tcPr>
+            <w:tcW w:type="dxa" w:w="3860"/>
+          </w:tcPr>
           <w:p>
             <w:pPr>
               <w:pStyle w:val="Compact"/>
@@ -23513,7 +24659,9 @@
           </w:p>
         </w:tc>
         <w:tc>
-          <w:tcPr/>
+          <w:tcPr>
+            <w:tcW w:type="dxa" w:w="3078"/>
+          </w:tcPr>
           <w:p>
             <w:pPr>
               <w:pStyle w:val="Compact"/>
@@ -23529,7 +24677,9 @@
           </w:p>
         </w:tc>
         <w:tc>
-          <w:tcPr/>
+          <w:tcPr>
+            <w:tcW w:type="dxa" w:w="2813"/>
+          </w:tcPr>
           <w:p>
             <w:pPr>
               <w:pStyle w:val="Compact"/>
@@ -23551,6 +24701,7 @@
         </w:trPr>
         <w:tc>
           <w:tcPr>
+            <w:tcW w:type="dxa" w:w="3860"/>
             <w:shd w:val="clear" w:color="auto" w:fill="F3F6FA"/>
           </w:tcPr>
           <w:p>
@@ -23569,6 +24720,7 @@
         </w:tc>
         <w:tc>
           <w:tcPr>
+            <w:tcW w:type="dxa" w:w="3078"/>
             <w:shd w:val="clear" w:color="auto" w:fill="F3F6FA"/>
           </w:tcPr>
           <w:p>
@@ -23587,6 +24739,7 @@
         </w:tc>
         <w:tc>
           <w:tcPr>
+            <w:tcW w:type="dxa" w:w="2813"/>
             <w:shd w:val="clear" w:color="auto" w:fill="F3F6FA"/>
           </w:tcPr>
           <w:p>
@@ -23609,7 +24762,9 @@
           <w:cantSplit/>
         </w:trPr>
         <w:tc>
-          <w:tcPr/>
+          <w:tcPr>
+            <w:tcW w:type="dxa" w:w="3860"/>
+          </w:tcPr>
           <w:p>
             <w:pPr>
               <w:pStyle w:val="Compact"/>
@@ -23625,7 +24780,9 @@
           </w:p>
         </w:tc>
         <w:tc>
-          <w:tcPr/>
+          <w:tcPr>
+            <w:tcW w:type="dxa" w:w="3078"/>
+          </w:tcPr>
           <w:p>
             <w:pPr>
               <w:pStyle w:val="Compact"/>
@@ -23641,7 +24798,9 @@
           </w:p>
         </w:tc>
         <w:tc>
-          <w:tcPr/>
+          <w:tcPr>
+            <w:tcW w:type="dxa" w:w="2813"/>
+          </w:tcPr>
           <w:p>
             <w:pPr>
               <w:pStyle w:val="Compact"/>
@@ -23663,6 +24822,7 @@
         </w:trPr>
         <w:tc>
           <w:tcPr>
+            <w:tcW w:type="dxa" w:w="3860"/>
             <w:shd w:val="clear" w:color="auto" w:fill="F3F6FA"/>
           </w:tcPr>
           <w:p>
@@ -23681,6 +24841,7 @@
         </w:tc>
         <w:tc>
           <w:tcPr>
+            <w:tcW w:type="dxa" w:w="3078"/>
             <w:shd w:val="clear" w:color="auto" w:fill="F3F6FA"/>
           </w:tcPr>
           <w:p>
@@ -23699,6 +24860,7 @@
         </w:tc>
         <w:tc>
           <w:tcPr>
+            <w:tcW w:type="dxa" w:w="2813"/>
             <w:shd w:val="clear" w:color="auto" w:fill="F3F6FA"/>
           </w:tcPr>
           <w:p>
@@ -23762,6 +24924,7 @@
         <w:tblStyle w:val="Table"/>
         <w:tblLook w:firstRow="1" w:lastRow="0" w:firstColumn="0" w:lastColumn="0" w:noHBand="0" w:noVBand="0" w:val="0020"/>
         <w:jc w:val="start"/>
+        <w:tblLayout w:type="fixed"/>
         <w:tblBorders>
           <w:top w:val="single" w:sz="4" w:color="C9D3E0"/>
           <w:left w:val="single" w:sz="4" w:color="C9D3E0"/>
@@ -23776,11 +24939,11 @@
           <w:left w:w="80" w:type="dxa"/>
           <w:right w:w="80" w:type="dxa"/>
         </w:tblCellMar>
-        <w:tblW w:w="5000" w:type="pct"/>
+        <w:tblW w:w="9751" w:type="dxa"/>
       </w:tblPr>
       <w:tblGrid>
-        <w:gridCol w:w="3960"/>
-        <w:gridCol w:w="3960"/>
+        <w:gridCol w:w="2124"/>
+        <w:gridCol w:w="7626"/>
       </w:tblGrid>
       <w:tr>
         <w:trPr>
@@ -23790,6 +24953,7 @@
         </w:trPr>
         <w:tc>
           <w:tcPr>
+            <w:tcW w:type="dxa" w:w="2124"/>
             <w:shd w:val="clear" w:color="auto" w:fill="13315C"/>
           </w:tcPr>
           <w:p>
@@ -23810,6 +24974,7 @@
         </w:tc>
         <w:tc>
           <w:tcPr>
+            <w:tcW w:type="dxa" w:w="7627"/>
             <w:shd w:val="clear" w:color="auto" w:fill="13315C"/>
           </w:tcPr>
           <w:p>
@@ -23834,7 +24999,9 @@
           <w:cantSplit/>
         </w:trPr>
         <w:tc>
-          <w:tcPr/>
+          <w:tcPr>
+            <w:tcW w:type="dxa" w:w="2124"/>
+          </w:tcPr>
           <w:p>
             <w:pPr>
               <w:pStyle w:val="Compact"/>
@@ -23850,7 +25017,9 @@
           </w:p>
         </w:tc>
         <w:tc>
-          <w:tcPr/>
+          <w:tcPr>
+            <w:tcW w:type="dxa" w:w="7627"/>
+          </w:tcPr>
           <w:p>
             <w:pPr>
               <w:pStyle w:val="Compact"/>
@@ -23872,6 +25041,7 @@
         </w:trPr>
         <w:tc>
           <w:tcPr>
+            <w:tcW w:type="dxa" w:w="2124"/>
             <w:shd w:val="clear" w:color="auto" w:fill="F3F6FA"/>
           </w:tcPr>
           <w:p>
@@ -23890,6 +25060,7 @@
         </w:tc>
         <w:tc>
           <w:tcPr>
+            <w:tcW w:type="dxa" w:w="7627"/>
             <w:shd w:val="clear" w:color="auto" w:fill="F3F6FA"/>
           </w:tcPr>
           <w:p>
@@ -23912,7 +25083,9 @@
           <w:cantSplit/>
         </w:trPr>
         <w:tc>
-          <w:tcPr/>
+          <w:tcPr>
+            <w:tcW w:type="dxa" w:w="2124"/>
+          </w:tcPr>
           <w:p>
             <w:pPr>
               <w:pStyle w:val="Compact"/>
@@ -23928,7 +25101,9 @@
           </w:p>
         </w:tc>
         <w:tc>
-          <w:tcPr/>
+          <w:tcPr>
+            <w:tcW w:type="dxa" w:w="7627"/>
+          </w:tcPr>
           <w:p>
             <w:pPr>
               <w:pStyle w:val="Compact"/>
@@ -23950,6 +25125,7 @@
         </w:trPr>
         <w:tc>
           <w:tcPr>
+            <w:tcW w:type="dxa" w:w="2124"/>
             <w:shd w:val="clear" w:color="auto" w:fill="F3F6FA"/>
           </w:tcPr>
           <w:p>
@@ -23968,6 +25144,7 @@
         </w:tc>
         <w:tc>
           <w:tcPr>
+            <w:tcW w:type="dxa" w:w="7627"/>
             <w:shd w:val="clear" w:color="auto" w:fill="F3F6FA"/>
           </w:tcPr>
           <w:p>
@@ -24032,6 +25209,7 @@
         <w:tblStyle w:val="Table"/>
         <w:tblLook w:firstRow="1" w:lastRow="0" w:firstColumn="0" w:lastColumn="0" w:noHBand="0" w:noVBand="0" w:val="0020"/>
         <w:jc w:val="start"/>
+        <w:tblLayout w:type="fixed"/>
         <w:tblBorders>
           <w:top w:val="single" w:sz="4" w:color="C9D3E0"/>
           <w:left w:val="single" w:sz="4" w:color="C9D3E0"/>
@@ -24046,18 +25224,18 @@
           <w:left w:w="80" w:type="dxa"/>
           <w:right w:w="80" w:type="dxa"/>
         </w:tblCellMar>
-        <w:tblW w:w="5000" w:type="pct"/>
+        <w:tblW w:w="9751" w:type="dxa"/>
       </w:tblPr>
       <w:tblGrid>
-        <w:gridCol w:w="880"/>
-        <w:gridCol w:w="880"/>
-        <w:gridCol w:w="880"/>
-        <w:gridCol w:w="880"/>
-        <w:gridCol w:w="880"/>
-        <w:gridCol w:w="880"/>
-        <w:gridCol w:w="880"/>
-        <w:gridCol w:w="880"/>
-        <w:gridCol w:w="880"/>
+        <w:gridCol w:w="561"/>
+        <w:gridCol w:w="558"/>
+        <w:gridCol w:w="1971"/>
+        <w:gridCol w:w="2167"/>
+        <w:gridCol w:w="2602"/>
+        <w:gridCol w:w="498"/>
+        <w:gridCol w:w="508"/>
+        <w:gridCol w:w="508"/>
+        <w:gridCol w:w="374"/>
       </w:tblGrid>
       <w:tr>
         <w:trPr>
@@ -24067,6 +25245,7 @@
         </w:trPr>
         <w:tc>
           <w:tcPr>
+            <w:tcW w:type="dxa" w:w="561"/>
             <w:shd w:val="clear" w:color="auto" w:fill="13315C"/>
           </w:tcPr>
           <w:p>
@@ -24087,6 +25266,7 @@
         </w:tc>
         <w:tc>
           <w:tcPr>
+            <w:tcW w:type="dxa" w:w="559"/>
             <w:shd w:val="clear" w:color="auto" w:fill="13315C"/>
           </w:tcPr>
           <w:p>
@@ -24107,6 +25287,7 @@
         </w:tc>
         <w:tc>
           <w:tcPr>
+            <w:tcW w:type="dxa" w:w="1972"/>
             <w:shd w:val="clear" w:color="auto" w:fill="13315C"/>
           </w:tcPr>
           <w:p>
@@ -24127,6 +25308,7 @@
         </w:tc>
         <w:tc>
           <w:tcPr>
+            <w:tcW w:type="dxa" w:w="2168"/>
             <w:shd w:val="clear" w:color="auto" w:fill="13315C"/>
           </w:tcPr>
           <w:p>
@@ -24147,6 +25329,7 @@
         </w:tc>
         <w:tc>
           <w:tcPr>
+            <w:tcW w:type="dxa" w:w="2602"/>
             <w:shd w:val="clear" w:color="auto" w:fill="13315C"/>
           </w:tcPr>
           <w:p>
@@ -24167,6 +25350,7 @@
         </w:tc>
         <w:tc>
           <w:tcPr>
+            <w:tcW w:type="dxa" w:w="499"/>
             <w:shd w:val="clear" w:color="auto" w:fill="13315C"/>
           </w:tcPr>
           <w:p>
@@ -24187,6 +25371,7 @@
         </w:tc>
         <w:tc>
           <w:tcPr>
+            <w:tcW w:type="dxa" w:w="508"/>
             <w:shd w:val="clear" w:color="auto" w:fill="13315C"/>
           </w:tcPr>
           <w:p>
@@ -24207,6 +25392,7 @@
         </w:tc>
         <w:tc>
           <w:tcPr>
+            <w:tcW w:type="dxa" w:w="508"/>
             <w:shd w:val="clear" w:color="auto" w:fill="13315C"/>
           </w:tcPr>
           <w:p>
@@ -24227,6 +25413,7 @@
         </w:tc>
         <w:tc>
           <w:tcPr>
+            <w:tcW w:type="dxa" w:w="374"/>
             <w:shd w:val="clear" w:color="auto" w:fill="13315C"/>
           </w:tcPr>
           <w:p>
@@ -24251,7 +25438,9 @@
           <w:cantSplit/>
         </w:trPr>
         <w:tc>
-          <w:tcPr/>
+          <w:tcPr>
+            <w:tcW w:type="dxa" w:w="561"/>
+          </w:tcPr>
           <w:p>
             <w:pPr>
               <w:pStyle w:val="Compact"/>
@@ -24267,7 +25456,9 @@
           </w:p>
         </w:tc>
         <w:tc>
-          <w:tcPr/>
+          <w:tcPr>
+            <w:tcW w:type="dxa" w:w="559"/>
+          </w:tcPr>
           <w:p>
             <w:pPr>
               <w:pStyle w:val="Compact"/>
@@ -24283,7 +25474,9 @@
           </w:p>
         </w:tc>
         <w:tc>
-          <w:tcPr/>
+          <w:tcPr>
+            <w:tcW w:type="dxa" w:w="1972"/>
+          </w:tcPr>
           <w:p>
             <w:pPr>
               <w:pStyle w:val="Compact"/>
@@ -24299,7 +25492,9 @@
           </w:p>
         </w:tc>
         <w:tc>
-          <w:tcPr/>
+          <w:tcPr>
+            <w:tcW w:type="dxa" w:w="2168"/>
+          </w:tcPr>
           <w:p>
             <w:pPr>
               <w:pStyle w:val="Compact"/>
@@ -24315,7 +25510,9 @@
           </w:p>
         </w:tc>
         <w:tc>
-          <w:tcPr/>
+          <w:tcPr>
+            <w:tcW w:type="dxa" w:w="2602"/>
+          </w:tcPr>
           <w:p>
             <w:pPr>
               <w:pStyle w:val="Compact"/>
@@ -24331,7 +25528,9 @@
           </w:p>
         </w:tc>
         <w:tc>
-          <w:tcPr/>
+          <w:tcPr>
+            <w:tcW w:type="dxa" w:w="499"/>
+          </w:tcPr>
           <w:p>
             <w:pPr>
               <w:pStyle w:val="Compact"/>
@@ -24347,7 +25546,9 @@
           </w:p>
         </w:tc>
         <w:tc>
-          <w:tcPr/>
+          <w:tcPr>
+            <w:tcW w:type="dxa" w:w="508"/>
+          </w:tcPr>
           <w:p>
             <w:pPr>
               <w:pStyle w:val="Compact"/>
@@ -24363,7 +25564,9 @@
           </w:p>
         </w:tc>
         <w:tc>
-          <w:tcPr/>
+          <w:tcPr>
+            <w:tcW w:type="dxa" w:w="508"/>
+          </w:tcPr>
           <w:p>
             <w:pPr>
               <w:pStyle w:val="Compact"/>
@@ -24379,7 +25582,9 @@
           </w:p>
         </w:tc>
         <w:tc>
-          <w:tcPr/>
+          <w:tcPr>
+            <w:tcW w:type="dxa" w:w="374"/>
+          </w:tcPr>
           <w:p>
             <w:pPr>
               <w:pStyle w:val="Compact"/>
@@ -24401,6 +25606,7 @@
         </w:trPr>
         <w:tc>
           <w:tcPr>
+            <w:tcW w:type="dxa" w:w="561"/>
             <w:shd w:val="clear" w:color="auto" w:fill="F3F6FA"/>
           </w:tcPr>
           <w:p>
@@ -24419,6 +25625,7 @@
         </w:tc>
         <w:tc>
           <w:tcPr>
+            <w:tcW w:type="dxa" w:w="559"/>
             <w:shd w:val="clear" w:color="auto" w:fill="F3F6FA"/>
           </w:tcPr>
           <w:p>
@@ -24437,6 +25644,7 @@
         </w:tc>
         <w:tc>
           <w:tcPr>
+            <w:tcW w:type="dxa" w:w="1972"/>
             <w:shd w:val="clear" w:color="auto" w:fill="F3F6FA"/>
           </w:tcPr>
           <w:p>
@@ -24455,6 +25663,7 @@
         </w:tc>
         <w:tc>
           <w:tcPr>
+            <w:tcW w:type="dxa" w:w="2168"/>
             <w:shd w:val="clear" w:color="auto" w:fill="F3F6FA"/>
           </w:tcPr>
           <w:p>
@@ -24473,6 +25682,7 @@
         </w:tc>
         <w:tc>
           <w:tcPr>
+            <w:tcW w:type="dxa" w:w="2602"/>
             <w:shd w:val="clear" w:color="auto" w:fill="F3F6FA"/>
           </w:tcPr>
           <w:p>
@@ -24491,6 +25701,7 @@
         </w:tc>
         <w:tc>
           <w:tcPr>
+            <w:tcW w:type="dxa" w:w="499"/>
             <w:shd w:val="clear" w:color="auto" w:fill="F3F6FA"/>
           </w:tcPr>
           <w:p>
@@ -24509,6 +25720,7 @@
         </w:tc>
         <w:tc>
           <w:tcPr>
+            <w:tcW w:type="dxa" w:w="508"/>
             <w:shd w:val="clear" w:color="auto" w:fill="F3F6FA"/>
           </w:tcPr>
           <w:p>
@@ -24527,6 +25739,7 @@
         </w:tc>
         <w:tc>
           <w:tcPr>
+            <w:tcW w:type="dxa" w:w="508"/>
             <w:shd w:val="clear" w:color="auto" w:fill="F3F6FA"/>
           </w:tcPr>
           <w:p>
@@ -24545,6 +25758,7 @@
         </w:tc>
         <w:tc>
           <w:tcPr>
+            <w:tcW w:type="dxa" w:w="374"/>
             <w:shd w:val="clear" w:color="auto" w:fill="F3F6FA"/>
           </w:tcPr>
           <w:p>
@@ -24567,7 +25781,9 @@
           <w:cantSplit/>
         </w:trPr>
         <w:tc>
-          <w:tcPr/>
+          <w:tcPr>
+            <w:tcW w:type="dxa" w:w="561"/>
+          </w:tcPr>
           <w:p>
             <w:pPr>
               <w:pStyle w:val="Compact"/>
@@ -24583,7 +25799,9 @@
           </w:p>
         </w:tc>
         <w:tc>
-          <w:tcPr/>
+          <w:tcPr>
+            <w:tcW w:type="dxa" w:w="559"/>
+          </w:tcPr>
           <w:p>
             <w:pPr>
               <w:pStyle w:val="Compact"/>
@@ -24599,7 +25817,9 @@
           </w:p>
         </w:tc>
         <w:tc>
-          <w:tcPr/>
+          <w:tcPr>
+            <w:tcW w:type="dxa" w:w="1972"/>
+          </w:tcPr>
           <w:p>
             <w:pPr>
               <w:pStyle w:val="Compact"/>
@@ -24615,7 +25835,9 @@
           </w:p>
         </w:tc>
         <w:tc>
-          <w:tcPr/>
+          <w:tcPr>
+            <w:tcW w:type="dxa" w:w="2168"/>
+          </w:tcPr>
           <w:p>
             <w:pPr>
               <w:pStyle w:val="Compact"/>
@@ -24631,7 +25853,9 @@
           </w:p>
         </w:tc>
         <w:tc>
-          <w:tcPr/>
+          <w:tcPr>
+            <w:tcW w:type="dxa" w:w="2602"/>
+          </w:tcPr>
           <w:p>
             <w:pPr>
               <w:pStyle w:val="Compact"/>
@@ -24647,7 +25871,9 @@
           </w:p>
         </w:tc>
         <w:tc>
-          <w:tcPr/>
+          <w:tcPr>
+            <w:tcW w:type="dxa" w:w="499"/>
+          </w:tcPr>
           <w:p>
             <w:pPr>
               <w:pStyle w:val="Compact"/>
@@ -24663,7 +25889,9 @@
           </w:p>
         </w:tc>
         <w:tc>
-          <w:tcPr/>
+          <w:tcPr>
+            <w:tcW w:type="dxa" w:w="508"/>
+          </w:tcPr>
           <w:p>
             <w:pPr>
               <w:pStyle w:val="Compact"/>
@@ -24679,7 +25907,9 @@
           </w:p>
         </w:tc>
         <w:tc>
-          <w:tcPr/>
+          <w:tcPr>
+            <w:tcW w:type="dxa" w:w="508"/>
+          </w:tcPr>
           <w:p>
             <w:pPr>
               <w:pStyle w:val="Compact"/>
@@ -24695,7 +25925,9 @@
           </w:p>
         </w:tc>
         <w:tc>
-          <w:tcPr/>
+          <w:tcPr>
+            <w:tcW w:type="dxa" w:w="374"/>
+          </w:tcPr>
           <w:p>
             <w:pPr>
               <w:pStyle w:val="Compact"/>
@@ -24728,6 +25960,7 @@
         <w:tblStyle w:val="Table"/>
         <w:tblLook w:firstRow="1" w:lastRow="0" w:firstColumn="0" w:lastColumn="0" w:noHBand="0" w:noVBand="0" w:val="0020"/>
         <w:jc w:val="start"/>
+        <w:tblLayout w:type="fixed"/>
         <w:tblBorders>
           <w:top w:val="single" w:sz="4" w:color="C9D3E0"/>
           <w:left w:val="single" w:sz="4" w:color="C9D3E0"/>
@@ -24742,20 +25975,20 @@
           <w:left w:w="80" w:type="dxa"/>
           <w:right w:w="80" w:type="dxa"/>
         </w:tblCellMar>
-        <w:tblW w:w="5000" w:type="pct"/>
+        <w:tblW w:w="9751" w:type="dxa"/>
       </w:tblPr>
       <w:tblGrid>
-        <w:gridCol w:w="720"/>
-        <w:gridCol w:w="720"/>
-        <w:gridCol w:w="720"/>
-        <w:gridCol w:w="720"/>
-        <w:gridCol w:w="720"/>
-        <w:gridCol w:w="720"/>
-        <w:gridCol w:w="720"/>
-        <w:gridCol w:w="720"/>
-        <w:gridCol w:w="720"/>
-        <w:gridCol w:w="720"/>
-        <w:gridCol w:w="720"/>
+        <w:gridCol w:w="750"/>
+        <w:gridCol w:w="1837"/>
+        <w:gridCol w:w="586"/>
+        <w:gridCol w:w="1167"/>
+        <w:gridCol w:w="669"/>
+        <w:gridCol w:w="753"/>
+        <w:gridCol w:w="682"/>
+        <w:gridCol w:w="682"/>
+        <w:gridCol w:w="669"/>
+        <w:gridCol w:w="1004"/>
+        <w:gridCol w:w="947"/>
       </w:tblGrid>
       <w:tr>
         <w:trPr>
@@ -24765,6 +25998,7 @@
         </w:trPr>
         <w:tc>
           <w:tcPr>
+            <w:tcW w:type="dxa" w:w="750"/>
             <w:shd w:val="clear" w:color="auto" w:fill="13315C"/>
           </w:tcPr>
           <w:p>
@@ -24785,6 +26019,7 @@
         </w:tc>
         <w:tc>
           <w:tcPr>
+            <w:tcW w:type="dxa" w:w="1837"/>
             <w:shd w:val="clear" w:color="auto" w:fill="13315C"/>
           </w:tcPr>
           <w:p>
@@ -24805,6 +26040,7 @@
         </w:tc>
         <w:tc>
           <w:tcPr>
+            <w:tcW w:type="dxa" w:w="586"/>
             <w:shd w:val="clear" w:color="auto" w:fill="13315C"/>
           </w:tcPr>
           <w:p>
@@ -24825,6 +26061,7 @@
         </w:tc>
         <w:tc>
           <w:tcPr>
+            <w:tcW w:type="dxa" w:w="1168"/>
             <w:shd w:val="clear" w:color="auto" w:fill="13315C"/>
           </w:tcPr>
           <w:p>
@@ -24845,6 +26082,7 @@
         </w:tc>
         <w:tc>
           <w:tcPr>
+            <w:tcW w:type="dxa" w:w="670"/>
             <w:shd w:val="clear" w:color="auto" w:fill="13315C"/>
           </w:tcPr>
           <w:p>
@@ -24865,6 +26103,7 @@
         </w:tc>
         <w:tc>
           <w:tcPr>
+            <w:tcW w:type="dxa" w:w="753"/>
             <w:shd w:val="clear" w:color="auto" w:fill="13315C"/>
           </w:tcPr>
           <w:p>
@@ -24885,6 +26124,7 @@
         </w:tc>
         <w:tc>
           <w:tcPr>
+            <w:tcW w:type="dxa" w:w="682"/>
             <w:shd w:val="clear" w:color="auto" w:fill="13315C"/>
           </w:tcPr>
           <w:p>
@@ -24905,6 +26145,7 @@
         </w:tc>
         <w:tc>
           <w:tcPr>
+            <w:tcW w:type="dxa" w:w="682"/>
             <w:shd w:val="clear" w:color="auto" w:fill="13315C"/>
           </w:tcPr>
           <w:p>
@@ -24925,6 +26166,7 @@
         </w:tc>
         <w:tc>
           <w:tcPr>
+            <w:tcW w:type="dxa" w:w="670"/>
             <w:shd w:val="clear" w:color="auto" w:fill="13315C"/>
           </w:tcPr>
           <w:p>
@@ -24945,6 +26187,7 @@
         </w:tc>
         <w:tc>
           <w:tcPr>
+            <w:tcW w:type="dxa" w:w="1005"/>
             <w:shd w:val="clear" w:color="auto" w:fill="13315C"/>
           </w:tcPr>
           <w:p>
@@ -24965,6 +26208,7 @@
         </w:tc>
         <w:tc>
           <w:tcPr>
+            <w:tcW w:type="dxa" w:w="948"/>
             <w:shd w:val="clear" w:color="auto" w:fill="13315C"/>
           </w:tcPr>
           <w:p>
@@ -24989,7 +26233,9 @@
           <w:cantSplit/>
         </w:trPr>
         <w:tc>
-          <w:tcPr/>
+          <w:tcPr>
+            <w:tcW w:type="dxa" w:w="750"/>
+          </w:tcPr>
           <w:p>
             <w:pPr>
               <w:pStyle w:val="Compact"/>
@@ -25005,7 +26251,9 @@
           </w:p>
         </w:tc>
         <w:tc>
-          <w:tcPr/>
+          <w:tcPr>
+            <w:tcW w:type="dxa" w:w="1837"/>
+          </w:tcPr>
           <w:p>
             <w:pPr>
               <w:pStyle w:val="Compact"/>
@@ -25021,7 +26269,9 @@
           </w:p>
         </w:tc>
         <w:tc>
-          <w:tcPr/>
+          <w:tcPr>
+            <w:tcW w:type="dxa" w:w="586"/>
+          </w:tcPr>
           <w:p>
             <w:pPr>
               <w:pStyle w:val="Compact"/>
@@ -25037,7 +26287,9 @@
           </w:p>
         </w:tc>
         <w:tc>
-          <w:tcPr/>
+          <w:tcPr>
+            <w:tcW w:type="dxa" w:w="1168"/>
+          </w:tcPr>
           <w:p>
             <w:pPr>
               <w:pStyle w:val="Compact"/>
@@ -25053,7 +26305,9 @@
           </w:p>
         </w:tc>
         <w:tc>
-          <w:tcPr/>
+          <w:tcPr>
+            <w:tcW w:type="dxa" w:w="670"/>
+          </w:tcPr>
           <w:p>
             <w:pPr>
               <w:pStyle w:val="Compact"/>
@@ -25069,7 +26323,9 @@
           </w:p>
         </w:tc>
         <w:tc>
-          <w:tcPr/>
+          <w:tcPr>
+            <w:tcW w:type="dxa" w:w="753"/>
+          </w:tcPr>
           <w:p>
             <w:pPr>
               <w:pStyle w:val="Compact"/>
@@ -25085,7 +26341,9 @@
           </w:p>
         </w:tc>
         <w:tc>
-          <w:tcPr/>
+          <w:tcPr>
+            <w:tcW w:type="dxa" w:w="682"/>
+          </w:tcPr>
           <w:p>
             <w:pPr>
               <w:pStyle w:val="Compact"/>
@@ -25101,7 +26359,9 @@
           </w:p>
         </w:tc>
         <w:tc>
-          <w:tcPr/>
+          <w:tcPr>
+            <w:tcW w:type="dxa" w:w="682"/>
+          </w:tcPr>
           <w:p>
             <w:pPr>
               <w:pStyle w:val="Compact"/>
@@ -25117,7 +26377,9 @@
           </w:p>
         </w:tc>
         <w:tc>
-          <w:tcPr/>
+          <w:tcPr>
+            <w:tcW w:type="dxa" w:w="670"/>
+          </w:tcPr>
           <w:p>
             <w:pPr>
               <w:pStyle w:val="Compact"/>
@@ -25133,7 +26395,9 @@
           </w:p>
         </w:tc>
         <w:tc>
-          <w:tcPr/>
+          <w:tcPr>
+            <w:tcW w:type="dxa" w:w="1005"/>
+          </w:tcPr>
           <w:p>
             <w:pPr>
               <w:pStyle w:val="Compact"/>
@@ -25149,7 +26413,9 @@
           </w:p>
         </w:tc>
         <w:tc>
-          <w:tcPr/>
+          <w:tcPr>
+            <w:tcW w:type="dxa" w:w="948"/>
+          </w:tcPr>
           <w:p>
             <w:pPr>
               <w:pStyle w:val="Compact"/>
@@ -25171,6 +26437,7 @@
         </w:trPr>
         <w:tc>
           <w:tcPr>
+            <w:tcW w:type="dxa" w:w="750"/>
             <w:shd w:val="clear" w:color="auto" w:fill="F3F6FA"/>
           </w:tcPr>
           <w:p>
@@ -25189,6 +26456,7 @@
         </w:tc>
         <w:tc>
           <w:tcPr>
+            <w:tcW w:type="dxa" w:w="1837"/>
             <w:shd w:val="clear" w:color="auto" w:fill="F3F6FA"/>
           </w:tcPr>
           <w:p>
@@ -25207,6 +26475,7 @@
         </w:tc>
         <w:tc>
           <w:tcPr>
+            <w:tcW w:type="dxa" w:w="586"/>
             <w:shd w:val="clear" w:color="auto" w:fill="F3F6FA"/>
           </w:tcPr>
           <w:p>
@@ -25225,6 +26494,7 @@
         </w:tc>
         <w:tc>
           <w:tcPr>
+            <w:tcW w:type="dxa" w:w="1168"/>
             <w:shd w:val="clear" w:color="auto" w:fill="F3F6FA"/>
           </w:tcPr>
           <w:p>
@@ -25243,6 +26513,7 @@
         </w:tc>
         <w:tc>
           <w:tcPr>
+            <w:tcW w:type="dxa" w:w="670"/>
             <w:shd w:val="clear" w:color="auto" w:fill="F3F6FA"/>
           </w:tcPr>
           <w:p>
@@ -25261,6 +26532,7 @@
         </w:tc>
         <w:tc>
           <w:tcPr>
+            <w:tcW w:type="dxa" w:w="753"/>
             <w:shd w:val="clear" w:color="auto" w:fill="F3F6FA"/>
           </w:tcPr>
           <w:p>
@@ -25279,6 +26551,7 @@
         </w:tc>
         <w:tc>
           <w:tcPr>
+            <w:tcW w:type="dxa" w:w="682"/>
             <w:shd w:val="clear" w:color="auto" w:fill="F3F6FA"/>
           </w:tcPr>
           <w:p>
@@ -25297,6 +26570,7 @@
         </w:tc>
         <w:tc>
           <w:tcPr>
+            <w:tcW w:type="dxa" w:w="682"/>
             <w:shd w:val="clear" w:color="auto" w:fill="F3F6FA"/>
           </w:tcPr>
           <w:p>
@@ -25315,6 +26589,7 @@
         </w:tc>
         <w:tc>
           <w:tcPr>
+            <w:tcW w:type="dxa" w:w="670"/>
             <w:shd w:val="clear" w:color="auto" w:fill="F3F6FA"/>
           </w:tcPr>
           <w:p>
@@ -25333,6 +26608,7 @@
         </w:tc>
         <w:tc>
           <w:tcPr>
+            <w:tcW w:type="dxa" w:w="1005"/>
             <w:shd w:val="clear" w:color="auto" w:fill="F3F6FA"/>
           </w:tcPr>
           <w:p>
@@ -25351,6 +26627,7 @@
         </w:tc>
         <w:tc>
           <w:tcPr>
+            <w:tcW w:type="dxa" w:w="948"/>
             <w:shd w:val="clear" w:color="auto" w:fill="F3F6FA"/>
           </w:tcPr>
           <w:p>
@@ -25373,7 +26650,9 @@
           <w:cantSplit/>
         </w:trPr>
         <w:tc>
-          <w:tcPr/>
+          <w:tcPr>
+            <w:tcW w:type="dxa" w:w="750"/>
+          </w:tcPr>
           <w:p>
             <w:pPr>
               <w:pStyle w:val="Compact"/>
@@ -25389,7 +26668,9 @@
           </w:p>
         </w:tc>
         <w:tc>
-          <w:tcPr/>
+          <w:tcPr>
+            <w:tcW w:type="dxa" w:w="1837"/>
+          </w:tcPr>
           <w:p>
             <w:pPr>
               <w:pStyle w:val="Compact"/>
@@ -25405,7 +26686,9 @@
           </w:p>
         </w:tc>
         <w:tc>
-          <w:tcPr/>
+          <w:tcPr>
+            <w:tcW w:type="dxa" w:w="586"/>
+          </w:tcPr>
           <w:p>
             <w:pPr>
               <w:pStyle w:val="Compact"/>
@@ -25421,7 +26704,9 @@
           </w:p>
         </w:tc>
         <w:tc>
-          <w:tcPr/>
+          <w:tcPr>
+            <w:tcW w:type="dxa" w:w="1168"/>
+          </w:tcPr>
           <w:p>
             <w:pPr>
               <w:pStyle w:val="Compact"/>
@@ -25437,7 +26722,9 @@
           </w:p>
         </w:tc>
         <w:tc>
-          <w:tcPr/>
+          <w:tcPr>
+            <w:tcW w:type="dxa" w:w="670"/>
+          </w:tcPr>
           <w:p>
             <w:pPr>
               <w:pStyle w:val="Compact"/>
@@ -25453,7 +26740,9 @@
           </w:p>
         </w:tc>
         <w:tc>
-          <w:tcPr/>
+          <w:tcPr>
+            <w:tcW w:type="dxa" w:w="753"/>
+          </w:tcPr>
           <w:p>
             <w:pPr>
               <w:pStyle w:val="Compact"/>
@@ -25469,7 +26758,9 @@
           </w:p>
         </w:tc>
         <w:tc>
-          <w:tcPr/>
+          <w:tcPr>
+            <w:tcW w:type="dxa" w:w="682"/>
+          </w:tcPr>
           <w:p>
             <w:pPr>
               <w:pStyle w:val="Compact"/>
@@ -25485,7 +26776,9 @@
           </w:p>
         </w:tc>
         <w:tc>
-          <w:tcPr/>
+          <w:tcPr>
+            <w:tcW w:type="dxa" w:w="682"/>
+          </w:tcPr>
           <w:p>
             <w:pPr>
               <w:pStyle w:val="Compact"/>
@@ -25501,7 +26794,9 @@
           </w:p>
         </w:tc>
         <w:tc>
-          <w:tcPr/>
+          <w:tcPr>
+            <w:tcW w:type="dxa" w:w="670"/>
+          </w:tcPr>
           <w:p>
             <w:pPr>
               <w:pStyle w:val="Compact"/>
@@ -25517,7 +26812,9 @@
           </w:p>
         </w:tc>
         <w:tc>
-          <w:tcPr/>
+          <w:tcPr>
+            <w:tcW w:type="dxa" w:w="1005"/>
+          </w:tcPr>
           <w:p>
             <w:pPr>
               <w:pStyle w:val="Compact"/>
@@ -25533,7 +26830,9 @@
           </w:p>
         </w:tc>
         <w:tc>
-          <w:tcPr/>
+          <w:tcPr>
+            <w:tcW w:type="dxa" w:w="948"/>
+          </w:tcPr>
           <w:p>
             <w:pPr>
               <w:pStyle w:val="Compact"/>
@@ -25555,6 +26854,7 @@
         </w:trPr>
         <w:tc>
           <w:tcPr>
+            <w:tcW w:type="dxa" w:w="750"/>
             <w:shd w:val="clear" w:color="auto" w:fill="F3F6FA"/>
           </w:tcPr>
           <w:p>
@@ -25573,6 +26873,7 @@
         </w:tc>
         <w:tc>
           <w:tcPr>
+            <w:tcW w:type="dxa" w:w="1837"/>
             <w:shd w:val="clear" w:color="auto" w:fill="F3F6FA"/>
           </w:tcPr>
           <w:p>
@@ -25591,6 +26892,7 @@
         </w:tc>
         <w:tc>
           <w:tcPr>
+            <w:tcW w:type="dxa" w:w="586"/>
             <w:shd w:val="clear" w:color="auto" w:fill="F3F6FA"/>
           </w:tcPr>
           <w:p>
@@ -25609,6 +26911,7 @@
         </w:tc>
         <w:tc>
           <w:tcPr>
+            <w:tcW w:type="dxa" w:w="1168"/>
             <w:shd w:val="clear" w:color="auto" w:fill="F3F6FA"/>
           </w:tcPr>
           <w:p>
@@ -25627,6 +26930,7 @@
         </w:tc>
         <w:tc>
           <w:tcPr>
+            <w:tcW w:type="dxa" w:w="670"/>
             <w:shd w:val="clear" w:color="auto" w:fill="F3F6FA"/>
           </w:tcPr>
           <w:p>
@@ -25645,6 +26949,7 @@
         </w:tc>
         <w:tc>
           <w:tcPr>
+            <w:tcW w:type="dxa" w:w="753"/>
             <w:shd w:val="clear" w:color="auto" w:fill="F3F6FA"/>
           </w:tcPr>
           <w:p>
@@ -25663,6 +26968,7 @@
         </w:tc>
         <w:tc>
           <w:tcPr>
+            <w:tcW w:type="dxa" w:w="682"/>
             <w:shd w:val="clear" w:color="auto" w:fill="F3F6FA"/>
           </w:tcPr>
           <w:p>
@@ -25681,6 +26987,7 @@
         </w:tc>
         <w:tc>
           <w:tcPr>
+            <w:tcW w:type="dxa" w:w="682"/>
             <w:shd w:val="clear" w:color="auto" w:fill="F3F6FA"/>
           </w:tcPr>
           <w:p>
@@ -25699,6 +27006,7 @@
         </w:tc>
         <w:tc>
           <w:tcPr>
+            <w:tcW w:type="dxa" w:w="670"/>
             <w:shd w:val="clear" w:color="auto" w:fill="F3F6FA"/>
           </w:tcPr>
           <w:p>
@@ -25717,6 +27025,7 @@
         </w:tc>
         <w:tc>
           <w:tcPr>
+            <w:tcW w:type="dxa" w:w="1005"/>
             <w:shd w:val="clear" w:color="auto" w:fill="F3F6FA"/>
           </w:tcPr>
           <w:p>
@@ -25735,6 +27044,7 @@
         </w:tc>
         <w:tc>
           <w:tcPr>
+            <w:tcW w:type="dxa" w:w="948"/>
             <w:shd w:val="clear" w:color="auto" w:fill="F3F6FA"/>
           </w:tcPr>
           <w:p>
@@ -25757,7 +27067,9 @@
           <w:cantSplit/>
         </w:trPr>
         <w:tc>
-          <w:tcPr/>
+          <w:tcPr>
+            <w:tcW w:type="dxa" w:w="750"/>
+          </w:tcPr>
           <w:p>
             <w:pPr>
               <w:pStyle w:val="Compact"/>
@@ -25773,7 +27085,9 @@
           </w:p>
         </w:tc>
         <w:tc>
-          <w:tcPr/>
+          <w:tcPr>
+            <w:tcW w:type="dxa" w:w="1837"/>
+          </w:tcPr>
           <w:p>
             <w:pPr>
               <w:pStyle w:val="Compact"/>
@@ -25789,7 +27103,9 @@
           </w:p>
         </w:tc>
         <w:tc>
-          <w:tcPr/>
+          <w:tcPr>
+            <w:tcW w:type="dxa" w:w="586"/>
+          </w:tcPr>
           <w:p>
             <w:pPr>
               <w:pStyle w:val="Compact"/>
@@ -25805,7 +27121,9 @@
           </w:p>
         </w:tc>
         <w:tc>
-          <w:tcPr/>
+          <w:tcPr>
+            <w:tcW w:type="dxa" w:w="1168"/>
+          </w:tcPr>
           <w:p>
             <w:pPr>
               <w:pStyle w:val="Compact"/>
@@ -25821,7 +27139,9 @@
           </w:p>
         </w:tc>
         <w:tc>
-          <w:tcPr/>
+          <w:tcPr>
+            <w:tcW w:type="dxa" w:w="670"/>
+          </w:tcPr>
           <w:p>
             <w:pPr>
               <w:pStyle w:val="Compact"/>
@@ -25837,7 +27157,9 @@
           </w:p>
         </w:tc>
         <w:tc>
-          <w:tcPr/>
+          <w:tcPr>
+            <w:tcW w:type="dxa" w:w="753"/>
+          </w:tcPr>
           <w:p>
             <w:pPr>
               <w:pStyle w:val="Compact"/>
@@ -25853,7 +27175,9 @@
           </w:p>
         </w:tc>
         <w:tc>
-          <w:tcPr/>
+          <w:tcPr>
+            <w:tcW w:type="dxa" w:w="682"/>
+          </w:tcPr>
           <w:p>
             <w:pPr>
               <w:pStyle w:val="Compact"/>
@@ -25869,7 +27193,9 @@
           </w:p>
         </w:tc>
         <w:tc>
-          <w:tcPr/>
+          <w:tcPr>
+            <w:tcW w:type="dxa" w:w="682"/>
+          </w:tcPr>
           <w:p>
             <w:pPr>
               <w:pStyle w:val="Compact"/>
@@ -25885,7 +27211,9 @@
           </w:p>
         </w:tc>
         <w:tc>
-          <w:tcPr/>
+          <w:tcPr>
+            <w:tcW w:type="dxa" w:w="670"/>
+          </w:tcPr>
           <w:p>
             <w:pPr>
               <w:pStyle w:val="Compact"/>
@@ -25901,7 +27229,9 @@
           </w:p>
         </w:tc>
         <w:tc>
-          <w:tcPr/>
+          <w:tcPr>
+            <w:tcW w:type="dxa" w:w="1005"/>
+          </w:tcPr>
           <w:p>
             <w:pPr>
               <w:pStyle w:val="Compact"/>
@@ -25917,7 +27247,9 @@
           </w:p>
         </w:tc>
         <w:tc>
-          <w:tcPr/>
+          <w:tcPr>
+            <w:tcW w:type="dxa" w:w="948"/>
+          </w:tcPr>
           <w:p>
             <w:pPr>
               <w:pStyle w:val="Compact"/>

--- a/01-security-policy-pack/01-security-policy-pack.docx
+++ b/01-security-policy-pack/01-security-policy-pack.docx
@@ -13,7 +13,7 @@
           <w:color w:val="2E86DE"/>
           <w:sz w:val="16"/>
         </w:rPr>
-        <w:t>CYPHER GROUP INC. · FICTIONAL PORTFOLIO CASE STUDY</w:t>
+        <w:t>CYPHER GROUP INC. · SIMULATED CASE STUDY</w:t>
       </w:r>
     </w:p>
     <w:p>
@@ -445,13 +445,13 @@
           <w:bCs/>
           <w:b/>
         </w:rPr>
-        <w:t xml:space="preserve">All data in this pack is fictional.</w:t>
-      </w:r>
-      <w:r>
-        <w:t xml:space="preserve"> </w:t>
-      </w:r>
-      <w:r>
-        <w:t xml:space="preserve">Cypher Group Inc. does not exist. This</w:t>
+        <w:t xml:space="preserve">All data in this pack is simulated.</w:t>
+      </w:r>
+      <w:r>
+        <w:t xml:space="preserve"> </w:t>
+      </w:r>
+      <w:r>
+        <w:t xml:space="preserve">Cypher Group Inc. is a simulated company. This</w:t>
       </w:r>
       <w:r>
         <w:t xml:space="preserve"> </w:t>
@@ -1141,11 +1141,11 @@
         <w:tblW w:w="9751" w:type="dxa"/>
       </w:tblPr>
       <w:tblGrid>
-        <w:gridCol w:w="1038"/>
-        <w:gridCol w:w="2279"/>
-        <w:gridCol w:w="1133"/>
-        <w:gridCol w:w="1385"/>
-        <w:gridCol w:w="3914"/>
+        <w:gridCol w:w="1079"/>
+        <w:gridCol w:w="2258"/>
+        <w:gridCol w:w="1159"/>
+        <w:gridCol w:w="1373"/>
+        <w:gridCol w:w="3879"/>
       </w:tblGrid>
       <w:tr>
         <w:trPr>
@@ -1155,7 +1155,7 @@
         </w:trPr>
         <w:tc>
           <w:tcPr>
-            <w:tcW w:type="dxa" w:w="1039"/>
+            <w:tcW w:type="dxa" w:w="1080"/>
             <w:shd w:val="clear" w:color="auto" w:fill="13315C"/>
           </w:tcPr>
           <w:p>
@@ -1176,7 +1176,7 @@
         </w:tc>
         <w:tc>
           <w:tcPr>
-            <w:tcW w:type="dxa" w:w="2280"/>
+            <w:tcW w:type="dxa" w:w="2259"/>
             <w:shd w:val="clear" w:color="auto" w:fill="13315C"/>
           </w:tcPr>
           <w:p>
@@ -1197,7 +1197,7 @@
         </w:tc>
         <w:tc>
           <w:tcPr>
-            <w:tcW w:type="dxa" w:w="1133"/>
+            <w:tcW w:type="dxa" w:w="1160"/>
             <w:shd w:val="clear" w:color="auto" w:fill="13315C"/>
           </w:tcPr>
           <w:p>
@@ -1218,7 +1218,7 @@
         </w:tc>
         <w:tc>
           <w:tcPr>
-            <w:tcW w:type="dxa" w:w="1385"/>
+            <w:tcW w:type="dxa" w:w="1374"/>
             <w:shd w:val="clear" w:color="auto" w:fill="13315C"/>
           </w:tcPr>
           <w:p>
@@ -1239,7 +1239,7 @@
         </w:tc>
         <w:tc>
           <w:tcPr>
-            <w:tcW w:type="dxa" w:w="3914"/>
+            <w:tcW w:type="dxa" w:w="3879"/>
             <w:shd w:val="clear" w:color="auto" w:fill="13315C"/>
           </w:tcPr>
           <w:p>
@@ -1265,7 +1265,7 @@
         </w:trPr>
         <w:tc>
           <w:tcPr>
-            <w:tcW w:type="dxa" w:w="1039"/>
+            <w:tcW w:type="dxa" w:w="1080"/>
           </w:tcPr>
           <w:p>
             <w:pPr>
@@ -1283,7 +1283,7 @@
         </w:tc>
         <w:tc>
           <w:tcPr>
-            <w:tcW w:type="dxa" w:w="2280"/>
+            <w:tcW w:type="dxa" w:w="2259"/>
           </w:tcPr>
           <w:p>
             <w:pPr>
@@ -1301,7 +1301,7 @@
         </w:tc>
         <w:tc>
           <w:tcPr>
-            <w:tcW w:type="dxa" w:w="1133"/>
+            <w:tcW w:type="dxa" w:w="1160"/>
           </w:tcPr>
           <w:p>
             <w:pPr>
@@ -1319,7 +1319,7 @@
         </w:tc>
         <w:tc>
           <w:tcPr>
-            <w:tcW w:type="dxa" w:w="1385"/>
+            <w:tcW w:type="dxa" w:w="1374"/>
           </w:tcPr>
           <w:p>
             <w:pPr>
@@ -1337,7 +1337,7 @@
         </w:tc>
         <w:tc>
           <w:tcPr>
-            <w:tcW w:type="dxa" w:w="3914"/>
+            <w:tcW w:type="dxa" w:w="3879"/>
           </w:tcPr>
           <w:p>
             <w:pPr>
@@ -1360,7 +1360,7 @@
         </w:trPr>
         <w:tc>
           <w:tcPr>
-            <w:tcW w:type="dxa" w:w="1039"/>
+            <w:tcW w:type="dxa" w:w="1080"/>
             <w:shd w:val="clear" w:color="auto" w:fill="F3F6FA"/>
           </w:tcPr>
           <w:p>
@@ -1379,7 +1379,7 @@
         </w:tc>
         <w:tc>
           <w:tcPr>
-            <w:tcW w:type="dxa" w:w="2280"/>
+            <w:tcW w:type="dxa" w:w="2259"/>
             <w:shd w:val="clear" w:color="auto" w:fill="F3F6FA"/>
           </w:tcPr>
           <w:p>
@@ -1398,7 +1398,7 @@
         </w:tc>
         <w:tc>
           <w:tcPr>
-            <w:tcW w:type="dxa" w:w="1133"/>
+            <w:tcW w:type="dxa" w:w="1160"/>
             <w:shd w:val="clear" w:color="auto" w:fill="F3F6FA"/>
           </w:tcPr>
           <w:p>
@@ -1417,7 +1417,7 @@
         </w:tc>
         <w:tc>
           <w:tcPr>
-            <w:tcW w:type="dxa" w:w="1385"/>
+            <w:tcW w:type="dxa" w:w="1374"/>
             <w:shd w:val="clear" w:color="auto" w:fill="F3F6FA"/>
           </w:tcPr>
           <w:p>
@@ -1436,7 +1436,7 @@
         </w:tc>
         <w:tc>
           <w:tcPr>
-            <w:tcW w:type="dxa" w:w="3914"/>
+            <w:tcW w:type="dxa" w:w="3879"/>
             <w:shd w:val="clear" w:color="auto" w:fill="F3F6FA"/>
           </w:tcPr>
           <w:p>
@@ -1460,7 +1460,7 @@
         </w:trPr>
         <w:tc>
           <w:tcPr>
-            <w:tcW w:type="dxa" w:w="1039"/>
+            <w:tcW w:type="dxa" w:w="1080"/>
           </w:tcPr>
           <w:p>
             <w:pPr>
@@ -1478,7 +1478,7 @@
         </w:tc>
         <w:tc>
           <w:tcPr>
-            <w:tcW w:type="dxa" w:w="2280"/>
+            <w:tcW w:type="dxa" w:w="2259"/>
           </w:tcPr>
           <w:p>
             <w:pPr>
@@ -1496,7 +1496,7 @@
         </w:tc>
         <w:tc>
           <w:tcPr>
-            <w:tcW w:type="dxa" w:w="1133"/>
+            <w:tcW w:type="dxa" w:w="1160"/>
           </w:tcPr>
           <w:p>
             <w:pPr>
@@ -1514,7 +1514,7 @@
         </w:tc>
         <w:tc>
           <w:tcPr>
-            <w:tcW w:type="dxa" w:w="1385"/>
+            <w:tcW w:type="dxa" w:w="1374"/>
           </w:tcPr>
           <w:p>
             <w:pPr>
@@ -1532,7 +1532,7 @@
         </w:tc>
         <w:tc>
           <w:tcPr>
-            <w:tcW w:type="dxa" w:w="3914"/>
+            <w:tcW w:type="dxa" w:w="3879"/>
           </w:tcPr>
           <w:p>
             <w:pPr>
@@ -1555,7 +1555,7 @@
         </w:trPr>
         <w:tc>
           <w:tcPr>
-            <w:tcW w:type="dxa" w:w="1039"/>
+            <w:tcW w:type="dxa" w:w="1080"/>
             <w:shd w:val="clear" w:color="auto" w:fill="F3F6FA"/>
           </w:tcPr>
           <w:p>
@@ -1574,7 +1574,7 @@
         </w:tc>
         <w:tc>
           <w:tcPr>
-            <w:tcW w:type="dxa" w:w="2280"/>
+            <w:tcW w:type="dxa" w:w="2259"/>
             <w:shd w:val="clear" w:color="auto" w:fill="F3F6FA"/>
           </w:tcPr>
           <w:p>
@@ -1593,7 +1593,7 @@
         </w:tc>
         <w:tc>
           <w:tcPr>
-            <w:tcW w:type="dxa" w:w="1133"/>
+            <w:tcW w:type="dxa" w:w="1160"/>
             <w:shd w:val="clear" w:color="auto" w:fill="F3F6FA"/>
           </w:tcPr>
           <w:p>
@@ -1612,7 +1612,7 @@
         </w:tc>
         <w:tc>
           <w:tcPr>
-            <w:tcW w:type="dxa" w:w="1385"/>
+            <w:tcW w:type="dxa" w:w="1374"/>
             <w:shd w:val="clear" w:color="auto" w:fill="F3F6FA"/>
           </w:tcPr>
           <w:p>
@@ -1631,7 +1631,7 @@
         </w:tc>
         <w:tc>
           <w:tcPr>
-            <w:tcW w:type="dxa" w:w="3914"/>
+            <w:tcW w:type="dxa" w:w="3879"/>
             <w:shd w:val="clear" w:color="auto" w:fill="F3F6FA"/>
           </w:tcPr>
           <w:p>
@@ -2778,13 +2778,13 @@
       </w:tr>
     </w:tbl>
     <w:bookmarkEnd w:id="22"/>
-    <w:bookmarkStart w:id="23" w:name="Xf46243a97af0be1bc1bd5cf330199def1873a5d"/>
+    <w:bookmarkStart w:id="23" w:name="X34e4a04e96895c4150d14671360565539ac3a1a"/>
     <w:p>
       <w:pPr>
         <w:pStyle w:val="Heading2"/>
       </w:pPr>
       <w:r>
-        <w:t xml:space="preserve">Named roles referenced throughout this pack (fictional)</w:t>
+        <w:t xml:space="preserve">Named roles referenced throughout this pack (simulated)</w:t>
       </w:r>
     </w:p>
     <w:tbl>
@@ -2858,7 +2858,7 @@
                 <w:color w:val="FFFFFF"/>
                 <w:sz w:val="17"/>
               </w:rPr>
-              <w:t xml:space="preserve">Name (fictional)</w:t>
+              <w:t xml:space="preserve">Name (simulated)</w:t>
             </w:r>
           </w:p>
         </w:tc>
@@ -15858,7 +15858,7 @@
                 <w:color w:val="FFFFFF"/>
                 <w:sz w:val="17"/>
               </w:rPr>
-              <w:t xml:space="preserve">Data owner (fictional name)</w:t>
+              <w:t xml:space="preserve">Data owner (simulated name)</w:t>
             </w:r>
           </w:p>
         </w:tc>
@@ -16232,10 +16232,10 @@
         <w:tblW w:w="9751" w:type="dxa"/>
       </w:tblPr>
       <w:tblGrid>
-        <w:gridCol w:w="694"/>
-        <w:gridCol w:w="3286"/>
-        <w:gridCol w:w="2216"/>
-        <w:gridCol w:w="3554"/>
+        <w:gridCol w:w="1373"/>
+        <w:gridCol w:w="3040"/>
+        <w:gridCol w:w="2050"/>
+        <w:gridCol w:w="3287"/>
       </w:tblGrid>
       <w:tr>
         <w:trPr>
@@ -16245,7 +16245,7 @@
         </w:trPr>
         <w:tc>
           <w:tcPr>
-            <w:tcW w:type="dxa" w:w="694"/>
+            <w:tcW w:type="dxa" w:w="1374"/>
             <w:shd w:val="clear" w:color="auto" w:fill="13315C"/>
           </w:tcPr>
           <w:p>
@@ -16266,7 +16266,7 @@
         </w:tc>
         <w:tc>
           <w:tcPr>
-            <w:tcW w:type="dxa" w:w="3287"/>
+            <w:tcW w:type="dxa" w:w="3040"/>
             <w:shd w:val="clear" w:color="auto" w:fill="13315C"/>
           </w:tcPr>
           <w:p>
@@ -16287,7 +16287,7 @@
         </w:tc>
         <w:tc>
           <w:tcPr>
-            <w:tcW w:type="dxa" w:w="2216"/>
+            <w:tcW w:type="dxa" w:w="2050"/>
             <w:shd w:val="clear" w:color="auto" w:fill="13315C"/>
           </w:tcPr>
           <w:p>
@@ -16308,7 +16308,7 @@
         </w:tc>
         <w:tc>
           <w:tcPr>
-            <w:tcW w:type="dxa" w:w="3554"/>
+            <w:tcW w:type="dxa" w:w="3288"/>
             <w:shd w:val="clear" w:color="auto" w:fill="13315C"/>
           </w:tcPr>
           <w:p>
@@ -16334,7 +16334,7 @@
         </w:trPr>
         <w:tc>
           <w:tcPr>
-            <w:tcW w:type="dxa" w:w="694"/>
+            <w:tcW w:type="dxa" w:w="1374"/>
           </w:tcPr>
           <w:p>
             <w:pPr>
@@ -16352,7 +16352,7 @@
         </w:tc>
         <w:tc>
           <w:tcPr>
-            <w:tcW w:type="dxa" w:w="3287"/>
+            <w:tcW w:type="dxa" w:w="3040"/>
           </w:tcPr>
           <w:p>
             <w:pPr>
@@ -16370,7 +16370,7 @@
         </w:tc>
         <w:tc>
           <w:tcPr>
-            <w:tcW w:type="dxa" w:w="2216"/>
+            <w:tcW w:type="dxa" w:w="2050"/>
           </w:tcPr>
           <w:p>
             <w:pPr>
@@ -16388,7 +16388,7 @@
         </w:tc>
         <w:tc>
           <w:tcPr>
-            <w:tcW w:type="dxa" w:w="3554"/>
+            <w:tcW w:type="dxa" w:w="3288"/>
           </w:tcPr>
           <w:p>
             <w:pPr>
@@ -16411,7 +16411,7 @@
         </w:trPr>
         <w:tc>
           <w:tcPr>
-            <w:tcW w:type="dxa" w:w="694"/>
+            <w:tcW w:type="dxa" w:w="1374"/>
             <w:shd w:val="clear" w:color="auto" w:fill="F3F6FA"/>
           </w:tcPr>
           <w:p>
@@ -16430,7 +16430,7 @@
         </w:tc>
         <w:tc>
           <w:tcPr>
-            <w:tcW w:type="dxa" w:w="3287"/>
+            <w:tcW w:type="dxa" w:w="3040"/>
             <w:shd w:val="clear" w:color="auto" w:fill="F3F6FA"/>
           </w:tcPr>
           <w:p>
@@ -16449,7 +16449,7 @@
         </w:tc>
         <w:tc>
           <w:tcPr>
-            <w:tcW w:type="dxa" w:w="2216"/>
+            <w:tcW w:type="dxa" w:w="2050"/>
             <w:shd w:val="clear" w:color="auto" w:fill="F3F6FA"/>
           </w:tcPr>
           <w:p>
@@ -16468,7 +16468,7 @@
         </w:tc>
         <w:tc>
           <w:tcPr>
-            <w:tcW w:type="dxa" w:w="3554"/>
+            <w:tcW w:type="dxa" w:w="3288"/>
             <w:shd w:val="clear" w:color="auto" w:fill="F3F6FA"/>
           </w:tcPr>
           <w:p>
@@ -16492,7 +16492,7 @@
         </w:trPr>
         <w:tc>
           <w:tcPr>
-            <w:tcW w:type="dxa" w:w="694"/>
+            <w:tcW w:type="dxa" w:w="1374"/>
           </w:tcPr>
           <w:p>
             <w:pPr>
@@ -16510,7 +16510,7 @@
         </w:tc>
         <w:tc>
           <w:tcPr>
-            <w:tcW w:type="dxa" w:w="3287"/>
+            <w:tcW w:type="dxa" w:w="3040"/>
           </w:tcPr>
           <w:p>
             <w:pPr>
@@ -16528,7 +16528,7 @@
         </w:tc>
         <w:tc>
           <w:tcPr>
-            <w:tcW w:type="dxa" w:w="2216"/>
+            <w:tcW w:type="dxa" w:w="2050"/>
           </w:tcPr>
           <w:p>
             <w:pPr>
@@ -16546,7 +16546,7 @@
         </w:tc>
         <w:tc>
           <w:tcPr>
-            <w:tcW w:type="dxa" w:w="3554"/>
+            <w:tcW w:type="dxa" w:w="3288"/>
           </w:tcPr>
           <w:p>
             <w:pPr>
@@ -16569,7 +16569,7 @@
         </w:trPr>
         <w:tc>
           <w:tcPr>
-            <w:tcW w:type="dxa" w:w="694"/>
+            <w:tcW w:type="dxa" w:w="1374"/>
             <w:shd w:val="clear" w:color="auto" w:fill="F3F6FA"/>
           </w:tcPr>
           <w:p>
@@ -16588,7 +16588,7 @@
         </w:tc>
         <w:tc>
           <w:tcPr>
-            <w:tcW w:type="dxa" w:w="3287"/>
+            <w:tcW w:type="dxa" w:w="3040"/>
             <w:shd w:val="clear" w:color="auto" w:fill="F3F6FA"/>
           </w:tcPr>
           <w:p>
@@ -16607,7 +16607,7 @@
         </w:tc>
         <w:tc>
           <w:tcPr>
-            <w:tcW w:type="dxa" w:w="2216"/>
+            <w:tcW w:type="dxa" w:w="2050"/>
             <w:shd w:val="clear" w:color="auto" w:fill="F3F6FA"/>
           </w:tcPr>
           <w:p>
@@ -16626,7 +16626,7 @@
         </w:tc>
         <w:tc>
           <w:tcPr>
-            <w:tcW w:type="dxa" w:w="3554"/>
+            <w:tcW w:type="dxa" w:w="3288"/>
             <w:shd w:val="clear" w:color="auto" w:fill="F3F6FA"/>
           </w:tcPr>
           <w:p>
@@ -16890,11 +16890,11 @@
         <w:tblW w:w="9751" w:type="dxa"/>
       </w:tblPr>
       <w:tblGrid>
-        <w:gridCol w:w="1323"/>
-        <w:gridCol w:w="873"/>
-        <w:gridCol w:w="1589"/>
-        <w:gridCol w:w="3280"/>
-        <w:gridCol w:w="2683"/>
+        <w:gridCol w:w="1520"/>
+        <w:gridCol w:w="1373"/>
+        <w:gridCol w:w="1442"/>
+        <w:gridCol w:w="2978"/>
+        <w:gridCol w:w="2436"/>
       </w:tblGrid>
       <w:tr>
         <w:trPr>
@@ -16904,7 +16904,7 @@
         </w:trPr>
         <w:tc>
           <w:tcPr>
-            <w:tcW w:type="dxa" w:w="1323"/>
+            <w:tcW w:type="dxa" w:w="1520"/>
             <w:shd w:val="clear" w:color="auto" w:fill="13315C"/>
           </w:tcPr>
           <w:p>
@@ -16925,7 +16925,7 @@
         </w:tc>
         <w:tc>
           <w:tcPr>
-            <w:tcW w:type="dxa" w:w="874"/>
+            <w:tcW w:type="dxa" w:w="1374"/>
             <w:shd w:val="clear" w:color="auto" w:fill="13315C"/>
           </w:tcPr>
           <w:p>
@@ -16946,7 +16946,7 @@
         </w:tc>
         <w:tc>
           <w:tcPr>
-            <w:tcW w:type="dxa" w:w="1590"/>
+            <w:tcW w:type="dxa" w:w="1443"/>
             <w:shd w:val="clear" w:color="auto" w:fill="13315C"/>
           </w:tcPr>
           <w:p>
@@ -16967,7 +16967,7 @@
         </w:tc>
         <w:tc>
           <w:tcPr>
-            <w:tcW w:type="dxa" w:w="3281"/>
+            <w:tcW w:type="dxa" w:w="2978"/>
             <w:shd w:val="clear" w:color="auto" w:fill="13315C"/>
           </w:tcPr>
           <w:p>
@@ -16988,7 +16988,7 @@
         </w:tc>
         <w:tc>
           <w:tcPr>
-            <w:tcW w:type="dxa" w:w="2684"/>
+            <w:tcW w:type="dxa" w:w="2436"/>
             <w:shd w:val="clear" w:color="auto" w:fill="13315C"/>
           </w:tcPr>
           <w:p>
@@ -17014,7 +17014,7 @@
         </w:trPr>
         <w:tc>
           <w:tcPr>
-            <w:tcW w:type="dxa" w:w="1323"/>
+            <w:tcW w:type="dxa" w:w="1520"/>
           </w:tcPr>
           <w:p>
             <w:pPr>
@@ -17032,7 +17032,7 @@
         </w:tc>
         <w:tc>
           <w:tcPr>
-            <w:tcW w:type="dxa" w:w="874"/>
+            <w:tcW w:type="dxa" w:w="1374"/>
           </w:tcPr>
           <w:p>
             <w:pPr>
@@ -17050,7 +17050,7 @@
         </w:tc>
         <w:tc>
           <w:tcPr>
-            <w:tcW w:type="dxa" w:w="1590"/>
+            <w:tcW w:type="dxa" w:w="1443"/>
           </w:tcPr>
           <w:p>
             <w:pPr>
@@ -17068,7 +17068,7 @@
         </w:tc>
         <w:tc>
           <w:tcPr>
-            <w:tcW w:type="dxa" w:w="3281"/>
+            <w:tcW w:type="dxa" w:w="2978"/>
           </w:tcPr>
           <w:p>
             <w:pPr>
@@ -17086,7 +17086,7 @@
         </w:tc>
         <w:tc>
           <w:tcPr>
-            <w:tcW w:type="dxa" w:w="2684"/>
+            <w:tcW w:type="dxa" w:w="2436"/>
           </w:tcPr>
           <w:p>
             <w:pPr>
@@ -17109,7 +17109,7 @@
         </w:trPr>
         <w:tc>
           <w:tcPr>
-            <w:tcW w:type="dxa" w:w="1323"/>
+            <w:tcW w:type="dxa" w:w="1520"/>
             <w:shd w:val="clear" w:color="auto" w:fill="F3F6FA"/>
           </w:tcPr>
           <w:p>
@@ -17128,7 +17128,7 @@
         </w:tc>
         <w:tc>
           <w:tcPr>
-            <w:tcW w:type="dxa" w:w="874"/>
+            <w:tcW w:type="dxa" w:w="1374"/>
             <w:shd w:val="clear" w:color="auto" w:fill="F3F6FA"/>
           </w:tcPr>
           <w:p>
@@ -17147,7 +17147,7 @@
         </w:tc>
         <w:tc>
           <w:tcPr>
-            <w:tcW w:type="dxa" w:w="1590"/>
+            <w:tcW w:type="dxa" w:w="1443"/>
             <w:shd w:val="clear" w:color="auto" w:fill="F3F6FA"/>
           </w:tcPr>
           <w:p>
@@ -17166,7 +17166,7 @@
         </w:tc>
         <w:tc>
           <w:tcPr>
-            <w:tcW w:type="dxa" w:w="3281"/>
+            <w:tcW w:type="dxa" w:w="2978"/>
             <w:shd w:val="clear" w:color="auto" w:fill="F3F6FA"/>
           </w:tcPr>
           <w:p>
@@ -17185,7 +17185,7 @@
         </w:tc>
         <w:tc>
           <w:tcPr>
-            <w:tcW w:type="dxa" w:w="2684"/>
+            <w:tcW w:type="dxa" w:w="2436"/>
             <w:shd w:val="clear" w:color="auto" w:fill="F3F6FA"/>
           </w:tcPr>
           <w:p>
@@ -17209,7 +17209,7 @@
         </w:trPr>
         <w:tc>
           <w:tcPr>
-            <w:tcW w:type="dxa" w:w="1323"/>
+            <w:tcW w:type="dxa" w:w="1520"/>
           </w:tcPr>
           <w:p>
             <w:pPr>
@@ -17227,7 +17227,7 @@
         </w:tc>
         <w:tc>
           <w:tcPr>
-            <w:tcW w:type="dxa" w:w="874"/>
+            <w:tcW w:type="dxa" w:w="1374"/>
           </w:tcPr>
           <w:p>
             <w:pPr>
@@ -17245,7 +17245,7 @@
         </w:tc>
         <w:tc>
           <w:tcPr>
-            <w:tcW w:type="dxa" w:w="1590"/>
+            <w:tcW w:type="dxa" w:w="1443"/>
           </w:tcPr>
           <w:p>
             <w:pPr>
@@ -17263,7 +17263,7 @@
         </w:tc>
         <w:tc>
           <w:tcPr>
-            <w:tcW w:type="dxa" w:w="3281"/>
+            <w:tcW w:type="dxa" w:w="2978"/>
           </w:tcPr>
           <w:p>
             <w:pPr>
@@ -17281,7 +17281,7 @@
         </w:tc>
         <w:tc>
           <w:tcPr>
-            <w:tcW w:type="dxa" w:w="2684"/>
+            <w:tcW w:type="dxa" w:w="2436"/>
           </w:tcPr>
           <w:p>
             <w:pPr>
@@ -17304,7 +17304,7 @@
         </w:trPr>
         <w:tc>
           <w:tcPr>
-            <w:tcW w:type="dxa" w:w="1323"/>
+            <w:tcW w:type="dxa" w:w="1520"/>
             <w:shd w:val="clear" w:color="auto" w:fill="F3F6FA"/>
           </w:tcPr>
           <w:p>
@@ -17323,7 +17323,7 @@
         </w:tc>
         <w:tc>
           <w:tcPr>
-            <w:tcW w:type="dxa" w:w="874"/>
+            <w:tcW w:type="dxa" w:w="1374"/>
             <w:shd w:val="clear" w:color="auto" w:fill="F3F6FA"/>
           </w:tcPr>
           <w:p>
@@ -17342,7 +17342,7 @@
         </w:tc>
         <w:tc>
           <w:tcPr>
-            <w:tcW w:type="dxa" w:w="1590"/>
+            <w:tcW w:type="dxa" w:w="1443"/>
             <w:shd w:val="clear" w:color="auto" w:fill="F3F6FA"/>
           </w:tcPr>
           <w:p>
@@ -17361,7 +17361,7 @@
         </w:tc>
         <w:tc>
           <w:tcPr>
-            <w:tcW w:type="dxa" w:w="3281"/>
+            <w:tcW w:type="dxa" w:w="2978"/>
             <w:shd w:val="clear" w:color="auto" w:fill="F3F6FA"/>
           </w:tcPr>
           <w:p>
@@ -17380,7 +17380,7 @@
         </w:tc>
         <w:tc>
           <w:tcPr>
-            <w:tcW w:type="dxa" w:w="2684"/>
+            <w:tcW w:type="dxa" w:w="2436"/>
             <w:shd w:val="clear" w:color="auto" w:fill="F3F6FA"/>
           </w:tcPr>
           <w:p>
@@ -17404,7 +17404,7 @@
         </w:trPr>
         <w:tc>
           <w:tcPr>
-            <w:tcW w:type="dxa" w:w="1323"/>
+            <w:tcW w:type="dxa" w:w="1520"/>
           </w:tcPr>
           <w:p>
             <w:pPr>
@@ -17422,7 +17422,7 @@
         </w:tc>
         <w:tc>
           <w:tcPr>
-            <w:tcW w:type="dxa" w:w="874"/>
+            <w:tcW w:type="dxa" w:w="1374"/>
           </w:tcPr>
           <w:p>
             <w:pPr>
@@ -17440,7 +17440,7 @@
         </w:tc>
         <w:tc>
           <w:tcPr>
-            <w:tcW w:type="dxa" w:w="1590"/>
+            <w:tcW w:type="dxa" w:w="1443"/>
           </w:tcPr>
           <w:p>
             <w:pPr>
@@ -17458,7 +17458,7 @@
         </w:tc>
         <w:tc>
           <w:tcPr>
-            <w:tcW w:type="dxa" w:w="3281"/>
+            <w:tcW w:type="dxa" w:w="2978"/>
           </w:tcPr>
           <w:p>
             <w:pPr>
@@ -17476,7 +17476,7 @@
         </w:tc>
         <w:tc>
           <w:tcPr>
-            <w:tcW w:type="dxa" w:w="2684"/>
+            <w:tcW w:type="dxa" w:w="2436"/>
           </w:tcPr>
           <w:p>
             <w:pPr>
@@ -17499,7 +17499,7 @@
         </w:trPr>
         <w:tc>
           <w:tcPr>
-            <w:tcW w:type="dxa" w:w="1323"/>
+            <w:tcW w:type="dxa" w:w="1520"/>
             <w:shd w:val="clear" w:color="auto" w:fill="F3F6FA"/>
           </w:tcPr>
           <w:p>
@@ -17518,7 +17518,7 @@
         </w:tc>
         <w:tc>
           <w:tcPr>
-            <w:tcW w:type="dxa" w:w="874"/>
+            <w:tcW w:type="dxa" w:w="1374"/>
             <w:shd w:val="clear" w:color="auto" w:fill="F3F6FA"/>
           </w:tcPr>
           <w:p>
@@ -17537,7 +17537,7 @@
         </w:tc>
         <w:tc>
           <w:tcPr>
-            <w:tcW w:type="dxa" w:w="1590"/>
+            <w:tcW w:type="dxa" w:w="1443"/>
             <w:shd w:val="clear" w:color="auto" w:fill="F3F6FA"/>
           </w:tcPr>
           <w:p>
@@ -17556,7 +17556,7 @@
         </w:tc>
         <w:tc>
           <w:tcPr>
-            <w:tcW w:type="dxa" w:w="3281"/>
+            <w:tcW w:type="dxa" w:w="2978"/>
             <w:shd w:val="clear" w:color="auto" w:fill="F3F6FA"/>
           </w:tcPr>
           <w:p>
@@ -17575,7 +17575,7 @@
         </w:tc>
         <w:tc>
           <w:tcPr>
-            <w:tcW w:type="dxa" w:w="2684"/>
+            <w:tcW w:type="dxa" w:w="2436"/>
             <w:shd w:val="clear" w:color="auto" w:fill="F3F6FA"/>
           </w:tcPr>
           <w:p>
@@ -17599,7 +17599,7 @@
         </w:trPr>
         <w:tc>
           <w:tcPr>
-            <w:tcW w:type="dxa" w:w="1323"/>
+            <w:tcW w:type="dxa" w:w="1520"/>
           </w:tcPr>
           <w:p>
             <w:pPr>
@@ -17617,7 +17617,7 @@
         </w:tc>
         <w:tc>
           <w:tcPr>
-            <w:tcW w:type="dxa" w:w="874"/>
+            <w:tcW w:type="dxa" w:w="1374"/>
           </w:tcPr>
           <w:p>
             <w:pPr>
@@ -17635,7 +17635,7 @@
         </w:tc>
         <w:tc>
           <w:tcPr>
-            <w:tcW w:type="dxa" w:w="1590"/>
+            <w:tcW w:type="dxa" w:w="1443"/>
           </w:tcPr>
           <w:p>
             <w:pPr>
@@ -17653,7 +17653,7 @@
         </w:tc>
         <w:tc>
           <w:tcPr>
-            <w:tcW w:type="dxa" w:w="3281"/>
+            <w:tcW w:type="dxa" w:w="2978"/>
           </w:tcPr>
           <w:p>
             <w:pPr>
@@ -17671,7 +17671,7 @@
         </w:tc>
         <w:tc>
           <w:tcPr>
-            <w:tcW w:type="dxa" w:w="2684"/>
+            <w:tcW w:type="dxa" w:w="2436"/>
           </w:tcPr>
           <w:p>
             <w:pPr>
@@ -17694,7 +17694,7 @@
         </w:trPr>
         <w:tc>
           <w:tcPr>
-            <w:tcW w:type="dxa" w:w="1323"/>
+            <w:tcW w:type="dxa" w:w="1520"/>
             <w:shd w:val="clear" w:color="auto" w:fill="F3F6FA"/>
           </w:tcPr>
           <w:p>
@@ -17713,7 +17713,7 @@
         </w:tc>
         <w:tc>
           <w:tcPr>
-            <w:tcW w:type="dxa" w:w="874"/>
+            <w:tcW w:type="dxa" w:w="1374"/>
             <w:shd w:val="clear" w:color="auto" w:fill="F3F6FA"/>
           </w:tcPr>
           <w:p>
@@ -17732,7 +17732,7 @@
         </w:tc>
         <w:tc>
           <w:tcPr>
-            <w:tcW w:type="dxa" w:w="1590"/>
+            <w:tcW w:type="dxa" w:w="1443"/>
             <w:shd w:val="clear" w:color="auto" w:fill="F3F6FA"/>
           </w:tcPr>
           <w:p>
@@ -17751,7 +17751,7 @@
         </w:tc>
         <w:tc>
           <w:tcPr>
-            <w:tcW w:type="dxa" w:w="3281"/>
+            <w:tcW w:type="dxa" w:w="2978"/>
             <w:shd w:val="clear" w:color="auto" w:fill="F3F6FA"/>
           </w:tcPr>
           <w:p>
@@ -17770,7 +17770,7 @@
         </w:tc>
         <w:tc>
           <w:tcPr>
-            <w:tcW w:type="dxa" w:w="2684"/>
+            <w:tcW w:type="dxa" w:w="2436"/>
             <w:shd w:val="clear" w:color="auto" w:fill="F3F6FA"/>
           </w:tcPr>
           <w:p>
@@ -17794,7 +17794,7 @@
         </w:trPr>
         <w:tc>
           <w:tcPr>
-            <w:tcW w:type="dxa" w:w="1323"/>
+            <w:tcW w:type="dxa" w:w="1520"/>
           </w:tcPr>
           <w:p>
             <w:pPr>
@@ -17812,7 +17812,7 @@
         </w:tc>
         <w:tc>
           <w:tcPr>
-            <w:tcW w:type="dxa" w:w="874"/>
+            <w:tcW w:type="dxa" w:w="1374"/>
           </w:tcPr>
           <w:p>
             <w:pPr>
@@ -17830,7 +17830,7 @@
         </w:tc>
         <w:tc>
           <w:tcPr>
-            <w:tcW w:type="dxa" w:w="1590"/>
+            <w:tcW w:type="dxa" w:w="1443"/>
           </w:tcPr>
           <w:p>
             <w:pPr>
@@ -17848,7 +17848,7 @@
         </w:tc>
         <w:tc>
           <w:tcPr>
-            <w:tcW w:type="dxa" w:w="3281"/>
+            <w:tcW w:type="dxa" w:w="2978"/>
           </w:tcPr>
           <w:p>
             <w:pPr>
@@ -17866,7 +17866,7 @@
         </w:tc>
         <w:tc>
           <w:tcPr>
-            <w:tcW w:type="dxa" w:w="2684"/>
+            <w:tcW w:type="dxa" w:w="2436"/>
           </w:tcPr>
           <w:p>
             <w:pPr>
@@ -17889,7 +17889,7 @@
         </w:trPr>
         <w:tc>
           <w:tcPr>
-            <w:tcW w:type="dxa" w:w="1323"/>
+            <w:tcW w:type="dxa" w:w="1520"/>
             <w:shd w:val="clear" w:color="auto" w:fill="F3F6FA"/>
           </w:tcPr>
           <w:p>
@@ -17908,7 +17908,7 @@
         </w:tc>
         <w:tc>
           <w:tcPr>
-            <w:tcW w:type="dxa" w:w="874"/>
+            <w:tcW w:type="dxa" w:w="1374"/>
             <w:shd w:val="clear" w:color="auto" w:fill="F3F6FA"/>
           </w:tcPr>
           <w:p>
@@ -17927,7 +17927,7 @@
         </w:tc>
         <w:tc>
           <w:tcPr>
-            <w:tcW w:type="dxa" w:w="1590"/>
+            <w:tcW w:type="dxa" w:w="1443"/>
             <w:shd w:val="clear" w:color="auto" w:fill="F3F6FA"/>
           </w:tcPr>
           <w:p>
@@ -17946,7 +17946,7 @@
         </w:tc>
         <w:tc>
           <w:tcPr>
-            <w:tcW w:type="dxa" w:w="3281"/>
+            <w:tcW w:type="dxa" w:w="2978"/>
             <w:shd w:val="clear" w:color="auto" w:fill="F3F6FA"/>
           </w:tcPr>
           <w:p>
@@ -17965,7 +17965,7 @@
         </w:tc>
         <w:tc>
           <w:tcPr>
-            <w:tcW w:type="dxa" w:w="2684"/>
+            <w:tcW w:type="dxa" w:w="2436"/>
             <w:shd w:val="clear" w:color="auto" w:fill="F3F6FA"/>
           </w:tcPr>
           <w:p>
@@ -17989,7 +17989,7 @@
         </w:trPr>
         <w:tc>
           <w:tcPr>
-            <w:tcW w:type="dxa" w:w="1323"/>
+            <w:tcW w:type="dxa" w:w="1520"/>
           </w:tcPr>
           <w:p>
             <w:pPr>
@@ -18007,7 +18007,7 @@
         </w:tc>
         <w:tc>
           <w:tcPr>
-            <w:tcW w:type="dxa" w:w="874"/>
+            <w:tcW w:type="dxa" w:w="1374"/>
           </w:tcPr>
           <w:p>
             <w:pPr>
@@ -18025,7 +18025,7 @@
         </w:tc>
         <w:tc>
           <w:tcPr>
-            <w:tcW w:type="dxa" w:w="1590"/>
+            <w:tcW w:type="dxa" w:w="1443"/>
           </w:tcPr>
           <w:p>
             <w:pPr>
@@ -18043,7 +18043,7 @@
         </w:tc>
         <w:tc>
           <w:tcPr>
-            <w:tcW w:type="dxa" w:w="3281"/>
+            <w:tcW w:type="dxa" w:w="2978"/>
           </w:tcPr>
           <w:p>
             <w:pPr>
@@ -18061,7 +18061,7 @@
         </w:tc>
         <w:tc>
           <w:tcPr>
-            <w:tcW w:type="dxa" w:w="2684"/>
+            <w:tcW w:type="dxa" w:w="2436"/>
           </w:tcPr>
           <w:p>
             <w:pPr>
@@ -18084,7 +18084,7 @@
         </w:trPr>
         <w:tc>
           <w:tcPr>
-            <w:tcW w:type="dxa" w:w="1323"/>
+            <w:tcW w:type="dxa" w:w="1520"/>
             <w:shd w:val="clear" w:color="auto" w:fill="F3F6FA"/>
           </w:tcPr>
           <w:p>
@@ -18103,7 +18103,7 @@
         </w:tc>
         <w:tc>
           <w:tcPr>
-            <w:tcW w:type="dxa" w:w="874"/>
+            <w:tcW w:type="dxa" w:w="1374"/>
             <w:shd w:val="clear" w:color="auto" w:fill="F3F6FA"/>
           </w:tcPr>
           <w:p>
@@ -18122,7 +18122,7 @@
         </w:tc>
         <w:tc>
           <w:tcPr>
-            <w:tcW w:type="dxa" w:w="1590"/>
+            <w:tcW w:type="dxa" w:w="1443"/>
             <w:shd w:val="clear" w:color="auto" w:fill="F3F6FA"/>
           </w:tcPr>
           <w:p>
@@ -18141,7 +18141,7 @@
         </w:tc>
         <w:tc>
           <w:tcPr>
-            <w:tcW w:type="dxa" w:w="3281"/>
+            <w:tcW w:type="dxa" w:w="2978"/>
             <w:shd w:val="clear" w:color="auto" w:fill="F3F6FA"/>
           </w:tcPr>
           <w:p>
@@ -18160,7 +18160,7 @@
         </w:tc>
         <w:tc>
           <w:tcPr>
-            <w:tcW w:type="dxa" w:w="2684"/>
+            <w:tcW w:type="dxa" w:w="2436"/>
             <w:shd w:val="clear" w:color="auto" w:fill="F3F6FA"/>
           </w:tcPr>
           <w:p>
@@ -18184,7 +18184,7 @@
         </w:trPr>
         <w:tc>
           <w:tcPr>
-            <w:tcW w:type="dxa" w:w="1323"/>
+            <w:tcW w:type="dxa" w:w="1520"/>
           </w:tcPr>
           <w:p>
             <w:pPr>
@@ -18202,7 +18202,7 @@
         </w:tc>
         <w:tc>
           <w:tcPr>
-            <w:tcW w:type="dxa" w:w="874"/>
+            <w:tcW w:type="dxa" w:w="1374"/>
           </w:tcPr>
           <w:p>
             <w:pPr>
@@ -18220,7 +18220,7 @@
         </w:tc>
         <w:tc>
           <w:tcPr>
-            <w:tcW w:type="dxa" w:w="1590"/>
+            <w:tcW w:type="dxa" w:w="1443"/>
           </w:tcPr>
           <w:p>
             <w:pPr>
@@ -18238,7 +18238,7 @@
         </w:tc>
         <w:tc>
           <w:tcPr>
-            <w:tcW w:type="dxa" w:w="3281"/>
+            <w:tcW w:type="dxa" w:w="2978"/>
           </w:tcPr>
           <w:p>
             <w:pPr>
@@ -18256,7 +18256,7 @@
         </w:tc>
         <w:tc>
           <w:tcPr>
-            <w:tcW w:type="dxa" w:w="2684"/>
+            <w:tcW w:type="dxa" w:w="2436"/>
           </w:tcPr>
           <w:p>
             <w:pPr>
@@ -18279,7 +18279,7 @@
         </w:trPr>
         <w:tc>
           <w:tcPr>
-            <w:tcW w:type="dxa" w:w="1323"/>
+            <w:tcW w:type="dxa" w:w="1520"/>
             <w:shd w:val="clear" w:color="auto" w:fill="F3F6FA"/>
           </w:tcPr>
           <w:p>
@@ -18298,7 +18298,7 @@
         </w:tc>
         <w:tc>
           <w:tcPr>
-            <w:tcW w:type="dxa" w:w="874"/>
+            <w:tcW w:type="dxa" w:w="1374"/>
             <w:shd w:val="clear" w:color="auto" w:fill="F3F6FA"/>
           </w:tcPr>
           <w:p>
@@ -18317,7 +18317,7 @@
         </w:tc>
         <w:tc>
           <w:tcPr>
-            <w:tcW w:type="dxa" w:w="1590"/>
+            <w:tcW w:type="dxa" w:w="1443"/>
             <w:shd w:val="clear" w:color="auto" w:fill="F3F6FA"/>
           </w:tcPr>
           <w:p>
@@ -18336,7 +18336,7 @@
         </w:tc>
         <w:tc>
           <w:tcPr>
-            <w:tcW w:type="dxa" w:w="3281"/>
+            <w:tcW w:type="dxa" w:w="2978"/>
             <w:shd w:val="clear" w:color="auto" w:fill="F3F6FA"/>
           </w:tcPr>
           <w:p>
@@ -18355,7 +18355,7 @@
         </w:tc>
         <w:tc>
           <w:tcPr>
-            <w:tcW w:type="dxa" w:w="2684"/>
+            <w:tcW w:type="dxa" w:w="2436"/>
             <w:shd w:val="clear" w:color="auto" w:fill="F3F6FA"/>
           </w:tcPr>
           <w:p>
@@ -22413,12 +22413,12 @@
         <w:tblW w:w="9751" w:type="dxa"/>
       </w:tblPr>
       <w:tblGrid>
-        <w:gridCol w:w="607"/>
-        <w:gridCol w:w="3198"/>
-        <w:gridCol w:w="3169"/>
-        <w:gridCol w:w="1012"/>
-        <w:gridCol w:w="835"/>
-        <w:gridCol w:w="926"/>
+        <w:gridCol w:w="1159"/>
+        <w:gridCol w:w="1943"/>
+        <w:gridCol w:w="1926"/>
+        <w:gridCol w:w="1800"/>
+        <w:gridCol w:w="1520"/>
+        <w:gridCol w:w="1400"/>
       </w:tblGrid>
       <w:tr>
         <w:trPr>
@@ -22428,7 +22428,7 @@
         </w:trPr>
         <w:tc>
           <w:tcPr>
-            <w:tcW w:type="dxa" w:w="608"/>
+            <w:tcW w:type="dxa" w:w="1160"/>
             <w:shd w:val="clear" w:color="auto" w:fill="13315C"/>
           </w:tcPr>
           <w:p>
@@ -22449,7 +22449,7 @@
         </w:tc>
         <w:tc>
           <w:tcPr>
-            <w:tcW w:type="dxa" w:w="3199"/>
+            <w:tcW w:type="dxa" w:w="1944"/>
             <w:shd w:val="clear" w:color="auto" w:fill="13315C"/>
           </w:tcPr>
           <w:p>
@@ -22470,7 +22470,7 @@
         </w:tc>
         <w:tc>
           <w:tcPr>
-            <w:tcW w:type="dxa" w:w="3169"/>
+            <w:tcW w:type="dxa" w:w="1926"/>
             <w:shd w:val="clear" w:color="auto" w:fill="13315C"/>
           </w:tcPr>
           <w:p>
@@ -22491,7 +22491,7 @@
         </w:tc>
         <w:tc>
           <w:tcPr>
-            <w:tcW w:type="dxa" w:w="1013"/>
+            <w:tcW w:type="dxa" w:w="1801"/>
             <w:shd w:val="clear" w:color="auto" w:fill="13315C"/>
           </w:tcPr>
           <w:p>
@@ -22512,7 +22512,7 @@
         </w:tc>
         <w:tc>
           <w:tcPr>
-            <w:tcW w:type="dxa" w:w="836"/>
+            <w:tcW w:type="dxa" w:w="1520"/>
             <w:shd w:val="clear" w:color="auto" w:fill="13315C"/>
           </w:tcPr>
           <w:p>
@@ -22533,7 +22533,7 @@
         </w:tc>
         <w:tc>
           <w:tcPr>
-            <w:tcW w:type="dxa" w:w="927"/>
+            <w:tcW w:type="dxa" w:w="1400"/>
             <w:shd w:val="clear" w:color="auto" w:fill="13315C"/>
           </w:tcPr>
           <w:p>
@@ -22559,7 +22559,7 @@
         </w:trPr>
         <w:tc>
           <w:tcPr>
-            <w:tcW w:type="dxa" w:w="608"/>
+            <w:tcW w:type="dxa" w:w="1160"/>
           </w:tcPr>
           <w:p>
             <w:pPr>
@@ -22577,7 +22577,7 @@
         </w:tc>
         <w:tc>
           <w:tcPr>
-            <w:tcW w:type="dxa" w:w="3199"/>
+            <w:tcW w:type="dxa" w:w="1944"/>
           </w:tcPr>
           <w:p>
             <w:pPr>
@@ -22595,7 +22595,7 @@
         </w:tc>
         <w:tc>
           <w:tcPr>
-            <w:tcW w:type="dxa" w:w="3169"/>
+            <w:tcW w:type="dxa" w:w="1926"/>
           </w:tcPr>
           <w:p>
             <w:pPr>
@@ -22613,7 +22613,7 @@
         </w:tc>
         <w:tc>
           <w:tcPr>
-            <w:tcW w:type="dxa" w:w="1013"/>
+            <w:tcW w:type="dxa" w:w="1801"/>
           </w:tcPr>
           <w:p>
             <w:pPr>
@@ -22631,7 +22631,7 @@
         </w:tc>
         <w:tc>
           <w:tcPr>
-            <w:tcW w:type="dxa" w:w="836"/>
+            <w:tcW w:type="dxa" w:w="1520"/>
           </w:tcPr>
           <w:p>
             <w:pPr>
@@ -22649,7 +22649,7 @@
         </w:tc>
         <w:tc>
           <w:tcPr>
-            <w:tcW w:type="dxa" w:w="927"/>
+            <w:tcW w:type="dxa" w:w="1400"/>
           </w:tcPr>
           <w:p>
             <w:pPr>
@@ -22672,7 +22672,7 @@
         </w:trPr>
         <w:tc>
           <w:tcPr>
-            <w:tcW w:type="dxa" w:w="608"/>
+            <w:tcW w:type="dxa" w:w="1160"/>
             <w:shd w:val="clear" w:color="auto" w:fill="F3F6FA"/>
           </w:tcPr>
           <w:p>
@@ -22691,7 +22691,7 @@
         </w:tc>
         <w:tc>
           <w:tcPr>
-            <w:tcW w:type="dxa" w:w="3199"/>
+            <w:tcW w:type="dxa" w:w="1944"/>
             <w:shd w:val="clear" w:color="auto" w:fill="F3F6FA"/>
           </w:tcPr>
           <w:p>
@@ -22710,7 +22710,7 @@
         </w:tc>
         <w:tc>
           <w:tcPr>
-            <w:tcW w:type="dxa" w:w="3169"/>
+            <w:tcW w:type="dxa" w:w="1926"/>
             <w:shd w:val="clear" w:color="auto" w:fill="F3F6FA"/>
           </w:tcPr>
           <w:p>
@@ -22729,7 +22729,7 @@
         </w:tc>
         <w:tc>
           <w:tcPr>
-            <w:tcW w:type="dxa" w:w="1013"/>
+            <w:tcW w:type="dxa" w:w="1801"/>
             <w:shd w:val="clear" w:color="auto" w:fill="F3F6FA"/>
           </w:tcPr>
           <w:p>
@@ -22748,7 +22748,7 @@
         </w:tc>
         <w:tc>
           <w:tcPr>
-            <w:tcW w:type="dxa" w:w="836"/>
+            <w:tcW w:type="dxa" w:w="1520"/>
             <w:shd w:val="clear" w:color="auto" w:fill="F3F6FA"/>
           </w:tcPr>
           <w:p>
@@ -22767,7 +22767,7 @@
         </w:tc>
         <w:tc>
           <w:tcPr>
-            <w:tcW w:type="dxa" w:w="927"/>
+            <w:tcW w:type="dxa" w:w="1400"/>
             <w:shd w:val="clear" w:color="auto" w:fill="F3F6FA"/>
           </w:tcPr>
           <w:p>
@@ -22791,7 +22791,7 @@
         </w:trPr>
         <w:tc>
           <w:tcPr>
-            <w:tcW w:type="dxa" w:w="608"/>
+            <w:tcW w:type="dxa" w:w="1160"/>
           </w:tcPr>
           <w:p>
             <w:pPr>
@@ -22809,7 +22809,7 @@
         </w:tc>
         <w:tc>
           <w:tcPr>
-            <w:tcW w:type="dxa" w:w="3199"/>
+            <w:tcW w:type="dxa" w:w="1944"/>
           </w:tcPr>
           <w:p>
             <w:pPr>
@@ -22827,7 +22827,7 @@
         </w:tc>
         <w:tc>
           <w:tcPr>
-            <w:tcW w:type="dxa" w:w="3169"/>
+            <w:tcW w:type="dxa" w:w="1926"/>
           </w:tcPr>
           <w:p>
             <w:pPr>
@@ -22845,7 +22845,7 @@
         </w:tc>
         <w:tc>
           <w:tcPr>
-            <w:tcW w:type="dxa" w:w="1013"/>
+            <w:tcW w:type="dxa" w:w="1801"/>
           </w:tcPr>
           <w:p>
             <w:pPr>
@@ -22863,7 +22863,7 @@
         </w:tc>
         <w:tc>
           <w:tcPr>
-            <w:tcW w:type="dxa" w:w="836"/>
+            <w:tcW w:type="dxa" w:w="1520"/>
           </w:tcPr>
           <w:p>
             <w:pPr>
@@ -22881,7 +22881,7 @@
         </w:tc>
         <w:tc>
           <w:tcPr>
-            <w:tcW w:type="dxa" w:w="927"/>
+            <w:tcW w:type="dxa" w:w="1400"/>
           </w:tcPr>
           <w:p>
             <w:pPr>
@@ -22904,7 +22904,7 @@
         </w:trPr>
         <w:tc>
           <w:tcPr>
-            <w:tcW w:type="dxa" w:w="608"/>
+            <w:tcW w:type="dxa" w:w="1160"/>
             <w:shd w:val="clear" w:color="auto" w:fill="F3F6FA"/>
           </w:tcPr>
           <w:p>
@@ -22923,7 +22923,7 @@
         </w:tc>
         <w:tc>
           <w:tcPr>
-            <w:tcW w:type="dxa" w:w="3199"/>
+            <w:tcW w:type="dxa" w:w="1944"/>
             <w:shd w:val="clear" w:color="auto" w:fill="F3F6FA"/>
           </w:tcPr>
           <w:p>
@@ -22942,7 +22942,7 @@
         </w:tc>
         <w:tc>
           <w:tcPr>
-            <w:tcW w:type="dxa" w:w="3169"/>
+            <w:tcW w:type="dxa" w:w="1926"/>
             <w:shd w:val="clear" w:color="auto" w:fill="F3F6FA"/>
           </w:tcPr>
           <w:p>
@@ -22961,7 +22961,7 @@
         </w:tc>
         <w:tc>
           <w:tcPr>
-            <w:tcW w:type="dxa" w:w="1013"/>
+            <w:tcW w:type="dxa" w:w="1801"/>
             <w:shd w:val="clear" w:color="auto" w:fill="F3F6FA"/>
           </w:tcPr>
           <w:p>
@@ -22980,7 +22980,7 @@
         </w:tc>
         <w:tc>
           <w:tcPr>
-            <w:tcW w:type="dxa" w:w="836"/>
+            <w:tcW w:type="dxa" w:w="1520"/>
             <w:shd w:val="clear" w:color="auto" w:fill="F3F6FA"/>
           </w:tcPr>
           <w:p>
@@ -22999,7 +22999,7 @@
         </w:tc>
         <w:tc>
           <w:tcPr>
-            <w:tcW w:type="dxa" w:w="927"/>
+            <w:tcW w:type="dxa" w:w="1400"/>
             <w:shd w:val="clear" w:color="auto" w:fill="F3F6FA"/>
           </w:tcPr>
           <w:p>
@@ -25184,7 +25184,7 @@
         <w:t xml:space="preserve"> </w:t>
       </w:r>
       <w:r>
-        <w:t xml:space="preserve">fictional scenario. They have not been reviewed by a certification body or a</w:t>
+        <w:t xml:space="preserve">simulated scenario. They have not been reviewed by a certification body or a</w:t>
       </w:r>
       <w:r>
         <w:t xml:space="preserve"> </w:t>
@@ -27306,7 +27306,7 @@
           <w:iCs/>
           <w:i/>
         </w:rPr>
-        <w:t xml:space="preserve">All content fictional. Prepared by O.S as portfolio project 1 of 7.</w:t>
+        <w:t xml:space="preserve">Simulated case study content. Prepared by O.S as portfolio project 1 of 7.</w:t>
       </w:r>
     </w:p>
     <w:bookmarkEnd w:id="116"/>
@@ -27337,7 +27337,7 @@
         <w:color w:val="6B7280"/>
         <w:sz w:val="15"/>
       </w:rPr>
-      <w:t xml:space="preserve">Fictional portfolio case study  ·  Prepared by O.S  ·  Page </w:t>
+      <w:t xml:space="preserve">Simulated case study  ·  Prepared by O.S  ·  Page </w:t>
     </w:r>
     <w:r>
       <w:rPr>

--- a/01-security-policy-pack/01-security-policy-pack.docx
+++ b/01-security-policy-pack/01-security-policy-pack.docx
@@ -728,7 +728,7 @@
               <w:rPr>
                 <w:sz w:val="17"/>
               </w:rPr>
-              <w:t xml:space="preserve">Amazon Web Services (AWS)</w:t>
+              <w:t xml:space="preserve">CloudCo</w:t>
             </w:r>
           </w:p>
         </w:tc>
@@ -769,7 +769,7 @@
               <w:rPr>
                 <w:sz w:val="17"/>
               </w:rPr>
-              <w:t xml:space="preserve">GitHub</w:t>
+              <w:t xml:space="preserve">CodeCo</w:t>
             </w:r>
           </w:p>
         </w:tc>
@@ -812,7 +812,7 @@
               <w:rPr>
                 <w:sz w:val="17"/>
               </w:rPr>
-              <w:t xml:space="preserve">Slack</w:t>
+              <w:t xml:space="preserve">ChatCo</w:t>
             </w:r>
           </w:p>
         </w:tc>
@@ -853,7 +853,7 @@
               <w:rPr>
                 <w:sz w:val="17"/>
               </w:rPr>
-              <w:t xml:space="preserve">Google Workspace</w:t>
+              <w:t xml:space="preserve">OfficeCo</w:t>
             </w:r>
           </w:p>
         </w:tc>
@@ -896,7 +896,7 @@
               <w:rPr>
                 <w:sz w:val="17"/>
               </w:rPr>
-              <w:t xml:space="preserve">Stripe (Cypher stores payment metadata only; card numbers are held by Stripe)</w:t>
+              <w:t xml:space="preserve">PaymentsCo (Cypher stores payment metadata only; card numbers are held by PaymentsCo)</w:t>
             </w:r>
           </w:p>
         </w:tc>
@@ -4105,7 +4105,7 @@
         <w:pStyle w:val="Compact"/>
       </w:pPr>
       <w:r>
-        <w:t xml:space="preserve">All Cypher Group accounts, including Google Workspace, Slack, GitHub, Amazon Web Services, the Stripe dashboard and any other system holding Cypher Group information.</w:t>
+        <w:t xml:space="preserve">All Cypher Group accounts, including OfficeCo, ChatCo, CodeCo, CloudCo, the PaymentsCo dashboard and any other system holding Cypher Group information.</w:t>
       </w:r>
     </w:p>
     <w:p>
@@ -4499,7 +4499,7 @@
         <w:pStyle w:val="BodyText"/>
       </w:pPr>
       <w:r>
-        <w:t xml:space="preserve">4.1.2 Limited, reasonable personal use of email, Slack and internet access</w:t>
+        <w:t xml:space="preserve">4.1.2 Limited, reasonable personal use of email, ChatCo and internet access</w:t>
       </w:r>
       <w:r>
         <w:t xml:space="preserve"> </w:t>
@@ -4740,7 +4740,7 @@
         <w:t xml:space="preserve"> </w:t>
       </w:r>
       <w:r>
-        <w:t xml:space="preserve">store credentials in browsers, spreadsheets, notes applications, Slack messages or source code.</w:t>
+        <w:t xml:space="preserve">store credentials in browsers, spreadsheets, notes applications, ChatCo messages or source code.</w:t>
       </w:r>
     </w:p>
     <w:p>
@@ -4779,7 +4779,7 @@
         <w:pStyle w:val="FirstParagraph"/>
       </w:pPr>
       <w:r>
-        <w:t xml:space="preserve">4.4.1 Any device used to access Cypher Group email, Slack, documents or code</w:t>
+        <w:t xml:space="preserve">4.4.1 Any device used to access Cypher Group email, ChatCo, documents or code</w:t>
       </w:r>
       <w:r>
         <w:t xml:space="preserve"> </w:t>
@@ -5201,7 +5201,7 @@
         <w:t xml:space="preserve"> </w:t>
       </w:r>
       <w:r>
-        <w:t xml:space="preserve">exercise care when addressing email and Slack messages containing Confidential or Restricted information, and</w:t>
+        <w:t xml:space="preserve">exercise care when addressing email and ChatCo messages containing Confidential or Restricted information, and</w:t>
       </w:r>
       <w:r>
         <w:t xml:space="preserve"> </w:t>
@@ -7882,7 +7882,7 @@
         <w:t xml:space="preserve"> </w:t>
       </w:r>
       <w:r>
-        <w:t xml:space="preserve">Google Workspace, Slack, GitHub, Amazon Web Services, the Stripe dashboard,</w:t>
+        <w:t xml:space="preserve">OfficeCo, ChatCo, CodeCo, CloudCo, the PaymentsCo dashboard,</w:t>
       </w:r>
       <w:r>
         <w:t xml:space="preserve"> </w:t>
@@ -8465,7 +8465,7 @@
         <w:t xml:space="preserve"> </w:t>
       </w:r>
       <w:r>
-        <w:t xml:space="preserve">be stored in browser password stores, spreadsheets, documents, notes applications, Slack messages, Jira tickets or source code.</w:t>
+        <w:t xml:space="preserve">be stored in browser password stores, spreadsheets, documents, notes applications, ChatCo messages, Jira tickets or source code.</w:t>
       </w:r>
     </w:p>
     <w:p>
@@ -8611,7 +8611,7 @@
         <w:t xml:space="preserve"> </w:t>
       </w:r>
       <w:r>
-        <w:t xml:space="preserve">Cypher Group accounts, without exception, on the following systems as a minimum: Google Workspace, Slack, GitHub, Amazon Web Services, the Stripe dashboard, and the production database administration interface.</w:t>
+        <w:t xml:space="preserve">Cypher Group accounts, without exception, on the following systems as a minimum: OfficeCo, ChatCo, CodeCo, CloudCo, the PaymentsCo dashboard, and the production database administration interface.</w:t>
       </w:r>
     </w:p>
     <w:p>
@@ -8985,7 +8985,7 @@
           <w:bCs/>
           <w:b/>
         </w:rPr>
-        <w:t xml:space="preserve">AWS root account</w:t>
+        <w:t xml:space="preserve">CloudCo root account</w:t>
       </w:r>
       <w:r>
         <w:t xml:space="preserve"> </w:t>
@@ -9160,7 +9160,7 @@
         <w:t xml:space="preserve"> </w:t>
       </w:r>
       <w:r>
-        <w:t xml:space="preserve">be committed to any GitHub repository. GitHub secret scanning and push protection</w:t>
+        <w:t xml:space="preserve">be committed to any CodeCo repository. CodeCo secret scanning and push protection</w:t>
       </w:r>
       <w:r>
         <w:t xml:space="preserve"> </w:t>
@@ -9258,7 +9258,7 @@
         <w:pStyle w:val="FirstParagraph"/>
       </w:pPr>
       <w:r>
-        <w:t xml:space="preserve">4.6.1 Where a third-party service supports single sign-on through Google Workspace, Cypher Group</w:t>
+        <w:t xml:space="preserve">4.6.1 Where a third-party service supports single sign-on through OfficeCo, Cypher Group</w:t>
       </w:r>
       <w:r>
         <w:t xml:space="preserve"> </w:t>
@@ -11237,7 +11237,7 @@
         <w:t xml:space="preserve"> </w:t>
       </w:r>
       <w:r>
-        <w:t xml:space="preserve">including Google Workspace, Slack, GitHub, Amazon Web Services, the Stripe</w:t>
+        <w:t xml:space="preserve">including OfficeCo, ChatCo, CodeCo, CloudCo, the PaymentsCo</w:t>
       </w:r>
       <w:r>
         <w:t xml:space="preserve"> </w:t>
@@ -11965,7 +11965,7 @@
               <w:rPr>
                 <w:sz w:val="17"/>
               </w:rPr>
-              <w:t xml:space="preserve">Google Workspace, Slack, GitHub (write, non-admin), AWS non-production, ticketing</w:t>
+              <w:t xml:space="preserve">OfficeCo, ChatCo, CodeCo (write, non-admin), CloudCo non-production, ticketing</w:t>
             </w:r>
           </w:p>
         </w:tc>
@@ -11983,7 +11983,7 @@
               <w:rPr>
                 <w:sz w:val="17"/>
               </w:rPr>
-              <w:t xml:space="preserve">AWS production, Stripe, production database, billing</w:t>
+              <w:t xml:space="preserve">CloudCo production, PaymentsCo, production database, billing</w:t>
             </w:r>
           </w:p>
         </w:tc>
@@ -12026,7 +12026,7 @@
               <w:rPr>
                 <w:sz w:val="17"/>
               </w:rPr>
-              <w:t xml:space="preserve">Engineering profile plus AWS production (time-bounded), production database read</w:t>
+              <w:t xml:space="preserve">Engineering profile plus CloudCo production (time-bounded), production database read</w:t>
             </w:r>
           </w:p>
         </w:tc>
@@ -12045,7 +12045,7 @@
               <w:rPr>
                 <w:sz w:val="17"/>
               </w:rPr>
-              <w:t xml:space="preserve">Stripe, billing, HR records</w:t>
+              <w:t xml:space="preserve">PaymentsCo, billing, HR records</w:t>
             </w:r>
           </w:p>
         </w:tc>
@@ -12086,7 +12086,7 @@
               <w:rPr>
                 <w:sz w:val="17"/>
               </w:rPr>
-              <w:t xml:space="preserve">Google Workspace, Slack, support platform, customer account read</w:t>
+              <w:t xml:space="preserve">OfficeCo, ChatCo, support platform, customer account read</w:t>
             </w:r>
           </w:p>
         </w:tc>
@@ -12104,7 +12104,7 @@
               <w:rPr>
                 <w:sz w:val="17"/>
               </w:rPr>
-              <w:t xml:space="preserve">Source code, AWS, Stripe, HR records</w:t>
+              <w:t xml:space="preserve">Source code, CloudCo, PaymentsCo, HR records</w:t>
             </w:r>
           </w:p>
         </w:tc>
@@ -12147,7 +12147,7 @@
               <w:rPr>
                 <w:sz w:val="17"/>
               </w:rPr>
-              <w:t xml:space="preserve">Google Workspace, Slack, CRM, customer account read</w:t>
+              <w:t xml:space="preserve">OfficeCo, ChatCo, CRM, customer account read</w:t>
             </w:r>
           </w:p>
         </w:tc>
@@ -12166,7 +12166,7 @@
               <w:rPr>
                 <w:sz w:val="17"/>
               </w:rPr>
-              <w:t xml:space="preserve">Source code, AWS, Stripe, production database</w:t>
+              <w:t xml:space="preserve">Source code, CloudCo, PaymentsCo, production database</w:t>
             </w:r>
           </w:p>
         </w:tc>
@@ -12207,7 +12207,7 @@
               <w:rPr>
                 <w:sz w:val="17"/>
               </w:rPr>
-              <w:t xml:space="preserve">Google Workspace, Slack, Stripe dashboard, accounting platform</w:t>
+              <w:t xml:space="preserve">OfficeCo, ChatCo, PaymentsCo dashboard, accounting platform</w:t>
             </w:r>
           </w:p>
         </w:tc>
@@ -12225,7 +12225,7 @@
               <w:rPr>
                 <w:sz w:val="17"/>
               </w:rPr>
-              <w:t xml:space="preserve">Source code, AWS, production database, HR records</w:t>
+              <w:t xml:space="preserve">Source code, CloudCo, production database, HR records</w:t>
             </w:r>
           </w:p>
         </w:tc>
@@ -12268,7 +12268,7 @@
               <w:rPr>
                 <w:sz w:val="17"/>
               </w:rPr>
-              <w:t xml:space="preserve">Google Workspace, Slack, HR platform, payroll</w:t>
+              <w:t xml:space="preserve">OfficeCo, ChatCo, HR platform, payroll</w:t>
             </w:r>
           </w:p>
         </w:tc>
@@ -12287,7 +12287,7 @@
               <w:rPr>
                 <w:sz w:val="17"/>
               </w:rPr>
-              <w:t xml:space="preserve">Source code, AWS, Stripe, customer data</w:t>
+              <w:t xml:space="preserve">Source code, CloudCo, PaymentsCo, customer data</w:t>
             </w:r>
           </w:p>
         </w:tc>
@@ -12933,7 +12933,7 @@
         <w:t xml:space="preserve"> </w:t>
       </w:r>
       <w:r>
-        <w:t xml:space="preserve">This includes Google Workspace, Slack, GitHub, AWS, Stripe, the production database, the support platform, all third-party services, and any physical access credential.</w:t>
+        <w:t xml:space="preserve">This includes OfficeCo, ChatCo, CodeCo, CloudCo, PaymentsCo, the production database, the support platform, all third-party services, and any physical access credential.</w:t>
       </w:r>
     </w:p>
     <w:p>
@@ -13068,7 +13068,7 @@
         <w:pStyle w:val="BodyText"/>
       </w:pPr>
       <w:r>
-        <w:t xml:space="preserve">4.5.6 The departing individual's Google Workspace and Slack accounts</w:t>
+        <w:t xml:space="preserve">4.5.6 The departing individual's OfficeCo and ChatCo accounts</w:t>
       </w:r>
       <w:r>
         <w:t xml:space="preserve"> </w:t>
@@ -16481,7 +16481,7 @@
               <w:rPr>
                 <w:sz w:val="17"/>
               </w:rPr>
-              <w:t xml:space="preserve">Team wiki pages, org chart, internal roadmap, meeting notes, most Slack channels, this policy pack</w:t>
+              <w:t xml:space="preserve">Team wiki pages, org chart, internal roadmap, meeting notes, most ChatCo channels, this policy pack</w:t>
             </w:r>
           </w:p>
         </w:tc>
@@ -16639,7 +16639,7 @@
               <w:rPr>
                 <w:sz w:val="17"/>
               </w:rPr>
-              <w:t xml:space="preserve">Stripe payment metadata, production database credentials, AWS root credentials, API keys and secrets, security incident records, bulk exports of customer personal data</w:t>
+              <w:t xml:space="preserve">PaymentsCo payment metadata, production database credentials, CloudCo root credentials, API keys and secrets, security incident records, bulk exports of customer personal data</w:t>
             </w:r>
           </w:p>
         </w:tc>
@@ -16801,7 +16801,7 @@
         <w:t xml:space="preserve">does not store payment card numbers</w:t>
       </w:r>
       <w:r>
-        <w:t xml:space="preserve">. Card data is held by Stripe. Cypher Group holds</w:t>
+        <w:t xml:space="preserve">. Card data is held by PaymentsCo. Cypher Group holds</w:t>
       </w:r>
       <w:r>
         <w:t xml:space="preserve"> </w:t>
@@ -17257,7 +17257,7 @@
               <w:rPr>
                 <w:sz w:val="17"/>
               </w:rPr>
-              <w:t xml:space="preserve">Google Workspace, Slack, approved SaaS</w:t>
+              <w:t xml:space="preserve">OfficeCo, ChatCo, approved SaaS</w:t>
             </w:r>
           </w:p>
         </w:tc>
@@ -17275,7 +17275,7 @@
               <w:rPr>
                 <w:sz w:val="17"/>
               </w:rPr>
-              <w:t xml:space="preserve">Google Workspace with restricted sharing, GitHub private repositories, AWS production</w:t>
+              <w:t xml:space="preserve">OfficeCo with restricted sharing, CodeCo private repositories, CloudCo production</w:t>
             </w:r>
           </w:p>
         </w:tc>
@@ -17647,7 +17647,7 @@
               <w:rPr>
                 <w:sz w:val="17"/>
               </w:rPr>
-              <w:t xml:space="preserve">Company email, Slack</w:t>
+              <w:t xml:space="preserve">Company email, ChatCo</w:t>
             </w:r>
           </w:p>
         </w:tc>
@@ -17665,7 +17665,7 @@
               <w:rPr>
                 <w:sz w:val="17"/>
               </w:rPr>
-              <w:t xml:space="preserve">Company email, Slack, approved file sharing with link expiry</w:t>
+              <w:t xml:space="preserve">Company email, ChatCo, approved file sharing with link expiry</w:t>
             </w:r>
           </w:p>
         </w:tc>
@@ -18439,7 +18439,7 @@
         <w:pStyle w:val="BodyText"/>
       </w:pPr>
       <w:r>
-        <w:t xml:space="preserve">4.3.2 Slack channels carrying Confidential or Restricted information</w:t>
+        <w:t xml:space="preserve">4.3.2 ChatCo channels carrying Confidential or Restricted information</w:t>
       </w:r>
       <w:r>
         <w:t xml:space="preserve"> </w:t>
@@ -21959,7 +21959,7 @@
               <w:rPr>
                 <w:sz w:val="17"/>
               </w:rPr>
-              <w:t xml:space="preserve">Slack</w:t>
+              <w:t xml:space="preserve">ChatCo</w:t>
             </w:r>
           </w:p>
         </w:tc>
@@ -22313,7 +22313,7 @@
         <w:t xml:space="preserve"> </w:t>
       </w:r>
       <w:r>
-        <w:t xml:space="preserve">discuss a suspected or confirmed incident with anyone outside the response team, including customers, on social media, or in public Slack channels, until the Communications Lead authorises it.</w:t>
+        <w:t xml:space="preserve">discuss a suspected or confirmed incident with anyone outside the response team, including customers, on social media, or in public ChatCo channels, until the Communications Lead authorises it.</w:t>
       </w:r>
     </w:p>
     <w:p>
@@ -22955,7 +22955,7 @@
               <w:rPr>
                 <w:sz w:val="17"/>
               </w:rPr>
-              <w:t xml:space="preserve">Reported phishing email, not clicked; misconfigured Slack channel corrected</w:t>
+              <w:t xml:space="preserve">Reported phishing email, not clicked; misconfigured ChatCo channel corrected</w:t>
             </w:r>
           </w:p>
         </w:tc>

--- a/01-security-policy-pack/01-security-policy-pack.docx
+++ b/01-security-policy-pack/01-security-policy-pack.docx
@@ -27306,7 +27306,7 @@
           <w:iCs/>
           <w:i/>
         </w:rPr>
-        <w:t xml:space="preserve">Simulated case study content. Prepared by O.S as portfolio project 1 of 7.</w:t>
+        <w:t xml:space="preserve">Prepared by O.S · Portfolio project 01.</w:t>
       </w:r>
     </w:p>
     <w:bookmarkEnd w:id="116"/>

--- a/01-security-policy-pack/01-security-policy-pack.docx
+++ b/01-security-policy-pack/01-security-policy-pack.docx
@@ -303,7 +303,7 @@
               <w:rPr>
                 <w:sz w:val="17"/>
               </w:rPr>
-              <w:t xml:space="preserve">Jerry Olugboye, Chief Executive Officer</w:t>
+              <w:t xml:space="preserve">Jerry Gold, Chief Executive Officer</w:t>
             </w:r>
           </w:p>
         </w:tc>
@@ -2920,7 +2920,7 @@
               <w:rPr>
                 <w:sz w:val="17"/>
               </w:rPr>
-              <w:t xml:space="preserve">Jerry Olugboye</w:t>
+              <w:t xml:space="preserve">Jerry Gold</w:t>
             </w:r>
           </w:p>
         </w:tc>
@@ -3553,7 +3553,7 @@
               <w:rPr>
                 <w:sz w:val="17"/>
               </w:rPr>
-              <w:t xml:space="preserve">Jerry Olugboye, Chief Executive Officer</w:t>
+              <w:t xml:space="preserve">Jerry Gold, Chief Executive Officer</w:t>
             </w:r>
           </w:p>
         </w:tc>
@@ -4010,7 +4010,7 @@
               <w:rPr>
                 <w:sz w:val="17"/>
               </w:rPr>
-              <w:t xml:space="preserve">Jerry Olugboye</w:t>
+              <w:t xml:space="preserve">Jerry Gold</w:t>
             </w:r>
           </w:p>
         </w:tc>
@@ -7252,7 +7252,7 @@
               <w:rPr>
                 <w:sz w:val="17"/>
               </w:rPr>
-              <w:t xml:space="preserve">Jerry Olugboye, Chief Executive Officer</w:t>
+              <w:t xml:space="preserve">Jerry Gold, Chief Executive Officer</w:t>
             </w:r>
           </w:p>
         </w:tc>
@@ -7709,7 +7709,7 @@
               <w:rPr>
                 <w:sz w:val="17"/>
               </w:rPr>
-              <w:t xml:space="preserve">Jerry Olugboye</w:t>
+              <w:t xml:space="preserve">Jerry Gold</w:t>
             </w:r>
           </w:p>
         </w:tc>
@@ -10669,7 +10669,7 @@
               <w:rPr>
                 <w:sz w:val="17"/>
               </w:rPr>
-              <w:t xml:space="preserve">Jerry Olugboye, Chief Executive Officer</w:t>
+              <w:t xml:space="preserve">Jerry Gold, Chief Executive Officer</w:t>
             </w:r>
           </w:p>
         </w:tc>
@@ -11126,7 +11126,7 @@
               <w:rPr>
                 <w:sz w:val="17"/>
               </w:rPr>
-              <w:t xml:space="preserve">Jerry Olugboye</w:t>
+              <w:t xml:space="preserve">Jerry Gold</w:t>
             </w:r>
           </w:p>
         </w:tc>
@@ -14908,7 +14908,7 @@
               <w:rPr>
                 <w:sz w:val="17"/>
               </w:rPr>
-              <w:t xml:space="preserve">Jerry Olugboye, Chief Executive Officer</w:t>
+              <w:t xml:space="preserve">Jerry Gold, Chief Executive Officer</w:t>
             </w:r>
           </w:p>
         </w:tc>
@@ -15365,7 +15365,7 @@
               <w:rPr>
                 <w:sz w:val="17"/>
               </w:rPr>
-              <w:t xml:space="preserve">Jerry Olugboye</w:t>
+              <w:t xml:space="preserve">Jerry Gold</w:t>
             </w:r>
           </w:p>
         </w:tc>
@@ -16159,7 +16159,7 @@
               <w:rPr>
                 <w:sz w:val="17"/>
               </w:rPr>
-              <w:t xml:space="preserve">Jerry Olugboye</w:t>
+              <w:t xml:space="preserve">Jerry Gold</w:t>
             </w:r>
           </w:p>
         </w:tc>
@@ -20292,7 +20292,7 @@
               <w:rPr>
                 <w:sz w:val="17"/>
               </w:rPr>
-              <w:t xml:space="preserve">Jerry Olugboye, Chief Executive Officer</w:t>
+              <w:t xml:space="preserve">Jerry Gold, Chief Executive Officer</w:t>
             </w:r>
           </w:p>
         </w:tc>
@@ -20749,7 +20749,7 @@
               <w:rPr>
                 <w:sz w:val="17"/>
               </w:rPr>
-              <w:t xml:space="preserve">Jerry Olugboye</w:t>
+              <w:t xml:space="preserve">Jerry Gold</w:t>
             </w:r>
           </w:p>
         </w:tc>
